--- a/Project Documents/721814 SOP/721814 SOP/Medical/CS_WI_MS005 Revision 10.docx
+++ b/Project Documents/721814 SOP/721814 SOP/Medical/CS_WI_MS005 Revision 10.docx
@@ -86,41 +86,6 @@
                 <w:rFonts w:ascii="Times New Roman"/>
                 <w:sz w:val="20"/>
               </w:rPr>
-              <w:drawing>
-                <wp:inline distT="0" distB="0" distL="0" distR="0">
-                  <wp:extent cx="1978151" cy="347472"/>
-                  <wp:effectExtent l="0" t="0" r="0" b="0"/>
-                  <wp:docPr id="1" name="image1.png"/>
-                  <wp:cNvGraphicFramePr>
-                    <a:graphicFrameLocks noChangeAspect="1"/>
-                  </wp:cNvGraphicFramePr>
-                  <a:graphic>
-                    <a:graphicData uri="http://schemas.openxmlformats.org/drawingml/2006/picture">
-                      <pic:pic>
-                        <pic:nvPicPr>
-                          <pic:cNvPr id="2" name="image1.png"/>
-                          <pic:cNvPicPr/>
-                        </pic:nvPicPr>
-                        <pic:blipFill>
-                          <a:blip r:embed="rId6" cstate="print"/>
-                          <a:stretch>
-                            <a:fillRect/>
-                          </a:stretch>
-                        </pic:blipFill>
-                        <pic:spPr>
-                          <a:xfrm>
-                            <a:off x="0" y="0"/>
-                            <a:ext cx="1978151" cy="347472"/>
-                          </a:xfrm>
-                          <a:prstGeom prst="rect">
-                            <a:avLst/>
-                          </a:prstGeom>
-                        </pic:spPr>
-                      </pic:pic>
-                    </a:graphicData>
-                  </a:graphic>
-                </wp:inline>
-              </w:drawing>
             </w:r>
             <w:r>
               <w:rPr>
@@ -2465,6 +2430,11 @@
         <w:spacing w:after="0"/>
         <w:sectPr>
           <w:footerReference w:type="default" r:id="rId5"/>
+          <w:headerReference w:type="default" r:id="rId21"/>
+          <w:headerReference w:type="first" r:id="rId22"/>
+          <w:headerReference w:type="even" r:id="rId23"/>
+          <w:footerReference w:type="first" r:id="rId24"/>
+          <w:footerReference w:type="even" r:id="rId25"/>
           <w:type w:val="continuous"/>
           <w:pgSz w:w="12240" w:h="15840"/>
           <w:pgMar w:footer="1144" w:header="0" w:top="700" w:bottom="1340" w:left="980" w:right="960"/>
@@ -11780,566 +11750,6 @@
       </w:pPr>
       <w:r>
         <w:rPr/>
-        <w:pict>
-          <v:group style="position:absolute;margin-left:45.680279pt;margin-top:338.960266pt;width:239.85pt;height:146.75pt;mso-position-horizontal-relative:page;mso-position-vertical-relative:page;z-index:-16190464" id="docshapegroup11" coordorigin="914,6779" coordsize="4797,2935">
-            <v:line style="position:absolute" from="2453,7070" to="2453,7272" stroked="true" strokeweight="2.015518pt" strokecolor="#000000">
-              <v:stroke dashstyle="solid"/>
-            </v:line>
-            <v:shape style="position:absolute;left:2404;top:7262;width:96;height:82" id="docshape12" coordorigin="2405,7262" coordsize="96,82" path="m2453,7344l2405,7262,2501,7262,2453,7344xe" filled="true" fillcolor="#000000" stroked="false">
-              <v:path arrowok="t"/>
-              <v:fill type="solid"/>
-            </v:shape>
-            <v:shape style="position:absolute;left:1444;top:7344;width:2194;height:408" type="#_x0000_t202" id="docshape13" filled="false" stroked="true" strokeweight="2.239438pt" strokecolor="#4f81bc">
-              <v:textbox inset="0,0,0,0">
-                <w:txbxContent>
-                  <w:p>
-                    <w:pPr>
-                      <w:spacing w:line="242" w:lineRule="auto" w:before="24"/>
-                      <w:ind w:left="40" w:right="0" w:firstLine="0"/>
-                      <w:jc w:val="left"/>
-                      <w:rPr>
-                        <w:sz w:val="14"/>
-                      </w:rPr>
-                    </w:pPr>
-                    <w:r>
-                      <w:rPr>
-                        <w:w w:val="115"/>
-                        <w:sz w:val="14"/>
-                      </w:rPr>
-                      <w:t>Issue</w:t>
-                    </w:r>
-                    <w:r>
-                      <w:rPr>
-                        <w:spacing w:val="-9"/>
-                        <w:w w:val="115"/>
-                        <w:sz w:val="14"/>
-                      </w:rPr>
-                      <w:t> </w:t>
-                    </w:r>
-                    <w:r>
-                      <w:rPr>
-                        <w:w w:val="115"/>
-                        <w:sz w:val="14"/>
-                      </w:rPr>
-                      <w:t>resolved</w:t>
-                    </w:r>
-                    <w:r>
-                      <w:rPr>
-                        <w:spacing w:val="-9"/>
-                        <w:w w:val="115"/>
-                        <w:sz w:val="14"/>
-                      </w:rPr>
-                      <w:t> </w:t>
-                    </w:r>
-                    <w:r>
-                      <w:rPr>
-                        <w:w w:val="115"/>
-                        <w:sz w:val="14"/>
-                      </w:rPr>
-                      <w:t>by</w:t>
-                    </w:r>
-                    <w:r>
-                      <w:rPr>
-                        <w:spacing w:val="-9"/>
-                        <w:w w:val="115"/>
-                        <w:sz w:val="14"/>
-                      </w:rPr>
-                      <w:t> </w:t>
-                    </w:r>
-                    <w:r>
-                      <w:rPr>
-                        <w:w w:val="115"/>
-                        <w:sz w:val="14"/>
-                      </w:rPr>
-                      <w:t>the</w:t>
-                    </w:r>
-                    <w:r>
-                      <w:rPr>
-                        <w:spacing w:val="-10"/>
-                        <w:w w:val="115"/>
-                        <w:sz w:val="14"/>
-                      </w:rPr>
-                      <w:t> </w:t>
-                    </w:r>
-                    <w:r>
-                      <w:rPr>
-                        <w:w w:val="115"/>
-                        <w:sz w:val="14"/>
-                      </w:rPr>
-                      <w:t>Monitor or CL</w:t>
-                    </w:r>
-                  </w:p>
-                </w:txbxContent>
-              </v:textbox>
-              <v:stroke dashstyle="solid"/>
-              <w10:wrap type="none"/>
-            </v:shape>
-            <v:shape style="position:absolute;left:1996;top:6801;width:912;height:269" type="#_x0000_t202" id="docshape14" filled="false" stroked="true" strokeweight="2.239438pt" strokecolor="#4f81bc">
-              <v:textbox inset="0,0,0,0">
-                <w:txbxContent>
-                  <w:p>
-                    <w:pPr>
-                      <w:spacing w:before="33"/>
-                      <w:ind w:left="304" w:right="0" w:firstLine="0"/>
-                      <w:jc w:val="left"/>
-                      <w:rPr>
-                        <w:sz w:val="14"/>
-                      </w:rPr>
-                    </w:pPr>
-                    <w:r>
-                      <w:rPr>
-                        <w:spacing w:val="-5"/>
-                        <w:w w:val="115"/>
-                        <w:sz w:val="14"/>
-                      </w:rPr>
-                      <w:t>Yes</w:t>
-                    </w:r>
-                  </w:p>
-                </w:txbxContent>
-              </v:textbox>
-              <v:stroke dashstyle="solid"/>
-              <w10:wrap type="none"/>
-            </v:shape>
-            <v:line style="position:absolute" from="2453,7752" to="2453,7954" stroked="true" strokeweight="2.015518pt" strokecolor="#000000">
-              <v:stroke dashstyle="solid"/>
-            </v:line>
-            <v:shape style="position:absolute;left:2404;top:7944;width:96;height:82" id="docshape15" coordorigin="2405,7944" coordsize="96,82" path="m2453,8026l2405,7944,2501,7944,2453,8026xe" filled="true" fillcolor="#000000" stroked="false">
-              <v:path arrowok="t"/>
-              <v:fill type="solid"/>
-            </v:shape>
-            <v:shape style="position:absolute;left:1171;top:7987;width:3240;height:408" type="#_x0000_t202" id="docshape16" filled="false" stroked="true" strokeweight="2.239438pt" strokecolor="#4f81bc">
-              <v:textbox inset="0,0,0,0">
-                <w:txbxContent>
-                  <w:p>
-                    <w:pPr>
-                      <w:spacing w:line="249" w:lineRule="auto" w:before="28"/>
-                      <w:ind w:left="1072" w:right="0" w:hanging="946"/>
-                      <w:jc w:val="left"/>
-                      <w:rPr>
-                        <w:sz w:val="14"/>
-                      </w:rPr>
-                    </w:pPr>
-                    <w:r>
-                      <w:rPr>
-                        <w:w w:val="115"/>
-                        <w:sz w:val="14"/>
-                      </w:rPr>
-                      <w:t>Site</w:t>
-                    </w:r>
-                    <w:r>
-                      <w:rPr>
-                        <w:spacing w:val="-7"/>
-                        <w:w w:val="115"/>
-                        <w:sz w:val="14"/>
-                      </w:rPr>
-                      <w:t> </w:t>
-                    </w:r>
-                    <w:r>
-                      <w:rPr>
-                        <w:w w:val="115"/>
-                        <w:sz w:val="14"/>
-                      </w:rPr>
-                      <w:t>contacted/e-mailed</w:t>
-                    </w:r>
-                    <w:r>
-                      <w:rPr>
-                        <w:spacing w:val="-7"/>
-                        <w:w w:val="115"/>
-                        <w:sz w:val="14"/>
-                      </w:rPr>
-                      <w:t> </w:t>
-                    </w:r>
-                    <w:r>
-                      <w:rPr>
-                        <w:w w:val="115"/>
-                        <w:sz w:val="14"/>
-                      </w:rPr>
-                      <w:t>by</w:t>
-                    </w:r>
-                    <w:r>
-                      <w:rPr>
-                        <w:spacing w:val="-7"/>
-                        <w:w w:val="115"/>
-                        <w:sz w:val="14"/>
-                      </w:rPr>
-                      <w:t> </w:t>
-                    </w:r>
-                    <w:r>
-                      <w:rPr>
-                        <w:w w:val="115"/>
-                        <w:sz w:val="14"/>
-                      </w:rPr>
-                      <w:t>Monitor</w:t>
-                    </w:r>
-                    <w:r>
-                      <w:rPr>
-                        <w:spacing w:val="-7"/>
-                        <w:w w:val="115"/>
-                        <w:sz w:val="14"/>
-                      </w:rPr>
-                      <w:t> </w:t>
-                    </w:r>
-                    <w:r>
-                      <w:rPr>
-                        <w:w w:val="115"/>
-                        <w:sz w:val="14"/>
-                      </w:rPr>
-                      <w:t>or</w:t>
-                    </w:r>
-                    <w:r>
-                      <w:rPr>
-                        <w:spacing w:val="-7"/>
-                        <w:w w:val="115"/>
-                        <w:sz w:val="14"/>
-                      </w:rPr>
-                      <w:t> </w:t>
-                    </w:r>
-                    <w:r>
-                      <w:rPr>
-                        <w:w w:val="115"/>
-                        <w:sz w:val="14"/>
-                      </w:rPr>
-                      <w:t>CL with resolution</w:t>
-                    </w:r>
-                  </w:p>
-                </w:txbxContent>
-              </v:textbox>
-              <v:stroke dashstyle="solid"/>
-              <w10:wrap type="none"/>
-            </v:shape>
-            <v:shape style="position:absolute;left:936;top:8841;width:1666;height:816" id="docshape17" coordorigin="936,8842" coordsize="1666,816" path="m1354,9658l2184,9658,2208,9658,2227,9658,2246,9653,2270,9653,2290,9648,2309,9643,2328,9634,2347,9629,2366,9619,2386,9610,2400,9600,2419,9590,2434,9576,2448,9566,2462,9552,2477,9538,2491,9523,2506,9509,2520,9494,2530,9480,2539,9466,2549,9446,2558,9427,2568,9408,2578,9389,2582,9370,2587,9355,2592,9331,2597,9312,2597,9293,2602,9274,2602,9250,2602,9230,2597,9206,2597,9187,2592,9168,2587,9149,2582,9130,2578,9110,2568,9091,2558,9072,2549,9058,2539,9038,2530,9024,2520,9005,2506,8990,2491,8976,2477,8962,2462,8947,2448,8933,2434,8923,2419,8914,2400,8904,2386,8890,2366,8885,2347,8875,2328,8866,2309,8861,2290,8856,2270,8851,2246,8846,2227,8842,2208,8842,2184,8842,1354,8842,1330,8842,1310,8842,1291,8846,1267,8851,1248,8856,1229,8861,1210,8866,1190,8875,1171,8885,1152,8890,1138,8904,1118,8914,1104,8923,1090,8933,1075,8947,1061,8962,1046,8976,1032,8990,1018,9005,1008,9024,998,9038,989,9058,979,9072,970,9091,960,9110,955,9130,950,9149,946,9168,941,9187,941,9206,936,9230,936,9250,936,9274,941,9293,941,9312,946,9331,950,9355,955,9370,960,9389,970,9408,979,9427,989,9446,998,9466,1008,9480,1018,9494,1032,9509,1046,9523,1061,9538,1075,9552,1090,9566,1104,9576,1118,9590,1138,9600,1152,9610,1171,9619,1190,9629,1210,9634,1229,9643,1248,9648,1267,9653,1291,9653,1310,9658,1330,9658,1354,9658e" filled="false" stroked="true" strokeweight="2.239438pt" strokecolor="#4f81bc">
-              <v:path arrowok="t"/>
-              <v:stroke dashstyle="solid"/>
-            </v:shape>
-            <v:line style="position:absolute" from="2453,8434" to="1766,8803" stroked="true" strokeweight="2.015518pt" strokecolor="#000000">
-              <v:stroke dashstyle="solid"/>
-            </v:line>
-            <v:shape style="position:absolute;left:1694;top:8764;width:106;height:77" id="docshape18" coordorigin="1694,8765" coordsize="106,77" path="m1694,8842l1752,8765,1800,8837,1694,8842xe" filled="true" fillcolor="#000000" stroked="false">
-              <v:path arrowok="t"/>
-              <v:fill type="solid"/>
-            </v:shape>
-            <v:shape style="position:absolute;left:2755;top:8875;width:2933;height:816" id="docshape19" coordorigin="2755,8875" coordsize="2933,816" path="m3490,9691l4958,9691,4992,9691,5030,9686,5069,9686,5102,9682,5141,9677,5174,9672,5208,9662,5242,9658,5275,9648,5304,9638,5338,9634,5366,9619,5395,9610,5419,9595,5448,9586,5472,9571,5501,9557,5520,9542,5544,9528,5563,9509,5582,9494,5602,9475,5616,9461,5630,9442,5645,9422,5659,9403,5664,9384,5674,9365,5678,9346,5688,9322,5688,9302,5688,9283,5688,9259,5688,9240,5678,9221,5674,9202,5664,9178,5659,9163,5645,9144,5630,9125,5616,9106,5602,9086,5582,9072,5563,9053,5544,9038,5520,9024,5501,9010,5472,8995,5448,8981,5419,8966,5395,8952,5366,8942,5338,8933,5304,8923,5275,8914,5242,8904,5208,8899,5174,8894,5141,8885,5102,8880,5069,8880,5030,8875,3413,8875,3379,8880,3341,8880,3307,8885,3269,8894,3235,8899,3202,8904,3173,8914,3139,8923,3110,8933,3082,8942,3053,8952,3024,8966,2995,8981,2971,8995,2947,9010,2923,9024,2904,9038,2880,9053,2861,9072,2846,9086,2827,9106,2813,9125,2803,9144,2789,9163,2779,9178,2770,9202,2765,9221,2760,9240,2755,9259,2755,9283,2755,9302,2760,9322,2765,9346,2770,9365,2779,9384,2789,9403,2803,9422,2813,9442,2827,9461,2846,9475,2861,9494,2880,9509,2904,9528,2923,9542,2947,9557,2971,9571,2995,9586,3024,9595,3053,9610,3082,9619,3110,9634,3139,9638,3173,9648,3202,9658,3235,9662,3269,9672,3307,9677,3341,9682,3379,9686,3413,9686,3451,9691,3490,9691e" filled="false" stroked="true" strokeweight="2.239438pt" strokecolor="#4f81bc">
-              <v:path arrowok="t"/>
-              <v:stroke dashstyle="solid"/>
-            </v:shape>
-            <v:line style="position:absolute" from="2606,8434" to="3293,8803" stroked="true" strokeweight="2.015518pt" strokecolor="#000000">
-              <v:stroke dashstyle="solid"/>
-            </v:line>
-            <v:shape style="position:absolute;left:3259;top:8764;width:106;height:77" id="docshape20" coordorigin="3259,8765" coordsize="106,77" path="m3365,8842l3259,8837,3307,8765,3365,8842xe" filled="true" fillcolor="#000000" stroked="false">
-              <v:path arrowok="t"/>
-              <v:fill type="solid"/>
-            </v:shape>
-            <v:shape style="position:absolute;left:1022;top:8926;width:1462;height:652" type="#_x0000_t202" id="docshape21" filled="false" stroked="false">
-              <v:textbox inset="0,0,0,0">
-                <w:txbxContent>
-                  <w:p>
-                    <w:pPr>
-                      <w:spacing w:line="242" w:lineRule="auto" w:before="0"/>
-                      <w:ind w:left="0" w:right="0" w:firstLine="153"/>
-                      <w:jc w:val="left"/>
-                      <w:rPr>
-                        <w:sz w:val="14"/>
-                      </w:rPr>
-                    </w:pPr>
-                    <w:r>
-                      <w:rPr>
-                        <w:w w:val="115"/>
-                        <w:sz w:val="14"/>
-                      </w:rPr>
-                      <w:t>Site documents resolution</w:t>
-                    </w:r>
-                    <w:r>
-                      <w:rPr>
-                        <w:spacing w:val="-12"/>
-                        <w:w w:val="115"/>
-                        <w:sz w:val="14"/>
-                      </w:rPr>
-                      <w:t> </w:t>
-                    </w:r>
-                    <w:r>
-                      <w:rPr>
-                        <w:w w:val="115"/>
-                        <w:sz w:val="14"/>
-                      </w:rPr>
-                      <w:t>in</w:t>
-                    </w:r>
-                    <w:r>
-                      <w:rPr>
-                        <w:spacing w:val="-11"/>
-                        <w:w w:val="115"/>
-                        <w:sz w:val="14"/>
-                      </w:rPr>
-                      <w:t> </w:t>
-                    </w:r>
-                    <w:r>
-                      <w:rPr>
-                        <w:w w:val="115"/>
-                        <w:sz w:val="14"/>
-                      </w:rPr>
-                      <w:t>source; Monitor verifies at</w:t>
-                    </w:r>
-                  </w:p>
-                  <w:p>
-                    <w:pPr>
-                      <w:spacing w:before="1"/>
-                      <w:ind w:left="547" w:right="0" w:firstLine="0"/>
-                      <w:jc w:val="left"/>
-                      <w:rPr>
-                        <w:sz w:val="14"/>
-                      </w:rPr>
-                    </w:pPr>
-                    <w:r>
-                      <w:rPr>
-                        <w:w w:val="115"/>
-                        <w:sz w:val="14"/>
-                      </w:rPr>
-                      <w:t>Site </w:t>
-                    </w:r>
-                    <w:r>
-                      <w:rPr>
-                        <w:spacing w:val="-2"/>
-                        <w:w w:val="115"/>
-                        <w:sz w:val="14"/>
-                      </w:rPr>
-                      <w:t>visit</w:t>
-                    </w:r>
-                  </w:p>
-                </w:txbxContent>
-              </v:textbox>
-              <w10:wrap type="none"/>
-            </v:shape>
-            <v:shape style="position:absolute;left:3158;top:8936;width:2387;height:666" type="#_x0000_t202" id="docshape22" filled="false" stroked="false">
-              <v:textbox inset="0,0,0,0">
-                <w:txbxContent>
-                  <w:p>
-                    <w:pPr>
-                      <w:spacing w:before="0"/>
-                      <w:ind w:left="0" w:right="0" w:firstLine="0"/>
-                      <w:jc w:val="both"/>
-                      <w:rPr>
-                        <w:sz w:val="14"/>
-                      </w:rPr>
-                    </w:pPr>
-                    <w:r>
-                      <w:rPr>
-                        <w:w w:val="115"/>
-                        <w:sz w:val="14"/>
-                      </w:rPr>
-                      <w:t>Monitor</w:t>
-                    </w:r>
-                    <w:r>
-                      <w:rPr>
-                        <w:spacing w:val="-2"/>
-                        <w:w w:val="115"/>
-                        <w:sz w:val="14"/>
-                      </w:rPr>
-                      <w:t> </w:t>
-                    </w:r>
-                    <w:r>
-                      <w:rPr>
-                        <w:w w:val="115"/>
-                        <w:sz w:val="14"/>
-                      </w:rPr>
-                      <w:t>or</w:t>
-                    </w:r>
-                    <w:r>
-                      <w:rPr>
-                        <w:spacing w:val="-2"/>
-                        <w:w w:val="115"/>
-                        <w:sz w:val="14"/>
-                      </w:rPr>
-                      <w:t> </w:t>
-                    </w:r>
-                    <w:r>
-                      <w:rPr>
-                        <w:w w:val="115"/>
-                        <w:sz w:val="14"/>
-                      </w:rPr>
-                      <w:t>CL</w:t>
-                    </w:r>
-                    <w:r>
-                      <w:rPr>
-                        <w:spacing w:val="-2"/>
-                        <w:w w:val="115"/>
-                        <w:sz w:val="14"/>
-                      </w:rPr>
-                      <w:t> generates</w:t>
-                    </w:r>
-                  </w:p>
-                  <w:p>
-                    <w:pPr>
-                      <w:spacing w:line="249" w:lineRule="auto" w:before="2"/>
-                      <w:ind w:left="0" w:right="18" w:firstLine="43"/>
-                      <w:jc w:val="both"/>
-                      <w:rPr>
-                        <w:sz w:val="14"/>
-                      </w:rPr>
-                    </w:pPr>
-                    <w:r>
-                      <w:rPr>
-                        <w:w w:val="115"/>
-                        <w:sz w:val="14"/>
-                      </w:rPr>
-                      <w:t>and</w:t>
-                    </w:r>
-                    <w:r>
-                      <w:rPr>
-                        <w:spacing w:val="-7"/>
-                        <w:w w:val="115"/>
-                        <w:sz w:val="14"/>
-                      </w:rPr>
-                      <w:t> </w:t>
-                    </w:r>
-                    <w:r>
-                      <w:rPr>
-                        <w:w w:val="115"/>
-                        <w:sz w:val="14"/>
-                      </w:rPr>
-                      <w:t>submits</w:t>
-                    </w:r>
-                    <w:r>
-                      <w:rPr>
-                        <w:spacing w:val="-7"/>
-                        <w:w w:val="115"/>
-                        <w:sz w:val="14"/>
-                      </w:rPr>
-                      <w:t> </w:t>
-                    </w:r>
-                    <w:r>
-                      <w:rPr>
-                        <w:w w:val="115"/>
-                        <w:sz w:val="14"/>
-                      </w:rPr>
-                      <w:t>a</w:t>
-                    </w:r>
-                    <w:r>
-                      <w:rPr>
-                        <w:spacing w:val="-7"/>
-                        <w:w w:val="115"/>
-                        <w:sz w:val="14"/>
-                      </w:rPr>
-                      <w:t> </w:t>
-                    </w:r>
-                    <w:r>
-                      <w:rPr>
-                        <w:w w:val="115"/>
-                        <w:sz w:val="14"/>
-                      </w:rPr>
-                      <w:t>Contact</w:t>
-                    </w:r>
-                    <w:r>
-                      <w:rPr>
-                        <w:spacing w:val="-7"/>
-                        <w:w w:val="115"/>
-                        <w:sz w:val="14"/>
-                      </w:rPr>
-                      <w:t> </w:t>
-                    </w:r>
-                    <w:r>
-                      <w:rPr>
-                        <w:w w:val="115"/>
-                        <w:sz w:val="14"/>
-                      </w:rPr>
-                      <w:t>Report</w:t>
-                    </w:r>
-                    <w:r>
-                      <w:rPr>
-                        <w:spacing w:val="-6"/>
-                        <w:w w:val="115"/>
-                        <w:sz w:val="14"/>
-                      </w:rPr>
-                      <w:t> </w:t>
-                    </w:r>
-                    <w:r>
-                      <w:rPr>
-                        <w:w w:val="115"/>
-                        <w:sz w:val="14"/>
-                      </w:rPr>
-                      <w:t>or sends</w:t>
-                    </w:r>
-                    <w:r>
-                      <w:rPr>
-                        <w:spacing w:val="-7"/>
-                        <w:w w:val="115"/>
-                        <w:sz w:val="14"/>
-                      </w:rPr>
-                      <w:t> </w:t>
-                    </w:r>
-                    <w:r>
-                      <w:rPr>
-                        <w:w w:val="115"/>
-                        <w:sz w:val="14"/>
-                      </w:rPr>
-                      <w:t>an</w:t>
-                    </w:r>
-                    <w:r>
-                      <w:rPr>
-                        <w:spacing w:val="-7"/>
-                        <w:w w:val="115"/>
-                        <w:sz w:val="14"/>
-                      </w:rPr>
-                      <w:t> </w:t>
-                    </w:r>
-                    <w:r>
-                      <w:rPr>
-                        <w:w w:val="115"/>
-                        <w:sz w:val="14"/>
-                      </w:rPr>
-                      <w:t>email</w:t>
-                    </w:r>
-                    <w:r>
-                      <w:rPr>
-                        <w:spacing w:val="-7"/>
-                        <w:w w:val="115"/>
-                        <w:sz w:val="14"/>
-                      </w:rPr>
-                      <w:t> </w:t>
-                    </w:r>
-                    <w:r>
-                      <w:rPr>
-                        <w:w w:val="115"/>
-                        <w:sz w:val="14"/>
-                      </w:rPr>
-                      <w:t>which</w:t>
-                    </w:r>
-                    <w:r>
-                      <w:rPr>
-                        <w:spacing w:val="-7"/>
-                        <w:w w:val="115"/>
-                        <w:sz w:val="14"/>
-                      </w:rPr>
-                      <w:t> </w:t>
-                    </w:r>
-                    <w:r>
-                      <w:rPr>
-                        <w:w w:val="115"/>
-                        <w:sz w:val="14"/>
-                      </w:rPr>
-                      <w:t>also</w:t>
-                    </w:r>
-                    <w:r>
-                      <w:rPr>
-                        <w:spacing w:val="-7"/>
-                        <w:w w:val="115"/>
-                        <w:sz w:val="14"/>
-                      </w:rPr>
-                      <w:t> </w:t>
-                    </w:r>
-                    <w:r>
-                      <w:rPr>
-                        <w:w w:val="115"/>
-                        <w:sz w:val="14"/>
-                      </w:rPr>
-                      <w:t>needs to be filed in the TMF</w:t>
-                    </w:r>
-                  </w:p>
-                </w:txbxContent>
-              </v:textbox>
-              <w10:wrap type="none"/>
-            </v:shape>
-            <w10:wrap type="none"/>
-          </v:group>
-        </w:pict>
       </w:r>
       <w:r>
         <w:rPr>
@@ -12614,1159 +12024,6 @@
       </w:pPr>
       <w:r>
         <w:rPr/>
-        <w:pict>
-          <v:group style="position:absolute;margin-left:145.440002pt;margin-top:17.059519pt;width:385.4pt;height:404pt;mso-position-horizontal-relative:page;mso-position-vertical-relative:paragraph;z-index:-15727616;mso-wrap-distance-left:0;mso-wrap-distance-right:0" id="docshapegroup23" coordorigin="2909,341" coordsize="7708,8080">
-            <v:shape style="position:absolute;left:3777;top:363;width:2933;height:682" id="docshape24" coordorigin="3778,364" coordsize="2933,682" path="m4234,1045l6250,1045,6274,1045,6298,1045,6322,1040,6346,1036,6365,1036,6389,1031,6408,1021,6432,1016,6451,1012,6470,1002,6490,997,6509,988,6528,978,6542,968,6562,959,6576,944,6590,935,6605,920,6619,911,6634,896,6643,882,6653,868,6662,853,6672,839,6682,820,6691,805,6696,791,6701,772,6706,757,6706,738,6710,724,6710,704,6710,685,6706,671,6706,652,6701,637,6696,618,6691,604,6682,584,6672,570,6662,556,6653,541,6643,527,6634,512,6619,503,6605,488,6590,474,6576,464,6562,455,6542,440,6528,431,6509,421,6490,412,6470,407,6451,397,6432,392,6408,383,6389,378,6365,373,6346,373,6322,368,6298,368,6274,364,6250,364,4234,364,4210,364,4190,368,4166,368,4142,373,4118,373,4099,378,4075,383,4056,392,4032,397,4013,407,3998,412,3979,421,3960,431,3941,440,3926,455,3912,464,3898,474,3878,488,3864,503,3854,512,3840,527,3830,541,3821,556,3811,570,3802,584,3797,604,3792,618,3787,637,3778,652,3778,757,3787,772,3792,791,3797,805,3802,820,3811,839,3821,853,3830,868,3840,882,3854,896,3864,911,3878,920,3893,935,3912,944,3926,959,3941,968,3960,978,3979,988,3998,997,4013,1002,4032,1012,4056,1016,4075,1021,4099,1031,4118,1036,4142,1036,4166,1040,4190,1045,4210,1045,4234,1045e" filled="false" stroked="true" strokeweight="2.239438pt" strokecolor="#4f81bc">
-              <v:path arrowok="t"/>
-              <v:stroke dashstyle="solid"/>
-            </v:shape>
-            <v:line style="position:absolute" from="5184,1045" to="5184,1242" stroked="true" strokeweight="2.015518pt" strokecolor="#000000">
-              <v:stroke dashstyle="solid"/>
-            </v:line>
-            <v:shape style="position:absolute;left:5136;top:1232;width:92;height:87" id="docshape25" coordorigin="5136,1232" coordsize="92,87" path="m5184,1319l5136,1232,5227,1232,5184,1319xe" filled="true" fillcolor="#000000" stroked="false">
-              <v:path arrowok="t"/>
-              <v:fill type="solid"/>
-            </v:shape>
-            <v:shape style="position:absolute;left:3755;top:341;width:2978;height:978" type="#_x0000_t202" id="docshape26" filled="false" stroked="false">
-              <v:textbox inset="0,0,0,0">
-                <w:txbxContent>
-                  <w:p>
-                    <w:pPr>
-                      <w:spacing w:line="240" w:lineRule="auto" w:before="7"/>
-                      <w:rPr>
-                        <w:b/>
-                        <w:sz w:val="17"/>
-                      </w:rPr>
-                    </w:pPr>
-                  </w:p>
-                  <w:p>
-                    <w:pPr>
-                      <w:spacing w:line="249" w:lineRule="auto" w:before="0"/>
-                      <w:ind w:left="334" w:right="55" w:firstLine="0"/>
-                      <w:jc w:val="left"/>
-                      <w:rPr>
-                        <w:sz w:val="14"/>
-                      </w:rPr>
-                    </w:pPr>
-                    <w:r>
-                      <w:rPr>
-                        <w:w w:val="115"/>
-                        <w:sz w:val="14"/>
-                      </w:rPr>
-                      <w:t>Monitor/CL</w:t>
-                    </w:r>
-                    <w:r>
-                      <w:rPr>
-                        <w:spacing w:val="-12"/>
-                        <w:w w:val="115"/>
-                        <w:sz w:val="14"/>
-                      </w:rPr>
-                      <w:t> </w:t>
-                    </w:r>
-                    <w:r>
-                      <w:rPr>
-                        <w:w w:val="115"/>
-                        <w:sz w:val="14"/>
-                      </w:rPr>
-                      <w:t>contacted/e-mailed</w:t>
-                    </w:r>
-                    <w:r>
-                      <w:rPr>
-                        <w:spacing w:val="-11"/>
-                        <w:w w:val="115"/>
-                        <w:sz w:val="14"/>
-                      </w:rPr>
-                      <w:t> </w:t>
-                    </w:r>
-                    <w:r>
-                      <w:rPr>
-                        <w:w w:val="115"/>
-                        <w:sz w:val="14"/>
-                      </w:rPr>
-                      <w:t>by the site for a medical issue</w:t>
-                    </w:r>
-                  </w:p>
-                </w:txbxContent>
-              </v:textbox>
-              <w10:wrap type="none"/>
-            </v:shape>
-            <v:shape style="position:absolute;left:4089;top:1318;width:2708;height:543" type="#_x0000_t202" id="docshape27" filled="false" stroked="true" strokeweight="2.239438pt" strokecolor="#4f81bc">
-              <v:textbox inset="0,0,0,0">
-                <w:txbxContent>
-                  <w:p>
-                    <w:pPr>
-                      <w:spacing w:before="62"/>
-                      <w:ind w:left="116" w:right="0" w:firstLine="0"/>
-                      <w:jc w:val="left"/>
-                      <w:rPr>
-                        <w:sz w:val="14"/>
-                      </w:rPr>
-                    </w:pPr>
-                    <w:r>
-                      <w:rPr>
-                        <w:w w:val="115"/>
-                        <w:sz w:val="14"/>
-                      </w:rPr>
-                      <w:t>Monitor,</w:t>
-                    </w:r>
-                    <w:r>
-                      <w:rPr>
-                        <w:spacing w:val="-3"/>
-                        <w:w w:val="115"/>
-                        <w:sz w:val="14"/>
-                      </w:rPr>
-                      <w:t> </w:t>
-                    </w:r>
-                    <w:r>
-                      <w:rPr>
-                        <w:w w:val="115"/>
-                        <w:sz w:val="14"/>
-                      </w:rPr>
-                      <w:t>CL</w:t>
-                    </w:r>
-                    <w:r>
-                      <w:rPr>
-                        <w:spacing w:val="-3"/>
-                        <w:w w:val="115"/>
-                        <w:sz w:val="14"/>
-                      </w:rPr>
-                      <w:t> </w:t>
-                    </w:r>
-                    <w:r>
-                      <w:rPr>
-                        <w:spacing w:val="-2"/>
-                        <w:w w:val="115"/>
-                        <w:sz w:val="14"/>
-                      </w:rPr>
-                      <w:t>assisted</w:t>
-                    </w:r>
-                  </w:p>
-                  <w:p>
-                    <w:pPr>
-                      <w:spacing w:before="7"/>
-                      <w:ind w:left="116" w:right="0" w:firstLine="0"/>
-                      <w:jc w:val="left"/>
-                      <w:rPr>
-                        <w:sz w:val="14"/>
-                      </w:rPr>
-                    </w:pPr>
-                    <w:r>
-                      <w:rPr>
-                        <w:w w:val="115"/>
-                        <w:sz w:val="14"/>
-                      </w:rPr>
-                      <w:t>by</w:t>
-                    </w:r>
-                    <w:r>
-                      <w:rPr>
-                        <w:spacing w:val="-2"/>
-                        <w:w w:val="115"/>
-                        <w:sz w:val="14"/>
-                      </w:rPr>
-                      <w:t> </w:t>
-                    </w:r>
-                    <w:r>
-                      <w:rPr>
-                        <w:w w:val="115"/>
-                        <w:sz w:val="14"/>
-                      </w:rPr>
-                      <w:t>CTA,</w:t>
-                    </w:r>
-                    <w:r>
-                      <w:rPr>
-                        <w:spacing w:val="-1"/>
-                        <w:w w:val="115"/>
-                        <w:sz w:val="14"/>
-                      </w:rPr>
-                      <w:t> </w:t>
-                    </w:r>
-                    <w:r>
-                      <w:rPr>
-                        <w:w w:val="115"/>
-                        <w:sz w:val="14"/>
-                      </w:rPr>
-                      <w:t>collects</w:t>
-                    </w:r>
-                    <w:r>
-                      <w:rPr>
-                        <w:spacing w:val="-1"/>
-                        <w:w w:val="115"/>
-                        <w:sz w:val="14"/>
-                      </w:rPr>
-                      <w:t> </w:t>
-                    </w:r>
-                    <w:r>
-                      <w:rPr>
-                        <w:w w:val="115"/>
-                        <w:sz w:val="14"/>
-                      </w:rPr>
-                      <w:t>critical</w:t>
-                    </w:r>
-                    <w:r>
-                      <w:rPr>
-                        <w:spacing w:val="-1"/>
-                        <w:w w:val="115"/>
-                        <w:sz w:val="14"/>
-                      </w:rPr>
-                      <w:t> </w:t>
-                    </w:r>
-                    <w:r>
-                      <w:rPr>
-                        <w:spacing w:val="-2"/>
-                        <w:w w:val="115"/>
-                        <w:sz w:val="14"/>
-                      </w:rPr>
-                      <w:t>information</w:t>
-                    </w:r>
-                  </w:p>
-                </w:txbxContent>
-              </v:textbox>
-              <v:stroke dashstyle="solid"/>
-              <w10:wrap type="none"/>
-            </v:shape>
-            <v:shape style="position:absolute;left:3969;top:2134;width:2424;height:816" id="docshape28" coordorigin="3970,2135" coordsize="2424,816" path="m3970,2543l5184,2135,6394,2543,5184,2951,3970,2543xe" filled="false" stroked="true" strokeweight="2.239438pt" strokecolor="#4f81bc">
-              <v:path arrowok="t"/>
-              <v:stroke dashstyle="solid"/>
-            </v:shape>
-            <v:line style="position:absolute" from="5184,1861" to="5184,2063" stroked="true" strokeweight="2.015518pt" strokecolor="#000000">
-              <v:stroke dashstyle="solid"/>
-            </v:line>
-            <v:shape style="position:absolute;left:5136;top:2048;width:92;height:87" id="docshape29" coordorigin="5136,2048" coordsize="92,87" path="m5184,2135l5136,2048,5227,2048,5184,2135xe" filled="true" fillcolor="#000000" stroked="false">
-              <v:path arrowok="t"/>
-              <v:fill type="solid"/>
-            </v:shape>
-            <v:line style="position:absolute" from="3970,2543" to="2990,2543" stroked="true" strokeweight="2.015518pt" strokecolor="#000000">
-              <v:stroke dashstyle="solid"/>
-            </v:line>
-            <v:shape style="position:absolute;left:2908;top:2499;width:92;height:87" id="docshape30" coordorigin="2909,2500" coordsize="92,87" path="m3000,2586l2909,2543,3000,2500,3000,2586xe" filled="true" fillcolor="#000000" stroked="false">
-              <v:path arrowok="t"/>
-              <v:fill type="solid"/>
-            </v:shape>
-            <v:shape style="position:absolute;left:6393;top:2542;width:984;height:2" id="docshape31" coordorigin="6394,2543" coordsize="984,0" path="m6394,2543l6394,2543,7267,2543,7378,2543e" filled="false" stroked="true" strokeweight="2.015518pt" strokecolor="#000000">
-              <v:path arrowok="t"/>
-              <v:stroke dashstyle="solid"/>
-            </v:shape>
-            <v:shape style="position:absolute;left:7363;top:2499;width:92;height:87" id="docshape32" coordorigin="7363,2500" coordsize="92,87" path="m7363,2586l7363,2500,7454,2543,7363,2586xe" filled="true" fillcolor="#000000" stroked="false">
-              <v:path arrowok="t"/>
-              <v:fill type="solid"/>
-            </v:shape>
-            <v:rect style="position:absolute;left:5870;top:2950;width:2568;height:408" id="docshape33" filled="true" fillcolor="#ffffff" stroked="false">
-              <v:fill type="solid"/>
-            </v:rect>
-            <v:shape style="position:absolute;left:7987;top:2677;width:2;height:202" id="docshape34" coordorigin="7987,2677" coordsize="0,202" path="m7987,2677l7987,2677,7987,2845,7987,2879e" filled="false" stroked="true" strokeweight="2.015518pt" strokecolor="#000000">
-              <v:path arrowok="t"/>
-              <v:stroke dashstyle="solid"/>
-            </v:shape>
-            <v:shape style="position:absolute;left:7939;top:2869;width:96;height:82" id="docshape35" coordorigin="7939,2869" coordsize="96,82" path="m7987,2951l7939,2869,8035,2869,7987,2951xe" filled="true" fillcolor="#000000" stroked="false">
-              <v:path arrowok="t"/>
-              <v:fill type="solid"/>
-            </v:shape>
-            <v:line style="position:absolute" from="7987,3359" to="7987,3560" stroked="true" strokeweight="2.015518pt" strokecolor="#000000">
-              <v:stroke dashstyle="solid"/>
-            </v:line>
-            <v:shape style="position:absolute;left:7939;top:3550;width:96;height:82" id="docshape36" coordorigin="7939,3551" coordsize="96,82" path="m7987,3632l7939,3551,8035,3551,7987,3632xe" filled="true" fillcolor="#000000" stroked="false">
-              <v:path arrowok="t"/>
-              <v:fill type="solid"/>
-            </v:shape>
-            <v:shape style="position:absolute;left:2908;top:1861;width:5530;height:1772" type="#_x0000_t202" id="docshape37" filled="false" stroked="false">
-              <v:textbox inset="0,0,0,0">
-                <w:txbxContent>
-                  <w:p>
-                    <w:pPr>
-                      <w:spacing w:line="240" w:lineRule="auto" w:before="0"/>
-                      <w:rPr>
-                        <w:b/>
-                        <w:sz w:val="16"/>
-                      </w:rPr>
-                    </w:pPr>
-                  </w:p>
-                  <w:p>
-                    <w:pPr>
-                      <w:spacing w:line="240" w:lineRule="auto" w:before="0"/>
-                      <w:rPr>
-                        <w:b/>
-                        <w:sz w:val="16"/>
-                      </w:rPr>
-                    </w:pPr>
-                  </w:p>
-                  <w:p>
-                    <w:pPr>
-                      <w:spacing w:line="240" w:lineRule="auto" w:before="4"/>
-                      <w:rPr>
-                        <w:b/>
-                        <w:sz w:val="13"/>
-                      </w:rPr>
-                    </w:pPr>
-                  </w:p>
-                  <w:p>
-                    <w:pPr>
-                      <w:spacing w:line="249" w:lineRule="auto" w:before="0"/>
-                      <w:ind w:left="1569" w:right="2450" w:firstLine="0"/>
-                      <w:jc w:val="center"/>
-                      <w:rPr>
-                        <w:sz w:val="14"/>
-                      </w:rPr>
-                    </w:pPr>
-                    <w:r>
-                      <w:rPr>
-                        <w:w w:val="115"/>
-                        <w:sz w:val="14"/>
-                      </w:rPr>
-                      <w:t>Precedent</w:t>
-                    </w:r>
-                    <w:r>
-                      <w:rPr>
-                        <w:spacing w:val="-12"/>
-                        <w:w w:val="115"/>
-                        <w:sz w:val="14"/>
-                      </w:rPr>
-                      <w:t> </w:t>
-                    </w:r>
-                    <w:r>
-                      <w:rPr>
-                        <w:w w:val="115"/>
-                        <w:sz w:val="14"/>
-                      </w:rPr>
-                      <w:t>previously </w:t>
-                    </w:r>
-                    <w:r>
-                      <w:rPr>
-                        <w:spacing w:val="-2"/>
-                        <w:w w:val="115"/>
-                        <w:sz w:val="14"/>
-                      </w:rPr>
-                      <w:t>established</w:t>
-                    </w:r>
-                  </w:p>
-                </w:txbxContent>
-              </v:textbox>
-              <w10:wrap type="none"/>
-            </v:shape>
-            <v:shape style="position:absolute;left:5870;top:2950;width:2568;height:408" type="#_x0000_t202" id="docshape38" filled="false" stroked="true" strokeweight="2.239438pt" strokecolor="#4f81bc">
-              <v:textbox inset="0,0,0,0">
-                <w:txbxContent>
-                  <w:p>
-                    <w:pPr>
-                      <w:spacing w:before="24"/>
-                      <w:ind w:left="112" w:right="0" w:firstLine="0"/>
-                      <w:jc w:val="left"/>
-                      <w:rPr>
-                        <w:sz w:val="14"/>
-                      </w:rPr>
-                    </w:pPr>
-                    <w:r>
-                      <w:rPr>
-                        <w:w w:val="115"/>
-                        <w:sz w:val="14"/>
-                      </w:rPr>
-                      <w:t>Monitor</w:t>
-                    </w:r>
-                    <w:r>
-                      <w:rPr>
-                        <w:spacing w:val="-6"/>
-                        <w:w w:val="115"/>
-                        <w:sz w:val="14"/>
-                      </w:rPr>
-                      <w:t> </w:t>
-                    </w:r>
-                    <w:r>
-                      <w:rPr>
-                        <w:w w:val="115"/>
-                        <w:sz w:val="14"/>
-                      </w:rPr>
-                      <w:t>brings</w:t>
-                    </w:r>
-                    <w:r>
-                      <w:rPr>
-                        <w:spacing w:val="-4"/>
-                        <w:w w:val="115"/>
-                        <w:sz w:val="14"/>
-                      </w:rPr>
-                      <w:t> </w:t>
-                    </w:r>
-                    <w:r>
-                      <w:rPr>
-                        <w:w w:val="115"/>
-                        <w:sz w:val="14"/>
-                      </w:rPr>
-                      <w:t>issue to</w:t>
-                    </w:r>
-                    <w:r>
-                      <w:rPr>
-                        <w:spacing w:val="-5"/>
-                        <w:w w:val="115"/>
-                        <w:sz w:val="14"/>
-                      </w:rPr>
-                      <w:t> </w:t>
-                    </w:r>
-                    <w:r>
-                      <w:rPr>
-                        <w:w w:val="115"/>
-                        <w:sz w:val="14"/>
-                      </w:rPr>
-                      <w:t>CL</w:t>
-                    </w:r>
-                    <w:r>
-                      <w:rPr>
-                        <w:spacing w:val="-4"/>
-                        <w:w w:val="115"/>
-                        <w:sz w:val="14"/>
-                      </w:rPr>
-                      <w:t> </w:t>
-                    </w:r>
-                    <w:r>
-                      <w:rPr>
-                        <w:w w:val="115"/>
-                        <w:sz w:val="14"/>
-                      </w:rPr>
-                      <w:t>or</w:t>
-                    </w:r>
-                    <w:r>
-                      <w:rPr>
-                        <w:spacing w:val="-4"/>
-                        <w:w w:val="115"/>
-                        <w:sz w:val="14"/>
-                      </w:rPr>
-                      <w:t> </w:t>
-                    </w:r>
-                    <w:r>
-                      <w:rPr>
-                        <w:spacing w:val="-5"/>
-                        <w:w w:val="115"/>
-                        <w:sz w:val="14"/>
-                      </w:rPr>
-                      <w:t>PL</w:t>
-                    </w:r>
-                  </w:p>
-                </w:txbxContent>
-              </v:textbox>
-              <v:stroke dashstyle="solid"/>
-              <w10:wrap type="none"/>
-            </v:shape>
-            <v:shape style="position:absolute;left:7454;top:2408;width:1066;height:269" type="#_x0000_t202" id="docshape39" filled="false" stroked="true" strokeweight="2.239438pt" strokecolor="#4f81bc">
-              <v:textbox inset="0,0,0,0">
-                <w:txbxContent>
-                  <w:p>
-                    <w:pPr>
-                      <w:spacing w:before="33"/>
-                      <w:ind w:left="398" w:right="387" w:firstLine="0"/>
-                      <w:jc w:val="center"/>
-                      <w:rPr>
-                        <w:sz w:val="14"/>
-                      </w:rPr>
-                    </w:pPr>
-                    <w:r>
-                      <w:rPr>
-                        <w:spacing w:val="-5"/>
-                        <w:w w:val="115"/>
-                        <w:sz w:val="14"/>
-                      </w:rPr>
-                      <w:t>No</w:t>
-                    </w:r>
-                  </w:p>
-                </w:txbxContent>
-              </v:textbox>
-              <v:stroke dashstyle="solid"/>
-              <w10:wrap type="none"/>
-            </v:shape>
-            <v:line style="position:absolute" from="7987,4448" to="7987,4650" stroked="true" strokeweight="2.015518pt" strokecolor="#000000">
-              <v:stroke dashstyle="solid"/>
-            </v:line>
-            <v:shape style="position:absolute;left:7939;top:4640;width:96;height:82" id="docshape40" coordorigin="7939,4640" coordsize="96,82" path="m7987,4722l7939,4640,8035,4640,7987,4722xe" filled="true" fillcolor="#000000" stroked="false">
-              <v:path arrowok="t"/>
-              <v:fill type="solid"/>
-            </v:shape>
-            <v:shape style="position:absolute;left:5899;top:4721;width:2540;height:792" type="#_x0000_t202" id="docshape41" filled="false" stroked="true" strokeweight="2.239438pt" strokecolor="#4f81bc">
-              <v:textbox inset="0,0,0,0">
-                <w:txbxContent>
-                  <w:p>
-                    <w:pPr>
-                      <w:spacing w:line="247" w:lineRule="auto" w:before="52"/>
-                      <w:ind w:left="25" w:right="0" w:firstLine="0"/>
-                      <w:jc w:val="left"/>
-                      <w:rPr>
-                        <w:sz w:val="14"/>
-                      </w:rPr>
-                    </w:pPr>
-                    <w:r>
-                      <w:rPr>
-                        <w:w w:val="115"/>
-                        <w:sz w:val="14"/>
-                      </w:rPr>
-                      <w:t>TMA may contact/e-mail the Sponsor</w:t>
-                    </w:r>
-                    <w:r>
-                      <w:rPr>
-                        <w:spacing w:val="-7"/>
-                        <w:w w:val="115"/>
-                        <w:sz w:val="14"/>
-                      </w:rPr>
-                      <w:t> </w:t>
-                    </w:r>
-                    <w:r>
-                      <w:rPr>
-                        <w:w w:val="115"/>
-                        <w:sz w:val="14"/>
-                      </w:rPr>
-                      <w:t>about</w:t>
-                    </w:r>
-                    <w:r>
-                      <w:rPr>
-                        <w:spacing w:val="-9"/>
-                        <w:w w:val="115"/>
-                        <w:sz w:val="14"/>
-                      </w:rPr>
-                      <w:t> </w:t>
-                    </w:r>
-                    <w:r>
-                      <w:rPr>
-                        <w:w w:val="115"/>
-                        <w:sz w:val="14"/>
-                      </w:rPr>
-                      <w:t>the</w:t>
-                    </w:r>
-                    <w:r>
-                      <w:rPr>
-                        <w:spacing w:val="-9"/>
-                        <w:w w:val="115"/>
-                        <w:sz w:val="14"/>
-                      </w:rPr>
-                      <w:t> </w:t>
-                    </w:r>
-                    <w:r>
-                      <w:rPr>
-                        <w:w w:val="115"/>
-                        <w:sz w:val="14"/>
-                      </w:rPr>
-                      <w:t>issue(s)</w:t>
-                    </w:r>
-                    <w:r>
-                      <w:rPr>
-                        <w:spacing w:val="-9"/>
-                        <w:w w:val="115"/>
-                        <w:sz w:val="14"/>
-                      </w:rPr>
-                      <w:t> </w:t>
-                    </w:r>
-                    <w:r>
-                      <w:rPr>
-                        <w:w w:val="115"/>
-                        <w:sz w:val="14"/>
-                      </w:rPr>
-                      <w:t>for guidance or consultation</w:t>
-                    </w:r>
-                  </w:p>
-                </w:txbxContent>
-              </v:textbox>
-              <v:stroke dashstyle="solid"/>
-              <w10:wrap type="none"/>
-            </v:shape>
-            <v:shape style="position:absolute;left:5856;top:3632;width:2607;height:816" type="#_x0000_t202" id="docshape42" filled="false" stroked="true" strokeweight="2.239438pt" strokecolor="#4f81bc">
-              <v:textbox inset="0,0,0,0">
-                <w:txbxContent>
-                  <w:p>
-                    <w:pPr>
-                      <w:spacing w:line="247" w:lineRule="auto" w:before="62"/>
-                      <w:ind w:left="236" w:right="404" w:firstLine="0"/>
-                      <w:jc w:val="left"/>
-                      <w:rPr>
-                        <w:sz w:val="14"/>
-                      </w:rPr>
-                    </w:pPr>
-                    <w:r>
-                      <w:rPr>
-                        <w:w w:val="115"/>
-                        <w:sz w:val="14"/>
-                      </w:rPr>
-                      <w:t>TMA</w:t>
-                    </w:r>
-                    <w:r>
-                      <w:rPr>
-                        <w:spacing w:val="-12"/>
-                        <w:w w:val="115"/>
-                        <w:sz w:val="14"/>
-                      </w:rPr>
-                      <w:t> </w:t>
-                    </w:r>
-                    <w:r>
-                      <w:rPr>
-                        <w:w w:val="115"/>
-                        <w:sz w:val="14"/>
-                      </w:rPr>
-                      <w:t>is</w:t>
-                    </w:r>
-                    <w:r>
-                      <w:rPr>
-                        <w:spacing w:val="-11"/>
-                        <w:w w:val="115"/>
-                        <w:sz w:val="14"/>
-                      </w:rPr>
-                      <w:t> </w:t>
-                    </w:r>
-                    <w:r>
-                      <w:rPr>
-                        <w:w w:val="115"/>
-                        <w:sz w:val="14"/>
-                      </w:rPr>
-                      <w:t>contacted/e-mailed by CL or PL about the issue and its resolution</w:t>
-                    </w:r>
-                  </w:p>
-                </w:txbxContent>
-              </v:textbox>
-              <v:stroke dashstyle="solid"/>
-              <w10:wrap type="none"/>
-            </v:shape>
-            <v:line style="position:absolute" from="7987,5538" to="7987,5735" stroked="true" strokeweight="2.015518pt" strokecolor="#000000">
-              <v:stroke dashstyle="solid"/>
-            </v:line>
-            <v:shape style="position:absolute;left:7939;top:5729;width:96;height:82" id="docshape43" coordorigin="7939,5730" coordsize="96,82" path="m7987,5812l7939,5730,8035,5730,7987,5812xe" filled="true" fillcolor="#000000" stroked="false">
-              <v:path arrowok="t"/>
-              <v:fill type="solid"/>
-            </v:shape>
-            <v:shape style="position:absolute;left:5923;top:5811;width:2808;height:514" type="#_x0000_t202" id="docshape44" filled="false" stroked="true" strokeweight="2.239438pt" strokecolor="#4f81bc">
-              <v:textbox inset="0,0,0,0">
-                <w:txbxContent>
-                  <w:p>
-                    <w:pPr>
-                      <w:spacing w:line="242" w:lineRule="auto" w:before="19"/>
-                      <w:ind w:left="260" w:right="0" w:firstLine="225"/>
-                      <w:jc w:val="left"/>
-                      <w:rPr>
-                        <w:sz w:val="14"/>
-                      </w:rPr>
-                    </w:pPr>
-                    <w:r>
-                      <w:rPr>
-                        <w:w w:val="115"/>
-                        <w:sz w:val="14"/>
-                      </w:rPr>
-                      <w:t>TMA</w:t>
-                    </w:r>
-                    <w:r>
-                      <w:rPr>
-                        <w:spacing w:val="-4"/>
-                        <w:w w:val="115"/>
-                        <w:sz w:val="14"/>
-                      </w:rPr>
-                      <w:t> </w:t>
-                    </w:r>
-                    <w:r>
-                      <w:rPr>
-                        <w:w w:val="115"/>
-                        <w:sz w:val="14"/>
-                      </w:rPr>
-                      <w:t>contacts/e-mails Monitor/CL/PL</w:t>
-                    </w:r>
-                    <w:r>
-                      <w:rPr>
-                        <w:spacing w:val="-12"/>
-                        <w:w w:val="115"/>
-                        <w:sz w:val="14"/>
-                      </w:rPr>
-                      <w:t> </w:t>
-                    </w:r>
-                    <w:r>
-                      <w:rPr>
-                        <w:w w:val="115"/>
-                        <w:sz w:val="14"/>
-                      </w:rPr>
-                      <w:t>with</w:t>
-                    </w:r>
-                    <w:r>
-                      <w:rPr>
-                        <w:spacing w:val="-11"/>
-                        <w:w w:val="115"/>
-                        <w:sz w:val="14"/>
-                      </w:rPr>
-                      <w:t> </w:t>
-                    </w:r>
-                    <w:r>
-                      <w:rPr>
-                        <w:w w:val="115"/>
-                        <w:sz w:val="14"/>
-                      </w:rPr>
-                      <w:t>decision</w:t>
-                    </w:r>
-                  </w:p>
-                </w:txbxContent>
-              </v:textbox>
-              <v:stroke dashstyle="solid"/>
-              <w10:wrap type="none"/>
-            </v:shape>
-            <v:line style="position:absolute" from="7987,6359" to="7987,6690" stroked="true" strokeweight="2.015518pt" strokecolor="#000000">
-              <v:stroke dashstyle="solid"/>
-            </v:line>
-            <v:shape style="position:absolute;left:7939;top:6680;width:96;height:82" id="docshape45" coordorigin="7939,6680" coordsize="96,82" path="m7987,6762l7939,6680,8035,6680,7987,6762xe" filled="true" fillcolor="#000000" stroked="false">
-              <v:path arrowok="t"/>
-              <v:fill type="solid"/>
-            </v:shape>
-            <v:shape style="position:absolute;left:6696;top:6761;width:2991;height:413" type="#_x0000_t202" id="docshape46" filled="false" stroked="true" strokeweight="2.239438pt" strokecolor="#4f81bc">
-              <v:textbox inset="0,0,0,0">
-                <w:txbxContent>
-                  <w:p>
-                    <w:pPr>
-                      <w:spacing w:line="242" w:lineRule="auto" w:before="24"/>
-                      <w:ind w:left="68" w:right="0" w:firstLine="0"/>
-                      <w:jc w:val="left"/>
-                      <w:rPr>
-                        <w:sz w:val="14"/>
-                      </w:rPr>
-                    </w:pPr>
-                    <w:r>
-                      <w:rPr>
-                        <w:w w:val="115"/>
-                        <w:sz w:val="14"/>
-                      </w:rPr>
-                      <w:t>Site</w:t>
-                    </w:r>
-                    <w:r>
-                      <w:rPr>
-                        <w:spacing w:val="-6"/>
-                        <w:w w:val="115"/>
-                        <w:sz w:val="14"/>
-                      </w:rPr>
-                      <w:t> </w:t>
-                    </w:r>
-                    <w:r>
-                      <w:rPr>
-                        <w:w w:val="115"/>
-                        <w:sz w:val="14"/>
-                      </w:rPr>
-                      <w:t>contacted/e-mail</w:t>
-                    </w:r>
-                    <w:r>
-                      <w:rPr>
-                        <w:spacing w:val="-6"/>
-                        <w:w w:val="115"/>
-                        <w:sz w:val="14"/>
-                      </w:rPr>
-                      <w:t> </w:t>
-                    </w:r>
-                    <w:r>
-                      <w:rPr>
-                        <w:w w:val="115"/>
-                        <w:sz w:val="14"/>
-                      </w:rPr>
-                      <w:t>by</w:t>
-                    </w:r>
-                    <w:r>
-                      <w:rPr>
-                        <w:spacing w:val="-7"/>
-                        <w:w w:val="115"/>
-                        <w:sz w:val="14"/>
-                      </w:rPr>
-                      <w:t> </w:t>
-                    </w:r>
-                    <w:r>
-                      <w:rPr>
-                        <w:w w:val="115"/>
-                        <w:sz w:val="14"/>
-                      </w:rPr>
-                      <w:t>Monitor,</w:t>
-                    </w:r>
-                    <w:r>
-                      <w:rPr>
-                        <w:spacing w:val="-7"/>
-                        <w:w w:val="115"/>
-                        <w:sz w:val="14"/>
-                      </w:rPr>
-                      <w:t> </w:t>
-                    </w:r>
-                    <w:r>
-                      <w:rPr>
-                        <w:w w:val="115"/>
-                        <w:sz w:val="14"/>
-                      </w:rPr>
-                      <w:t>CL</w:t>
-                    </w:r>
-                    <w:r>
-                      <w:rPr>
-                        <w:spacing w:val="-8"/>
-                        <w:w w:val="115"/>
-                        <w:sz w:val="14"/>
-                      </w:rPr>
-                      <w:t> </w:t>
-                    </w:r>
-                    <w:r>
-                      <w:rPr>
-                        <w:w w:val="115"/>
-                        <w:sz w:val="14"/>
-                      </w:rPr>
-                      <w:t>or PL with resolution</w:t>
-                    </w:r>
-                  </w:p>
-                </w:txbxContent>
-              </v:textbox>
-              <v:stroke dashstyle="solid"/>
-              <w10:wrap type="none"/>
-            </v:shape>
-            <v:shape style="position:absolute;left:5875;top:7582;width:1517;height:816" id="docshape47" coordorigin="5875,7583" coordsize="1517,816" path="m6254,8399l7013,8399,7032,8399,7051,8399,7070,8394,7090,8389,7109,8384,7128,8380,7142,8375,7162,8365,7181,8356,7195,8346,7210,8336,7224,8327,7243,8317,7258,8303,7267,8293,7282,8279,7296,8264,7306,8250,7320,8236,7330,8216,7339,8202,7349,8183,7354,8168,7363,8149,7373,8130,7378,8111,7382,8092,7387,8072,7387,8053,7392,8029,7392,8010,7392,7991,7392,7967,7392,7948,7387,7928,7387,7909,7382,7885,7378,7866,7373,7852,7363,7832,7354,7813,7349,7794,7339,7775,7330,7760,7320,7746,7306,7727,7296,7712,7282,7703,7267,7688,7258,7674,7243,7660,7224,7650,7210,7640,7195,7631,7181,7621,7162,7612,7142,7607,7128,7597,7109,7592,7090,7588,7070,7588,7051,7583,7032,7583,7013,7583,6254,7583,6235,7583,6216,7583,6197,7588,6178,7588,6163,7592,6144,7597,6125,7607,6110,7612,6091,7621,6077,7631,6058,7640,6043,7650,6029,7660,6014,7674,6000,7688,5986,7703,5976,7712,5962,7727,5952,7746,5942,7760,5933,7775,5923,7794,5914,7813,5909,7832,5899,7852,5894,7866,5890,7885,5885,7909,5880,7928,5880,7948,5875,7967,5875,7991,5875,8010,5880,8029,5880,8053,5885,8072,5890,8092,5894,8111,5899,8130,5909,8149,5914,8168,5923,8183,5933,8202,5942,8216,5952,8236,5962,8250,5976,8264,5986,8279,6000,8293,6014,8303,6029,8317,6043,8327,6058,8336,6077,8346,6091,8356,6110,8365,6125,8375,6144,8380,6163,8384,6178,8389,6197,8394,6216,8399,6235,8399,6254,8399e" filled="false" stroked="true" strokeweight="2.239438pt" strokecolor="#4f81bc">
-              <v:path arrowok="t"/>
-              <v:stroke dashstyle="solid"/>
-            </v:shape>
-            <v:line style="position:absolute" from="7762,7175" to="7070,7544" stroked="true" strokeweight="2.015518pt" strokecolor="#000000">
-              <v:stroke dashstyle="solid"/>
-            </v:line>
-            <v:shape style="position:absolute;left:7003;top:7501;width:101;height:82" id="docshape48" coordorigin="7003,7501" coordsize="101,82" path="m7003,7583l7056,7501,7104,7573,7003,7583xe" filled="true" fillcolor="#000000" stroked="false">
-              <v:path arrowok="t"/>
-              <v:fill type="solid"/>
-            </v:shape>
-            <v:shape style="position:absolute;left:5852;top:7154;width:1929;height:1267" type="#_x0000_t202" id="docshape49" filled="false" stroked="false">
-              <v:textbox inset="0,0,0,0">
-                <w:txbxContent>
-                  <w:p>
-                    <w:pPr>
-                      <w:spacing w:line="240" w:lineRule="auto" w:before="0"/>
-                      <w:rPr>
-                        <w:b/>
-                        <w:sz w:val="16"/>
-                      </w:rPr>
-                    </w:pPr>
-                  </w:p>
-                  <w:p>
-                    <w:pPr>
-                      <w:spacing w:line="240" w:lineRule="auto" w:before="0"/>
-                      <w:rPr>
-                        <w:b/>
-                        <w:sz w:val="16"/>
-                      </w:rPr>
-                    </w:pPr>
-                  </w:p>
-                  <w:p>
-                    <w:pPr>
-                      <w:spacing w:line="247" w:lineRule="auto" w:before="121"/>
-                      <w:ind w:left="147" w:right="405" w:firstLine="0"/>
-                      <w:jc w:val="left"/>
-                      <w:rPr>
-                        <w:sz w:val="14"/>
-                      </w:rPr>
-                    </w:pPr>
-                    <w:r>
-                      <w:rPr>
-                        <w:w w:val="115"/>
-                        <w:sz w:val="14"/>
-                      </w:rPr>
-                      <w:t>Site documents resolution in source; Monitor verifies</w:t>
-                    </w:r>
-                    <w:r>
-                      <w:rPr>
-                        <w:spacing w:val="-12"/>
-                        <w:w w:val="115"/>
-                        <w:sz w:val="14"/>
-                      </w:rPr>
-                      <w:t> </w:t>
-                    </w:r>
-                    <w:r>
-                      <w:rPr>
-                        <w:w w:val="115"/>
-                        <w:sz w:val="14"/>
-                      </w:rPr>
-                      <w:t>at</w:t>
-                    </w:r>
-                    <w:r>
-                      <w:rPr>
-                        <w:spacing w:val="-11"/>
-                        <w:w w:val="115"/>
-                        <w:sz w:val="14"/>
-                      </w:rPr>
-                      <w:t> </w:t>
-                    </w:r>
-                    <w:r>
-                      <w:rPr>
-                        <w:w w:val="115"/>
-                        <w:sz w:val="14"/>
-                      </w:rPr>
-                      <w:t>site</w:t>
-                    </w:r>
-                    <w:r>
-                      <w:rPr>
-                        <w:spacing w:val="-11"/>
-                        <w:w w:val="115"/>
-                        <w:sz w:val="14"/>
-                      </w:rPr>
-                      <w:t> </w:t>
-                    </w:r>
-                    <w:r>
-                      <w:rPr>
-                        <w:w w:val="115"/>
-                        <w:sz w:val="14"/>
-                      </w:rPr>
-                      <w:t>visit</w:t>
-                    </w:r>
-                  </w:p>
-                </w:txbxContent>
-              </v:textbox>
-              <w10:wrap type="none"/>
-            </v:shape>
-            <v:shape style="position:absolute;left:8035;top:7544;width:1848;height:855" id="docshape50" coordorigin="8035,7544" coordsize="1848,855" path="m8496,8399l9422,8399,9442,8399,9466,8399,9490,8394,9514,8389,9533,8384,9557,8380,9581,8370,9600,8365,9619,8356,9638,8346,9658,8336,9677,8327,9696,8312,9715,8298,9730,8288,9749,8274,9763,8260,9778,8240,9787,8226,9802,8212,9816,8192,9826,8173,9835,8154,9845,8135,9854,8116,9859,8096,9869,8077,9874,8058,9878,8034,9883,8015,9883,7991,9883,7972,9883,7948,9883,7928,9878,7904,9874,7885,9869,7861,9859,7842,9854,7823,9845,7804,9835,7784,9826,7765,9816,7746,9802,7732,9787,7712,9778,7698,9763,7684,9749,7669,9730,7655,9715,7640,9696,7626,9677,7616,9658,7602,9638,7592,9619,7583,9600,7573,9581,7568,9557,7564,9533,7554,9514,7549,9490,7549,9466,7544,9442,7544,9422,7544,8496,7544,8472,7544,8448,7544,8424,7549,8400,7549,8381,7554,8357,7564,8338,7568,8318,7573,8294,7583,8275,7592,8256,7602,8237,7616,8218,7626,8203,7640,8184,7655,8170,7669,8155,7684,8136,7698,8126,7712,8112,7732,8102,7746,8088,7765,8078,7784,8069,7804,8059,7823,8054,7842,8050,7861,8045,7885,8040,7904,8035,7928,8035,7948,8035,7972,8035,7991,8035,8015,8040,8034,8045,8058,8050,8077,8054,8096,8059,8116,8069,8135,8078,8154,8088,8173,8102,8192,8112,8212,8126,8226,8136,8240,8155,8260,8170,8274,8184,8288,8203,8298,8218,8312,8237,8327,8256,8336,8275,8346,8294,8356,8318,8365,8338,8370,8357,8380,8381,8384,8400,8389,8424,8394,8448,8399,8472,8399,8496,8399e" filled="false" stroked="true" strokeweight="2.239438pt" strokecolor="#4f81bc">
-              <v:path arrowok="t"/>
-              <v:stroke dashstyle="solid"/>
-            </v:shape>
-            <v:shape style="position:absolute;left:8289;top:7174;width:692;height:370" id="docshape51" coordorigin="8290,7175" coordsize="692,370" path="m8290,7175l8462,7261,8635,7352,8808,7448,8981,7544e" filled="false" stroked="true" strokeweight="2.015518pt" strokecolor="#000000">
-              <v:path arrowok="t"/>
-              <v:stroke dashstyle="solid"/>
-            </v:shape>
-            <v:shape style="position:absolute;left:8947;top:7501;width:101;height:82" id="docshape52" coordorigin="8947,7501" coordsize="101,82" path="m9048,7583l8947,7573,8995,7501,9048,7583xe" filled="true" fillcolor="#000000" stroked="false">
-              <v:path arrowok="t"/>
-              <v:fill type="solid"/>
-            </v:shape>
-            <v:shape style="position:absolute;left:8012;top:7154;width:1893;height:1267" type="#_x0000_t202" id="docshape53" filled="false" stroked="false">
-              <v:textbox inset="0,0,0,0">
-                <w:txbxContent>
-                  <w:p>
-                    <w:pPr>
-                      <w:spacing w:line="240" w:lineRule="auto" w:before="0"/>
-                      <w:rPr>
-                        <w:b/>
-                        <w:sz w:val="16"/>
-                      </w:rPr>
-                    </w:pPr>
-                  </w:p>
-                  <w:p>
-                    <w:pPr>
-                      <w:spacing w:line="240" w:lineRule="auto" w:before="0"/>
-                      <w:rPr>
-                        <w:b/>
-                        <w:sz w:val="16"/>
-                      </w:rPr>
-                    </w:pPr>
-                  </w:p>
-                  <w:p>
-                    <w:pPr>
-                      <w:spacing w:line="261" w:lineRule="auto" w:before="121"/>
-                      <w:ind w:left="151" w:right="66" w:hanging="5"/>
-                      <w:jc w:val="left"/>
-                      <w:rPr>
-                        <w:sz w:val="14"/>
-                      </w:rPr>
-                    </w:pPr>
-                    <w:r>
-                      <w:rPr>
-                        <w:w w:val="115"/>
-                        <w:sz w:val="14"/>
-                      </w:rPr>
-                      <w:t>Monitor, CL or PL generates</w:t>
-                    </w:r>
-                    <w:r>
-                      <w:rPr>
-                        <w:spacing w:val="-12"/>
-                        <w:w w:val="115"/>
-                        <w:sz w:val="14"/>
-                      </w:rPr>
-                      <w:t> </w:t>
-                    </w:r>
-                    <w:r>
-                      <w:rPr>
-                        <w:w w:val="115"/>
-                        <w:sz w:val="14"/>
-                      </w:rPr>
-                      <w:t>and</w:t>
-                    </w:r>
-                    <w:r>
-                      <w:rPr>
-                        <w:spacing w:val="-11"/>
-                        <w:w w:val="115"/>
-                        <w:sz w:val="14"/>
-                      </w:rPr>
-                      <w:t> </w:t>
-                    </w:r>
-                    <w:r>
-                      <w:rPr>
-                        <w:w w:val="115"/>
-                        <w:sz w:val="14"/>
-                      </w:rPr>
-                      <w:t>submits a contact report</w:t>
-                    </w:r>
-                  </w:p>
-                </w:txbxContent>
-              </v:textbox>
-              <w10:wrap type="none"/>
-            </v:shape>
-            <v:line style="position:absolute" from="6696,6901" to="5870,6901" stroked="true" strokeweight="2.015518pt" strokecolor="#000000">
-              <v:stroke dashstyle="solid"/>
-            </v:line>
-            <v:shape style="position:absolute;left:5788;top:6857;width:92;height:87" id="docshape54" coordorigin="5789,6858" coordsize="92,87" path="m5880,6944l5789,6901,5880,6858,5880,6944xe" filled="true" fillcolor="#000000" stroked="false">
-              <v:path arrowok="t"/>
-              <v:fill type="solid"/>
-            </v:shape>
-            <v:shape style="position:absolute;left:3787;top:6397;width:2002;height:980" type="#_x0000_t202" id="docshape55" filled="false" stroked="true" strokeweight="2.239438pt" strokecolor="#4f81bc">
-              <v:textbox inset="0,0,0,0">
-                <w:txbxContent>
-                  <w:p>
-                    <w:pPr>
-                      <w:spacing w:line="247" w:lineRule="auto" w:before="76"/>
-                      <w:ind w:left="64" w:right="17" w:firstLine="0"/>
-                      <w:jc w:val="both"/>
-                      <w:rPr>
-                        <w:sz w:val="14"/>
-                      </w:rPr>
-                    </w:pPr>
-                    <w:r>
-                      <w:rPr>
-                        <w:w w:val="115"/>
-                        <w:sz w:val="14"/>
-                      </w:rPr>
-                      <w:t>Resolution to be added</w:t>
-                    </w:r>
-                    <w:r>
-                      <w:rPr>
-                        <w:spacing w:val="-1"/>
-                        <w:w w:val="115"/>
-                        <w:sz w:val="14"/>
-                      </w:rPr>
-                      <w:t> </w:t>
-                    </w:r>
-                    <w:r>
-                      <w:rPr>
-                        <w:w w:val="115"/>
-                        <w:sz w:val="14"/>
-                      </w:rPr>
-                      <w:t>to the</w:t>
-                    </w:r>
-                    <w:r>
-                      <w:rPr>
-                        <w:spacing w:val="-7"/>
-                        <w:w w:val="115"/>
-                        <w:sz w:val="14"/>
-                      </w:rPr>
-                      <w:t> </w:t>
-                    </w:r>
-                    <w:r>
-                      <w:rPr>
-                        <w:w w:val="115"/>
-                        <w:sz w:val="14"/>
-                      </w:rPr>
-                      <w:t>project</w:t>
-                    </w:r>
-                    <w:r>
-                      <w:rPr>
-                        <w:spacing w:val="-7"/>
-                        <w:w w:val="115"/>
-                        <w:sz w:val="14"/>
-                      </w:rPr>
-                      <w:t> </w:t>
-                    </w:r>
-                    <w:r>
-                      <w:rPr>
-                        <w:w w:val="115"/>
-                        <w:sz w:val="14"/>
-                      </w:rPr>
-                      <w:t>Q&amp;A</w:t>
-                    </w:r>
-                    <w:r>
-                      <w:rPr>
-                        <w:spacing w:val="-7"/>
-                        <w:w w:val="115"/>
-                        <w:sz w:val="14"/>
-                      </w:rPr>
-                      <w:t> </w:t>
-                    </w:r>
-                    <w:r>
-                      <w:rPr>
-                        <w:w w:val="115"/>
-                        <w:sz w:val="14"/>
-                      </w:rPr>
-                      <w:t>file</w:t>
-                    </w:r>
-                    <w:r>
-                      <w:rPr>
-                        <w:spacing w:val="-7"/>
-                        <w:w w:val="115"/>
-                        <w:sz w:val="14"/>
-                      </w:rPr>
-                      <w:t> </w:t>
-                    </w:r>
-                    <w:r>
-                      <w:rPr>
-                        <w:w w:val="115"/>
-                        <w:sz w:val="14"/>
-                      </w:rPr>
-                      <w:t>by</w:t>
-                    </w:r>
-                    <w:r>
-                      <w:rPr>
-                        <w:spacing w:val="-7"/>
-                        <w:w w:val="115"/>
-                        <w:sz w:val="14"/>
-                      </w:rPr>
-                      <w:t> </w:t>
-                    </w:r>
-                    <w:r>
-                      <w:rPr>
-                        <w:w w:val="115"/>
-                        <w:sz w:val="14"/>
-                      </w:rPr>
-                      <w:t>the Monitor, CL or PL</w:t>
-                    </w:r>
-                  </w:p>
-                </w:txbxContent>
-              </v:textbox>
-              <v:stroke dashstyle="solid"/>
-              <w10:wrap type="none"/>
-            </v:shape>
-            <v:shape style="position:absolute;left:8428;top:5163;width:221;height:2" id="docshape56" coordorigin="8429,5164" coordsize="221,0" path="m8429,5164l8429,5164,8621,5164,8650,5164e" filled="false" stroked="true" strokeweight="2.015518pt" strokecolor="#000000">
-              <v:path arrowok="t"/>
-              <v:stroke dashstyle="solid"/>
-            </v:shape>
-            <v:shape style="position:absolute;left:8668;top:5129;width:63;height:82" id="docshape57" coordorigin="8669,5130" coordsize="63,82" path="m8669,5212l8669,5130,8731,5168,8669,5212xe" filled="true" fillcolor="#000000" stroked="false">
-              <v:path arrowok="t"/>
-              <v:fill type="solid"/>
-            </v:shape>
-            <v:shape style="position:absolute;left:8731;top:4697;width:1863;height:855" id="docshape58" coordorigin="8731,4698" coordsize="1863,855" path="m9202,5552l10133,5552,10157,5552,10176,5552,10200,5548,10224,5543,10248,5538,10272,5533,10291,5528,10310,5519,10334,5509,10354,5500,10373,5490,10392,5480,10411,5471,10426,5456,10445,5442,10459,5428,10474,5413,10488,5399,10502,5380,10517,5365,10531,5346,10541,5332,10550,5312,10560,5293,10570,5274,10574,5255,10579,5236,10584,5212,10589,5192,10594,5168,10594,5149,10594,5125,10594,5106,10594,5082,10589,5063,10584,5039,10579,5020,10574,5000,10570,4981,10560,4957,10550,4938,10541,4924,10531,4904,10517,4885,10502,4871,10488,4852,10474,4837,10459,4823,10445,4808,10426,4794,10411,4784,10392,4770,10373,4760,10354,4751,10334,4741,10310,4732,10291,4722,10272,4717,10248,4712,10224,4708,10200,4703,10176,4698,10157,4698,10133,4698,9202,4698,9173,4698,9154,4698,9130,4703,9106,4708,9082,4712,9062,4717,9038,4722,9019,4732,9000,4741,8981,4751,8957,4760,8938,4770,8923,4784,8904,4794,8885,4808,8870,4823,8856,4837,8842,4852,8827,4871,8813,4885,8803,4904,8789,4924,8779,4938,8770,4957,8760,4981,8755,5000,8750,5020,8746,5039,8741,5063,8736,5082,8736,5106,8731,5125,8736,5149,8736,5168,8741,5192,8746,5212,8750,5236,8755,5255,8760,5274,8770,5293,8779,5312,8789,5332,8803,5346,8813,5365,8827,5380,8842,5399,8856,5413,8870,5428,8885,5442,8904,5456,8923,5471,8938,5480,8957,5490,8981,5500,9000,5509,9019,5519,9038,5528,9062,5533,9082,5538,9106,5543,9130,5548,9154,5552,9173,5552,9202,5552e" filled="false" stroked="true" strokeweight="2.239438pt" strokecolor="#4f81bc">
-              <v:path arrowok="t"/>
-              <v:stroke dashstyle="solid"/>
-            </v:shape>
-            <v:shape style="position:absolute;left:8428;top:4675;width:2188;height:900" type="#_x0000_t202" id="docshape59" filled="false" stroked="false">
-              <v:textbox inset="0,0,0,0">
-                <w:txbxContent>
-                  <w:p>
-                    <w:pPr>
-                      <w:spacing w:line="240" w:lineRule="auto" w:before="7"/>
-                      <w:rPr>
-                        <w:b/>
-                        <w:sz w:val="12"/>
-                      </w:rPr>
-                    </w:pPr>
-                  </w:p>
-                  <w:p>
-                    <w:pPr>
-                      <w:spacing w:line="247" w:lineRule="auto" w:before="0"/>
-                      <w:ind w:left="489" w:right="108" w:firstLine="0"/>
-                      <w:jc w:val="left"/>
-                      <w:rPr>
-                        <w:sz w:val="14"/>
-                      </w:rPr>
-                    </w:pPr>
-                    <w:r>
-                      <w:rPr>
-                        <w:w w:val="115"/>
-                        <w:sz w:val="14"/>
-                      </w:rPr>
-                      <w:t>Questions</w:t>
-                    </w:r>
-                    <w:r>
-                      <w:rPr>
-                        <w:spacing w:val="-12"/>
-                        <w:w w:val="115"/>
-                        <w:sz w:val="14"/>
-                      </w:rPr>
-                      <w:t> </w:t>
-                    </w:r>
-                    <w:r>
-                      <w:rPr>
-                        <w:w w:val="115"/>
-                        <w:sz w:val="14"/>
-                      </w:rPr>
-                      <w:t>addressed via email are to be filed in the TMF</w:t>
-                    </w:r>
-                  </w:p>
-                </w:txbxContent>
-              </v:textbox>
-              <w10:wrap type="none"/>
-            </v:shape>
-            <w10:wrap type="topAndBottom"/>
-          </v:group>
-        </w:pict>
       </w:r>
     </w:p>
     <w:p>
@@ -13795,136 +12052,6 @@
       </w:pPr>
       <w:r>
         <w:rPr/>
-        <w:pict>
-          <v:group style="position:absolute;margin-left:219.60672pt;margin-top:523.686707pt;width:83.05pt;height:107.75pt;mso-position-horizontal-relative:page;mso-position-vertical-relative:page;z-index:-16188416" id="docshapegroup64" coordorigin="4392,10474" coordsize="1661,2155">
-            <v:line style="position:absolute" from="5381,11352" to="5381,11693" stroked="true" strokeweight="2.386560pt" strokecolor="#c0504d">
-              <v:stroke dashstyle="solid"/>
-            </v:line>
-            <v:shape style="position:absolute;left:5313;top:11683;width:96;height:87" id="docshape65" coordorigin="5314,11683" coordsize="96,87" path="m5362,11770l5314,11683,5410,11683,5362,11770xe" filled="true" fillcolor="#000000" stroked="false">
-              <v:path arrowok="t"/>
-              <v:fill type="solid"/>
-            </v:shape>
-            <v:shape style="position:absolute;left:4492;top:10497;width:1536;height:855" type="#_x0000_t202" id="docshape66" filled="false" stroked="true" strokeweight="2.386560pt" strokecolor="#c0504d">
-              <v:textbox inset="0,0,0,0">
-                <w:txbxContent>
-                  <w:p>
-                    <w:pPr>
-                      <w:spacing w:line="237" w:lineRule="auto" w:before="77"/>
-                      <w:ind w:left="105" w:right="0" w:hanging="1"/>
-                      <w:jc w:val="center"/>
-                      <w:rPr>
-                        <w:sz w:val="15"/>
-                      </w:rPr>
-                    </w:pPr>
-                    <w:r>
-                      <w:rPr>
-                        <w:w w:val="115"/>
-                        <w:sz w:val="15"/>
-                      </w:rPr>
-                      <w:t>CL / Monitor informed of resolution</w:t>
-                    </w:r>
-                    <w:r>
-                      <w:rPr>
-                        <w:spacing w:val="-12"/>
-                        <w:w w:val="115"/>
-                        <w:sz w:val="15"/>
-                      </w:rPr>
-                      <w:t> </w:t>
-                    </w:r>
-                    <w:r>
-                      <w:rPr>
-                        <w:w w:val="115"/>
-                        <w:sz w:val="15"/>
-                      </w:rPr>
-                      <w:t>by</w:t>
-                    </w:r>
-                    <w:r>
-                      <w:rPr>
-                        <w:spacing w:val="-12"/>
-                        <w:w w:val="115"/>
-                        <w:sz w:val="15"/>
-                      </w:rPr>
-                      <w:t> </w:t>
-                    </w:r>
-                    <w:r>
-                      <w:rPr>
-                        <w:w w:val="115"/>
-                        <w:sz w:val="15"/>
-                      </w:rPr>
-                      <w:t>TMA</w:t>
-                    </w:r>
-                  </w:p>
-                </w:txbxContent>
-              </v:textbox>
-              <v:stroke dashstyle="solid"/>
-              <w10:wrap type="none"/>
-            </v:shape>
-            <v:shape style="position:absolute;left:4416;top:11769;width:1613;height:836" type="#_x0000_t202" id="docshape67" filled="false" stroked="true" strokeweight="2.386560pt" strokecolor="#c0504d">
-              <v:textbox inset="0,0,0,0">
-                <w:txbxContent>
-                  <w:p>
-                    <w:pPr>
-                      <w:spacing w:before="51"/>
-                      <w:ind w:left="28" w:right="2" w:firstLine="0"/>
-                      <w:jc w:val="center"/>
-                      <w:rPr>
-                        <w:sz w:val="15"/>
-                      </w:rPr>
-                    </w:pPr>
-                    <w:r>
-                      <w:rPr>
-                        <w:w w:val="115"/>
-                        <w:sz w:val="15"/>
-                      </w:rPr>
-                      <w:t>Resolution</w:t>
-                    </w:r>
-                    <w:r>
-                      <w:rPr>
-                        <w:spacing w:val="-12"/>
-                        <w:w w:val="115"/>
-                        <w:sz w:val="15"/>
-                      </w:rPr>
-                      <w:t> </w:t>
-                    </w:r>
-                    <w:r>
-                      <w:rPr>
-                        <w:w w:val="115"/>
-                        <w:sz w:val="15"/>
-                      </w:rPr>
-                      <w:t>added</w:t>
-                    </w:r>
-                    <w:r>
-                      <w:rPr>
-                        <w:spacing w:val="-12"/>
-                        <w:w w:val="115"/>
-                        <w:sz w:val="15"/>
-                      </w:rPr>
-                      <w:t> </w:t>
-                    </w:r>
-                    <w:r>
-                      <w:rPr>
-                        <w:w w:val="115"/>
-                        <w:sz w:val="15"/>
-                      </w:rPr>
-                      <w:t>to the Q&amp;A file by </w:t>
-                    </w:r>
-                    <w:r>
-                      <w:rPr>
-                        <w:spacing w:val="-2"/>
-                        <w:w w:val="115"/>
-                        <w:sz w:val="15"/>
-                      </w:rPr>
-                      <w:t>CL/designee</w:t>
-                    </w:r>
-                  </w:p>
-                </w:txbxContent>
-              </v:textbox>
-              <v:stroke dashstyle="solid"/>
-              <w10:wrap type="none"/>
-            </v:shape>
-            <w10:wrap type="none"/>
-          </v:group>
-        </w:pict>
       </w:r>
       <w:r>
         <w:rPr>
@@ -14191,1190 +12318,6 @@
         <w:rPr>
           <w:sz w:val="20"/>
         </w:rPr>
-        <w:pict>
-          <v:group style="width:489.85pt;height:366.5pt;mso-position-horizontal-relative:char;mso-position-vertical-relative:line" id="docshapegroup68" coordorigin="0,0" coordsize="9797,7330">
-            <v:shape style="position:absolute;left:2380;top:23;width:4522;height:600" id="docshape69" coordorigin="2381,24" coordsize="4522,600" path="m2832,624l6451,624,6470,624,6494,619,6518,619,6537,614,6561,614,6585,609,6605,605,6624,600,6643,595,6662,585,6681,581,6701,571,6720,561,6734,552,6753,542,6768,537,6782,523,6797,513,6811,504,6825,489,6835,480,6845,465,6854,451,6864,441,6873,427,6883,413,6888,398,6893,384,6893,369,6897,355,6897,341,6902,321,6897,307,6897,293,6893,278,6893,264,6888,249,6883,235,6873,221,6864,206,6854,197,6845,182,6835,168,6825,158,6811,144,6797,134,6782,120,6768,110,6753,101,6734,91,6720,86,6701,77,6681,67,6662,62,6643,53,6624,48,6605,43,6585,38,6561,33,6537,29,6518,29,6494,29,6470,24,6451,24,2832,24,2808,24,2789,29,2765,29,2741,29,2721,33,2697,38,2678,43,2654,48,2635,53,2616,62,2597,67,2577,77,2563,86,2544,91,2529,101,2510,110,2496,120,2481,134,2467,144,2457,158,2443,168,2433,182,2424,197,2419,206,2409,221,2400,235,2395,249,2390,264,2385,278,2385,293,2381,307,2381,321,2381,341,2385,355,2385,369,2390,384,2395,398,2400,413,2409,427,2419,441,2424,451,2433,465,2443,480,2457,489,2467,504,2481,513,2496,523,2510,537,2529,542,2544,552,2563,561,2577,571,2597,581,2616,585,2635,595,2654,600,2678,605,2697,609,2721,614,2741,614,2765,619,2789,619,2808,624,2832,624e" filled="false" stroked="true" strokeweight="2.386560pt" strokecolor="#c0504d">
-              <v:path arrowok="t"/>
-              <v:stroke dashstyle="solid"/>
-            </v:shape>
-            <v:shape style="position:absolute;left:3772;top:892;width:1287;height:836" id="docshape70" coordorigin="3773,893" coordsize="1287,836" path="m3773,1310l4416,893,5059,1310,4416,1728,3773,1310xe" filled="false" stroked="true" strokeweight="2.386560pt" strokecolor="#c0504d">
-              <v:path arrowok="t"/>
-              <v:stroke dashstyle="solid"/>
-            </v:shape>
-            <v:line style="position:absolute" from="4373,614" to="4373,816" stroked="true" strokeweight="2.386560pt" strokecolor="#c0504d">
-              <v:stroke dashstyle="solid"/>
-            </v:line>
-            <v:shape style="position:absolute;left:4324;top:806;width:96;height:87" id="docshape71" coordorigin="4325,806" coordsize="96,87" path="m4373,893l4325,806,4421,806,4373,893xe" filled="true" fillcolor="#000000" stroked="false">
-              <v:path arrowok="t"/>
-              <v:fill type="solid"/>
-            </v:shape>
-            <v:line style="position:absolute" from="3729,1310" to="3168,1310" stroked="true" strokeweight="2.386560pt" strokecolor="#c0504d">
-              <v:stroke dashstyle="solid"/>
-            </v:line>
-            <v:shape style="position:absolute;left:3081;top:1267;width:101;height:87" id="docshape72" coordorigin="3081,1267" coordsize="101,87" path="m3182,1353l3081,1310,3182,1267,3182,1353xe" filled="true" fillcolor="#000000" stroked="false">
-              <v:path arrowok="t"/>
-              <v:fill type="solid"/>
-            </v:shape>
-            <v:line style="position:absolute" from="5016,1310" to="5577,1310" stroked="true" strokeweight="2.386560pt" strokecolor="#c0504d">
-              <v:stroke dashstyle="solid"/>
-            </v:line>
-            <v:shape style="position:absolute;left:5563;top:1267;width:101;height:87" id="docshape73" coordorigin="5563,1267" coordsize="101,87" path="m5563,1353l5563,1267,5664,1310,5563,1353xe" filled="true" fillcolor="#000000" stroked="false">
-              <v:path arrowok="t"/>
-              <v:fill type="solid"/>
-            </v:shape>
-            <v:line style="position:absolute" from="2601,1517" to="2601,1790" stroked="true" strokeweight="2.386560pt" strokecolor="#c0504d">
-              <v:stroke dashstyle="solid"/>
-            </v:line>
-            <v:shape style="position:absolute;left:2548;top:1780;width:101;height:87" id="docshape74" coordorigin="2549,1781" coordsize="101,87" path="m2601,1867l2549,1781,2649,1781,2601,1867xe" filled="true" fillcolor="#000000" stroked="false">
-              <v:path arrowok="t"/>
-              <v:fill type="solid"/>
-            </v:shape>
-            <v:shape style="position:absolute;left:4939;top:1867;width:2415;height:975" id="docshape75" coordorigin="4939,1867" coordsize="2415,975" path="m4939,2357l6144,1867,7353,2357,6144,2841,4939,2357xe" filled="false" stroked="true" strokeweight="2.386560pt" strokecolor="#c0504d">
-              <v:path arrowok="t"/>
-              <v:stroke dashstyle="solid"/>
-            </v:shape>
-            <v:line style="position:absolute" from="6144,1521" to="6144,1790" stroked="true" strokeweight="2.386560pt" strokecolor="#c0504d">
-              <v:stroke dashstyle="solid"/>
-            </v:line>
-            <v:shape style="position:absolute;left:6095;top:1780;width:101;height:87" id="docshape76" coordorigin="6096,1781" coordsize="101,87" path="m6144,1867l6096,1781,6197,1781,6144,1867xe" filled="true" fillcolor="#000000" stroked="false">
-              <v:path arrowok="t"/>
-              <v:fill type="solid"/>
-            </v:shape>
-            <v:rect style="position:absolute;left:6950;top:2841;width:1292;height:418" id="docshape77" filled="true" fillcolor="#ffffff" stroked="false">
-              <v:fill type="solid"/>
-            </v:rect>
-            <v:line style="position:absolute" from="5467,2568" to="3571,3033" stroked="true" strokeweight="2.386560pt" strokecolor="#c0504d">
-              <v:stroke dashstyle="solid"/>
-            </v:line>
-            <v:shape style="position:absolute;left:3489;top:2985;width:106;height:87" id="docshape78" coordorigin="3489,2985" coordsize="106,87" path="m3595,3072l3489,3053,3566,2985,3595,3072xe" filled="true" fillcolor="#000000" stroked="false">
-              <v:path arrowok="t"/>
-              <v:fill type="solid"/>
-            </v:shape>
-            <v:line style="position:absolute" from="6806,2577" to="7358,2808" stroked="true" strokeweight="2.386560pt" strokecolor="#c0504d">
-              <v:stroke dashstyle="solid"/>
-            </v:line>
-            <v:shape style="position:absolute;left:7324;top:2769;width:111;height:77" id="docshape79" coordorigin="7325,2769" coordsize="111,77" path="m7325,2846l7368,2769,7435,2841,7325,2846xe" filled="true" fillcolor="#000000" stroked="false">
-              <v:path arrowok="t"/>
-              <v:fill type="solid"/>
-            </v:shape>
-            <v:line style="position:absolute" from="2841,3259" to="2841,3744" stroked="true" strokeweight="2.386560pt" strokecolor="#c0504d">
-              <v:stroke dashstyle="solid"/>
-            </v:line>
-            <v:shape style="position:absolute;left:2793;top:3734;width:96;height:87" id="docshape80" coordorigin="2793,3734" coordsize="96,87" path="m2841,3821l2793,3734,2889,3734,2841,3821xe" filled="true" fillcolor="#000000" stroked="false">
-              <v:path arrowok="t"/>
-              <v:fill type="solid"/>
-            </v:shape>
-            <v:line style="position:absolute" from="7598,3259" to="7598,3605" stroked="true" strokeweight="2.386560pt" strokecolor="#c0504d">
-              <v:stroke dashstyle="solid"/>
-            </v:line>
-            <v:shape style="position:absolute;left:7550;top:3595;width:96;height:82" id="docshape81" coordorigin="7550,3595" coordsize="96,82" path="m7598,3677l7550,3595,7646,3595,7598,3677xe" filled="true" fillcolor="#000000" stroked="false">
-              <v:path arrowok="t"/>
-              <v:fill type="solid"/>
-            </v:shape>
-            <v:shape style="position:absolute;left:3676;top:254;width:2027;height:166" type="#_x0000_t202" id="docshape82" filled="false" stroked="false">
-              <v:textbox inset="0,0,0,0">
-                <w:txbxContent>
-                  <w:p>
-                    <w:pPr>
-                      <w:spacing w:line="166" w:lineRule="exact" w:before="0"/>
-                      <w:ind w:left="0" w:right="0" w:firstLine="0"/>
-                      <w:jc w:val="left"/>
-                      <w:rPr>
-                        <w:sz w:val="15"/>
-                      </w:rPr>
-                    </w:pPr>
-                    <w:r>
-                      <w:rPr>
-                        <w:w w:val="115"/>
-                        <w:sz w:val="15"/>
-                      </w:rPr>
-                      <w:t>Site</w:t>
-                    </w:r>
-                    <w:r>
-                      <w:rPr>
-                        <w:spacing w:val="-9"/>
-                        <w:w w:val="115"/>
-                        <w:sz w:val="15"/>
-                      </w:rPr>
-                      <w:t> </w:t>
-                    </w:r>
-                    <w:r>
-                      <w:rPr>
-                        <w:w w:val="115"/>
-                        <w:sz w:val="15"/>
-                      </w:rPr>
-                      <w:t>telephone</w:t>
-                    </w:r>
-                    <w:r>
-                      <w:rPr>
-                        <w:spacing w:val="-8"/>
-                        <w:w w:val="115"/>
-                        <w:sz w:val="15"/>
-                      </w:rPr>
-                      <w:t> </w:t>
-                    </w:r>
-                    <w:r>
-                      <w:rPr>
-                        <w:w w:val="115"/>
-                        <w:sz w:val="15"/>
-                      </w:rPr>
-                      <w:t>call</w:t>
-                    </w:r>
-                    <w:r>
-                      <w:rPr>
-                        <w:spacing w:val="-8"/>
-                        <w:w w:val="115"/>
-                        <w:sz w:val="15"/>
-                      </w:rPr>
-                      <w:t> </w:t>
-                    </w:r>
-                    <w:r>
-                      <w:rPr>
-                        <w:w w:val="115"/>
-                        <w:sz w:val="15"/>
-                      </w:rPr>
-                      <w:t>to</w:t>
-                    </w:r>
-                    <w:r>
-                      <w:rPr>
-                        <w:spacing w:val="-8"/>
-                        <w:w w:val="115"/>
-                        <w:sz w:val="15"/>
-                      </w:rPr>
-                      <w:t> </w:t>
-                    </w:r>
-                    <w:r>
-                      <w:rPr>
-                        <w:spacing w:val="-5"/>
-                        <w:w w:val="115"/>
-                        <w:sz w:val="15"/>
-                      </w:rPr>
-                      <w:t>TMA</w:t>
-                    </w:r>
-                  </w:p>
-                </w:txbxContent>
-              </v:textbox>
-              <w10:wrap type="none"/>
-            </v:shape>
-            <v:shape style="position:absolute;left:3883;top:1228;width:1062;height:166" type="#_x0000_t202" id="docshape83" filled="false" stroked="false">
-              <v:textbox inset="0,0,0,0">
-                <w:txbxContent>
-                  <w:p>
-                    <w:pPr>
-                      <w:spacing w:line="166" w:lineRule="exact" w:before="0"/>
-                      <w:ind w:left="0" w:right="0" w:firstLine="0"/>
-                      <w:jc w:val="left"/>
-                      <w:rPr>
-                        <w:sz w:val="15"/>
-                      </w:rPr>
-                    </w:pPr>
-                    <w:r>
-                      <w:rPr>
-                        <w:spacing w:val="-2"/>
-                        <w:w w:val="115"/>
-                        <w:sz w:val="15"/>
-                      </w:rPr>
-                      <w:t>Medical</w:t>
-                    </w:r>
-                    <w:r>
-                      <w:rPr>
-                        <w:spacing w:val="1"/>
-                        <w:w w:val="115"/>
-                        <w:sz w:val="15"/>
-                      </w:rPr>
-                      <w:t> </w:t>
-                    </w:r>
-                    <w:r>
-                      <w:rPr>
-                        <w:spacing w:val="-2"/>
-                        <w:w w:val="115"/>
-                        <w:sz w:val="15"/>
-                      </w:rPr>
-                      <w:t>issue</w:t>
-                    </w:r>
-                  </w:p>
-                </w:txbxContent>
-              </v:textbox>
-              <w10:wrap type="none"/>
-            </v:shape>
-            <v:shape style="position:absolute;left:5351;top:2025;width:1715;height:498" type="#_x0000_t202" id="docshape84" filled="false" stroked="false">
-              <v:textbox inset="0,0,0,0">
-                <w:txbxContent>
-                  <w:p>
-                    <w:pPr>
-                      <w:spacing w:line="230" w:lineRule="auto" w:before="0"/>
-                      <w:ind w:left="0" w:right="9" w:firstLine="427"/>
-                      <w:jc w:val="left"/>
-                      <w:rPr>
-                        <w:sz w:val="15"/>
-                      </w:rPr>
-                    </w:pPr>
-                    <w:r>
-                      <w:rPr>
-                        <w:spacing w:val="-2"/>
-                        <w:w w:val="115"/>
-                        <w:sz w:val="15"/>
-                      </w:rPr>
-                      <w:t>Precedent </w:t>
-                    </w:r>
-                    <w:r>
-                      <w:rPr>
-                        <w:w w:val="115"/>
-                        <w:sz w:val="15"/>
-                      </w:rPr>
-                      <w:t>previously</w:t>
-                    </w:r>
-                    <w:r>
-                      <w:rPr>
-                        <w:spacing w:val="-12"/>
-                        <w:w w:val="115"/>
-                        <w:sz w:val="15"/>
-                      </w:rPr>
-                      <w:t> </w:t>
-                    </w:r>
-                    <w:r>
-                      <w:rPr>
-                        <w:w w:val="115"/>
-                        <w:sz w:val="15"/>
-                      </w:rPr>
-                      <w:t>established (decided by TMA)</w:t>
-                    </w:r>
-                  </w:p>
-                </w:txbxContent>
-              </v:textbox>
-              <w10:wrap type="none"/>
-            </v:shape>
-            <v:shape style="position:absolute;left:6950;top:2841;width:1292;height:418" type="#_x0000_t202" id="docshape85" filled="false" stroked="true" strokeweight="2.386560pt" strokecolor="#c0504d">
-              <v:textbox inset="0,0,0,0">
-                <w:txbxContent>
-                  <w:p>
-                    <w:pPr>
-                      <w:spacing w:before="99"/>
-                      <w:ind w:left="468" w:right="454" w:firstLine="0"/>
-                      <w:jc w:val="center"/>
-                      <w:rPr>
-                        <w:sz w:val="15"/>
-                      </w:rPr>
-                    </w:pPr>
-                    <w:r>
-                      <w:rPr>
-                        <w:spacing w:val="-5"/>
-                        <w:w w:val="115"/>
-                        <w:sz w:val="15"/>
-                      </w:rPr>
-                      <w:t>No</w:t>
-                    </w:r>
-                  </w:p>
-                </w:txbxContent>
-              </v:textbox>
-              <v:stroke dashstyle="solid"/>
-              <w10:wrap type="none"/>
-            </v:shape>
-            <v:shape style="position:absolute;left:2198;top:2841;width:1292;height:418" type="#_x0000_t202" id="docshape86" filled="false" stroked="true" strokeweight="2.386560pt" strokecolor="#c0504d">
-              <v:textbox inset="0,0,0,0">
-                <w:txbxContent>
-                  <w:p>
-                    <w:pPr>
-                      <w:spacing w:before="99"/>
-                      <w:ind w:left="468" w:right="454" w:firstLine="0"/>
-                      <w:jc w:val="center"/>
-                      <w:rPr>
-                        <w:sz w:val="15"/>
-                      </w:rPr>
-                    </w:pPr>
-                    <w:r>
-                      <w:rPr>
-                        <w:spacing w:val="-5"/>
-                        <w:w w:val="115"/>
-                        <w:sz w:val="15"/>
-                      </w:rPr>
-                      <w:t>Yes</w:t>
-                    </w:r>
-                  </w:p>
-                </w:txbxContent>
-              </v:textbox>
-              <v:stroke dashstyle="solid"/>
-              <w10:wrap type="none"/>
-            </v:shape>
-            <v:shape style="position:absolute;left:5663;top:1099;width:965;height:423" type="#_x0000_t202" id="docshape87" filled="false" stroked="true" strokeweight="2.386560pt" strokecolor="#c0504d">
-              <v:textbox inset="0,0,0,0">
-                <w:txbxContent>
-                  <w:p>
-                    <w:pPr>
-                      <w:spacing w:before="99"/>
-                      <w:ind w:left="316" w:right="0" w:firstLine="0"/>
-                      <w:jc w:val="left"/>
-                      <w:rPr>
-                        <w:sz w:val="15"/>
-                      </w:rPr>
-                    </w:pPr>
-                    <w:r>
-                      <w:rPr>
-                        <w:spacing w:val="-5"/>
-                        <w:w w:val="115"/>
-                        <w:sz w:val="15"/>
-                      </w:rPr>
-                      <w:t>Yes</w:t>
-                    </w:r>
-                  </w:p>
-                </w:txbxContent>
-              </v:textbox>
-              <v:stroke dashstyle="solid"/>
-              <w10:wrap type="none"/>
-            </v:shape>
-            <v:shape style="position:absolute;left:2116;top:1099;width:965;height:418" type="#_x0000_t202" id="docshape88" filled="false" stroked="true" strokeweight="2.386560pt" strokecolor="#c0504d">
-              <v:textbox inset="0,0,0,0">
-                <w:txbxContent>
-                  <w:p>
-                    <w:pPr>
-                      <w:spacing w:before="99"/>
-                      <w:ind w:left="340" w:right="326" w:firstLine="0"/>
-                      <w:jc w:val="center"/>
-                      <w:rPr>
-                        <w:sz w:val="15"/>
-                      </w:rPr>
-                    </w:pPr>
-                    <w:r>
-                      <w:rPr>
-                        <w:spacing w:val="-5"/>
-                        <w:w w:val="115"/>
-                        <w:sz w:val="15"/>
-                      </w:rPr>
-                      <w:t>No</w:t>
-                    </w:r>
-                  </w:p>
-                </w:txbxContent>
-              </v:textbox>
-              <v:stroke dashstyle="solid"/>
-              <w10:wrap type="none"/>
-            </v:shape>
-            <v:shape style="position:absolute;left:1795;top:1867;width:1800;height:557" type="#_x0000_t202" id="docshape89" filled="false" stroked="true" strokeweight="2.386560pt" strokecolor="#c0504d">
-              <v:textbox inset="0,0,0,0">
-                <w:txbxContent>
-                  <w:p>
-                    <w:pPr>
-                      <w:spacing w:line="232" w:lineRule="auto" w:before="89"/>
-                      <w:ind w:left="686" w:right="128" w:hanging="408"/>
-                      <w:jc w:val="left"/>
-                      <w:rPr>
-                        <w:sz w:val="15"/>
-                      </w:rPr>
-                    </w:pPr>
-                    <w:r>
-                      <w:rPr>
-                        <w:w w:val="115"/>
-                        <w:sz w:val="15"/>
-                      </w:rPr>
-                      <w:t>Refer</w:t>
-                    </w:r>
-                    <w:r>
-                      <w:rPr>
-                        <w:spacing w:val="-12"/>
-                        <w:w w:val="115"/>
-                        <w:sz w:val="15"/>
-                      </w:rPr>
-                      <w:t> </w:t>
-                    </w:r>
-                    <w:r>
-                      <w:rPr>
-                        <w:w w:val="115"/>
-                        <w:sz w:val="15"/>
-                      </w:rPr>
-                      <w:t>to</w:t>
-                    </w:r>
-                    <w:r>
-                      <w:rPr>
-                        <w:spacing w:val="-12"/>
-                        <w:w w:val="115"/>
-                        <w:sz w:val="15"/>
-                      </w:rPr>
-                      <w:t> </w:t>
-                    </w:r>
-                    <w:r>
-                      <w:rPr>
-                        <w:w w:val="115"/>
-                        <w:sz w:val="15"/>
-                      </w:rPr>
-                      <w:t>Monitor or CL</w:t>
-                    </w:r>
-                  </w:p>
-                </w:txbxContent>
-              </v:textbox>
-              <v:stroke dashstyle="solid"/>
-              <w10:wrap type="none"/>
-            </v:shape>
-            <v:shape style="position:absolute;left:2279;top:4377;width:1772;height:1325" id="docshape90" coordorigin="2280,4377" coordsize="1772,1325" path="m2721,5702l3609,5702,3633,5702,3653,5697,3677,5697,3696,5693,3720,5688,3739,5683,3758,5673,3782,5669,3801,5659,3821,5649,3840,5640,3854,5630,3873,5616,3888,5606,3907,5592,3921,5577,3936,5563,3950,5549,3965,5534,3974,5515,3989,5501,3998,5481,4008,5462,4017,5443,4022,5429,4032,5405,4037,5385,4041,5366,4046,5347,4046,5328,4051,5304,4051,5285,4051,5261,4046,5241,4046,5217,4041,5198,4037,5179,4032,5160,4022,5141,4017,5121,4008,5102,3998,5083,3989,5064,3974,5049,3965,5030,3950,5016,3936,5001,3921,4987,3907,4973,3888,4958,3873,4949,3854,4934,3840,4925,3821,4915,3801,4905,3782,4896,3758,4891,3739,4881,3720,4877,3696,4872,3677,4872,3653,4867,3633,4867,3609,4867,2721,4867,2697,4867,2673,4867,2654,4872,2630,4872,2611,4877,2587,4881,2568,4891,2549,4896,2529,4905,2510,4915,2491,4925,2472,4934,2457,4949,2438,4958,2424,4973,2409,4987,2395,5001,2381,5016,2366,5030,2352,5049,2342,5064,2333,5083,2323,5102,2313,5121,2304,5141,2299,5160,2294,5179,2289,5198,2285,5217,2280,5241,2280,5261,2280,5285,2280,5304,2280,5328,2285,5347,2289,5366,2294,5385,2299,5405,2304,5429,2313,5443,2323,5462,2333,5481,2342,5501,2352,5515,2366,5534,2381,5549,2395,5563,2409,5577,2424,5592,2438,5606,2457,5616,2472,5630,2491,5640,2510,5649,2529,5659,2549,5669,2568,5673,2587,5683,2611,5688,2630,5693,2654,5697,2673,5697,2697,5702,2721,5702m2601,4377l3101,4809e" filled="false" stroked="true" strokeweight="2.386560pt" strokecolor="#c0504d">
-              <v:path arrowok="t"/>
-              <v:stroke dashstyle="solid"/>
-            </v:shape>
-            <v:shape style="position:absolute;left:3057;top:4775;width:106;height:92" id="docshape91" coordorigin="3057,4776" coordsize="106,92" path="m3163,4867l3057,4833,3129,4776,3163,4867xe" filled="true" fillcolor="#000000" stroked="false">
-              <v:path arrowok="t"/>
-              <v:fill type="solid"/>
-            </v:shape>
-            <v:shape style="position:absolute;left:2256;top:4353;width:1819;height:1373" type="#_x0000_t202" id="docshape92" filled="false" stroked="false">
-              <v:textbox inset="0,0,0,0">
-                <w:txbxContent>
-                  <w:p>
-                    <w:pPr>
-                      <w:spacing w:line="240" w:lineRule="auto" w:before="0"/>
-                      <w:rPr>
-                        <w:b/>
-                        <w:sz w:val="16"/>
-                      </w:rPr>
-                    </w:pPr>
-                  </w:p>
-                  <w:p>
-                    <w:pPr>
-                      <w:spacing w:line="240" w:lineRule="auto" w:before="0"/>
-                      <w:rPr>
-                        <w:b/>
-                        <w:sz w:val="16"/>
-                      </w:rPr>
-                    </w:pPr>
-                  </w:p>
-                  <w:p>
-                    <w:pPr>
-                      <w:spacing w:line="240" w:lineRule="auto" w:before="3"/>
-                      <w:rPr>
-                        <w:b/>
-                        <w:sz w:val="19"/>
-                      </w:rPr>
-                    </w:pPr>
-                  </w:p>
-                  <w:p>
-                    <w:pPr>
-                      <w:spacing w:line="237" w:lineRule="auto" w:before="0"/>
-                      <w:ind w:left="431" w:right="253" w:hanging="53"/>
-                      <w:jc w:val="left"/>
-                      <w:rPr>
-                        <w:sz w:val="15"/>
-                      </w:rPr>
-                    </w:pPr>
-                    <w:r>
-                      <w:rPr>
-                        <w:w w:val="115"/>
-                        <w:sz w:val="15"/>
-                      </w:rPr>
-                      <w:t>TMA</w:t>
-                    </w:r>
-                    <w:r>
-                      <w:rPr>
-                        <w:spacing w:val="-12"/>
-                        <w:w w:val="115"/>
-                        <w:sz w:val="15"/>
-                      </w:rPr>
-                      <w:t> </w:t>
-                    </w:r>
-                    <w:r>
-                      <w:rPr>
-                        <w:w w:val="115"/>
-                        <w:sz w:val="15"/>
-                      </w:rPr>
-                      <w:t>generates and submits a contact report</w:t>
-                    </w:r>
-                  </w:p>
-                </w:txbxContent>
-              </v:textbox>
-              <w10:wrap type="none"/>
-            </v:shape>
-            <v:shape style="position:absolute;left:1795;top:3820;width:2256;height:557" type="#_x0000_t202" id="docshape93" filled="false" stroked="true" strokeweight="2.386560pt" strokecolor="#c0504d">
-              <v:textbox inset="0,0,0,0">
-                <w:txbxContent>
-                  <w:p>
-                    <w:pPr>
-                      <w:spacing w:line="237" w:lineRule="auto" w:before="5"/>
-                      <w:ind w:left="76" w:right="55" w:hanging="1"/>
-                      <w:jc w:val="center"/>
-                      <w:rPr>
-                        <w:sz w:val="15"/>
-                      </w:rPr>
-                    </w:pPr>
-                    <w:r>
-                      <w:rPr>
-                        <w:w w:val="115"/>
-                        <w:sz w:val="15"/>
-                      </w:rPr>
-                      <w:t>TMA responds to the site with</w:t>
-                    </w:r>
-                    <w:r>
-                      <w:rPr>
-                        <w:spacing w:val="-12"/>
-                        <w:w w:val="115"/>
-                        <w:sz w:val="15"/>
-                      </w:rPr>
-                      <w:t> </w:t>
-                    </w:r>
-                    <w:r>
-                      <w:rPr>
-                        <w:w w:val="115"/>
-                        <w:sz w:val="15"/>
-                      </w:rPr>
-                      <w:t>resolution</w:t>
-                    </w:r>
-                    <w:r>
-                      <w:rPr>
-                        <w:spacing w:val="-12"/>
-                        <w:w w:val="115"/>
-                        <w:sz w:val="15"/>
-                      </w:rPr>
-                      <w:t> </w:t>
-                    </w:r>
-                    <w:r>
-                      <w:rPr>
-                        <w:w w:val="115"/>
-                        <w:sz w:val="15"/>
-                      </w:rPr>
-                      <w:t>with</w:t>
-                    </w:r>
-                    <w:r>
-                      <w:rPr>
-                        <w:spacing w:val="-12"/>
-                        <w:w w:val="115"/>
-                        <w:sz w:val="15"/>
-                      </w:rPr>
-                      <w:t> </w:t>
-                    </w:r>
-                    <w:r>
-                      <w:rPr>
-                        <w:w w:val="115"/>
-                        <w:sz w:val="15"/>
-                      </w:rPr>
-                      <w:t>Monitor in copy</w:t>
-                    </w:r>
-                  </w:p>
-                </w:txbxContent>
-              </v:textbox>
-              <v:stroke dashstyle="solid"/>
-              <w10:wrap type="none"/>
-            </v:shape>
-            <v:line style="position:absolute" from="7598,4517" to="7598,5208" stroked="true" strokeweight="2.386560pt" strokecolor="#c0504d">
-              <v:stroke dashstyle="solid"/>
-            </v:line>
-            <v:shape style="position:absolute;left:7550;top:5198;width:96;height:87" id="docshape94" coordorigin="7550,5198" coordsize="96,87" path="m7598,5285l7550,5198,7646,5198,7598,5285xe" filled="true" fillcolor="#000000" stroked="false">
-              <v:path arrowok="t"/>
-              <v:fill type="solid"/>
-            </v:shape>
-            <v:shape style="position:absolute;left:6628;top:3676;width:1935;height:840" type="#_x0000_t202" id="docshape95" filled="false" stroked="true" strokeweight="2.386560pt" strokecolor="#c0504d">
-              <v:textbox inset="0,0,0,0">
-                <w:txbxContent>
-                  <w:p>
-                    <w:pPr>
-                      <w:spacing w:line="237" w:lineRule="auto" w:before="33"/>
-                      <w:ind w:left="12" w:right="38" w:firstLine="0"/>
-                      <w:jc w:val="center"/>
-                      <w:rPr>
-                        <w:sz w:val="15"/>
-                      </w:rPr>
-                    </w:pPr>
-                    <w:r>
-                      <w:rPr>
-                        <w:w w:val="115"/>
-                        <w:sz w:val="15"/>
-                      </w:rPr>
-                      <w:t>TMA</w:t>
-                    </w:r>
-                    <w:r>
-                      <w:rPr>
-                        <w:spacing w:val="-12"/>
-                        <w:w w:val="115"/>
-                        <w:sz w:val="15"/>
-                      </w:rPr>
-                      <w:t> </w:t>
-                    </w:r>
-                    <w:r>
-                      <w:rPr>
-                        <w:w w:val="115"/>
-                        <w:sz w:val="15"/>
-                      </w:rPr>
-                      <w:t>may</w:t>
-                    </w:r>
-                    <w:r>
-                      <w:rPr>
-                        <w:spacing w:val="-12"/>
-                        <w:w w:val="115"/>
-                        <w:sz w:val="15"/>
-                      </w:rPr>
-                      <w:t> </w:t>
-                    </w:r>
-                    <w:r>
-                      <w:rPr>
-                        <w:w w:val="115"/>
-                        <w:sz w:val="15"/>
-                      </w:rPr>
-                      <w:t>contact/e-mail the Sponsor for guidance or</w:t>
-                    </w:r>
-                    <w:r>
-                      <w:rPr>
-                        <w:spacing w:val="80"/>
-                        <w:w w:val="115"/>
-                        <w:sz w:val="15"/>
-                      </w:rPr>
-                      <w:t> </w:t>
-                    </w:r>
-                    <w:r>
-                      <w:rPr>
-                        <w:spacing w:val="-2"/>
-                        <w:w w:val="115"/>
-                        <w:sz w:val="15"/>
-                      </w:rPr>
-                      <w:t>consultation</w:t>
-                    </w:r>
-                  </w:p>
-                </w:txbxContent>
-              </v:textbox>
-              <v:stroke dashstyle="solid"/>
-              <w10:wrap type="none"/>
-            </v:shape>
-            <v:shape style="position:absolute;left:6681;top:5284;width:2420;height:557" type="#_x0000_t202" id="docshape96" filled="false" stroked="true" strokeweight="2.386560pt" strokecolor="#c0504d">
-              <v:textbox inset="0,0,0,0">
-                <w:txbxContent>
-                  <w:p>
-                    <w:pPr>
-                      <w:spacing w:line="237" w:lineRule="auto" w:before="5"/>
-                      <w:ind w:left="54" w:right="61" w:firstLine="0"/>
-                      <w:jc w:val="center"/>
-                      <w:rPr>
-                        <w:sz w:val="15"/>
-                      </w:rPr>
-                    </w:pPr>
-                    <w:r>
-                      <w:rPr>
-                        <w:w w:val="115"/>
-                        <w:sz w:val="15"/>
-                      </w:rPr>
-                      <w:t>TMA</w:t>
-                    </w:r>
-                    <w:r>
-                      <w:rPr>
-                        <w:spacing w:val="-11"/>
-                        <w:w w:val="115"/>
-                        <w:sz w:val="15"/>
-                      </w:rPr>
-                      <w:t> </w:t>
-                    </w:r>
-                    <w:r>
-                      <w:rPr>
-                        <w:w w:val="115"/>
-                        <w:sz w:val="15"/>
-                      </w:rPr>
-                      <w:t>responds</w:t>
-                    </w:r>
-                    <w:r>
-                      <w:rPr>
-                        <w:spacing w:val="-9"/>
-                        <w:w w:val="115"/>
-                        <w:sz w:val="15"/>
-                      </w:rPr>
-                      <w:t> </w:t>
-                    </w:r>
-                    <w:r>
-                      <w:rPr>
-                        <w:w w:val="115"/>
-                        <w:sz w:val="15"/>
-                      </w:rPr>
-                      <w:t>to</w:t>
-                    </w:r>
-                    <w:r>
-                      <w:rPr>
-                        <w:spacing w:val="-9"/>
-                        <w:w w:val="115"/>
-                        <w:sz w:val="15"/>
-                      </w:rPr>
-                      <w:t> </w:t>
-                    </w:r>
-                    <w:r>
-                      <w:rPr>
-                        <w:w w:val="115"/>
-                        <w:sz w:val="15"/>
-                      </w:rPr>
-                      <w:t>the</w:t>
-                    </w:r>
-                    <w:r>
-                      <w:rPr>
-                        <w:spacing w:val="-9"/>
-                        <w:w w:val="115"/>
-                        <w:sz w:val="15"/>
-                      </w:rPr>
-                      <w:t> </w:t>
-                    </w:r>
-                    <w:r>
-                      <w:rPr>
-                        <w:w w:val="115"/>
-                        <w:sz w:val="15"/>
-                      </w:rPr>
-                      <w:t>site</w:t>
-                    </w:r>
-                    <w:r>
-                      <w:rPr>
-                        <w:spacing w:val="-9"/>
-                        <w:w w:val="115"/>
-                        <w:sz w:val="15"/>
-                      </w:rPr>
-                      <w:t> </w:t>
-                    </w:r>
-                    <w:r>
-                      <w:rPr>
-                        <w:w w:val="115"/>
-                        <w:sz w:val="15"/>
-                      </w:rPr>
-                      <w:t>with resolution with Monitor in</w:t>
-                    </w:r>
-                    <w:r>
-                      <w:rPr>
-                        <w:spacing w:val="40"/>
-                        <w:w w:val="115"/>
-                        <w:sz w:val="15"/>
-                      </w:rPr>
-                      <w:t> </w:t>
-                    </w:r>
-                    <w:r>
-                      <w:rPr>
-                        <w:spacing w:val="-4"/>
-                        <w:w w:val="115"/>
-                        <w:sz w:val="15"/>
-                      </w:rPr>
-                      <w:t>copy</w:t>
-                    </w:r>
-                  </w:p>
-                </w:txbxContent>
-              </v:textbox>
-              <v:stroke dashstyle="solid"/>
-              <w10:wrap type="none"/>
-            </v:shape>
-            <v:line style="position:absolute" from="6681,5726" to="4781,6173" stroked="true" strokeweight="2.386560pt" strokecolor="#c0504d">
-              <v:stroke dashstyle="solid"/>
-            </v:line>
-            <v:shape style="position:absolute;left:4694;top:6129;width:111;height:82" id="docshape97" coordorigin="4694,6129" coordsize="111,82" path="m4805,6211l4694,6187,4781,6129,4805,6211xe" filled="true" fillcolor="#000000" stroked="false">
-              <v:path arrowok="t"/>
-              <v:fill type="solid"/>
-            </v:shape>
-            <v:shape style="position:absolute;left:5985;top:5841;width:3788;height:1464" id="docshape98" coordorigin="5985,5841" coordsize="3788,1464" path="m8227,7305l9259,7305,9283,7305,9312,7301,9336,7301,9360,7296,9389,7291,9413,7281,9437,7277,9461,7267,9480,7262,9504,7248,9528,7238,9547,7229,9566,7214,9585,7200,9605,7185,9619,7171,9638,7157,9657,7142,9672,7123,9686,7109,9701,7089,9710,7070,9725,7051,9734,7032,9739,7008,9753,6989,9758,6969,9763,6945,9768,6926,9773,6902,9773,6878,9773,6854,9773,6835,9773,6811,9768,6787,9763,6768,9758,6744,9753,6725,9739,6701,9734,6681,9725,6662,9710,6643,9701,6624,9686,6605,9672,6585,9657,6571,9638,6552,9619,6537,9605,6523,9585,6509,9566,6494,9547,6485,9528,6470,9504,6461,9480,6451,9461,6441,9437,6437,9413,6427,9389,6422,9360,6417,9336,6413,9312,6408,9283,6408,9259,6408,8227,6408,8203,6408,8179,6408,8150,6413,8126,6417,8102,6422,8078,6427,8054,6437,8030,6441,8006,6451,7982,6461,7963,6470,7944,6485,7920,6494,7901,6509,7881,6523,7867,6537,7848,6552,7833,6571,7819,6585,7800,6605,7790,6624,7776,6643,7766,6662,7757,6681,7747,6701,7737,6725,7733,6744,7723,6768,7718,6787,7718,6811,7713,6835,7713,6854,7713,6878,7718,6902,7718,6926,7723,6945,7733,6969,7737,6989,7747,7008,7757,7032,7766,7051,7776,7070,7790,7089,7800,7109,7819,7123,7833,7142,7848,7157,7867,7171,7881,7185,7901,7200,7920,7214,7944,7229,7963,7238,7982,7248,8006,7262,8030,7267,8054,7277,8078,7281,8102,7291,8126,7296,8150,7301,8179,7301,8203,7305,8227,7305m6403,7305l7233,7305,7253,7305,7277,7301,7296,7301,7315,7296,7334,7291,7353,7286,7373,7281,7392,7272,7411,7262,7430,7253,7445,7243,7464,7233,7478,7219,7493,7209,7512,7195,7526,7181,7541,7166,7555,7152,7565,7137,7574,7118,7589,7104,7598,7085,7608,7065,7613,7051,7622,7032,7627,7013,7637,6989,7641,6969,7641,6950,7646,6926,7646,6907,7646,6888,7646,6864,7646,6845,7641,6821,7641,6801,7637,6782,7627,6763,7622,6739,7613,6725,7608,6705,7598,6686,7589,6667,7574,6653,7565,6633,7555,6619,7541,6605,7526,6590,7512,6576,7493,6561,7478,6552,7464,6537,7445,6528,7430,6518,7411,6509,7392,6499,7373,6494,7353,6485,7334,6480,7315,6475,7296,6470,7277,6470,7253,6470,7233,6465,6403,6465,6379,6470,6360,6470,6336,6470,6317,6475,6297,6480,6278,6485,6259,6494,6240,6499,6221,6509,6201,6518,6187,6528,6168,6537,6153,6552,6134,6561,6120,6576,6105,6590,6096,6605,6081,6619,6067,6633,6057,6653,6048,6667,6033,6686,6029,6705,6019,6725,6009,6739,6005,6763,6000,6782,5995,6801,5990,6821,5985,6845,5985,6864,5985,6888,5985,6907,5985,6926,5990,6950,5995,6969,6000,6989,6005,7013,6009,7032,6019,7051,6029,7065,6033,7085,6048,7104,6057,7118,6067,7137,6081,7152,6096,7166,6105,7181,6120,7195,6134,7209,6153,7219,6168,7233,6187,7243,6201,7253,6221,7262,6240,7272,6259,7281,6278,7286,6297,7291,6317,7296,6336,7301,6360,7301,6379,7305,6403,7305m7113,5841l6825,6398e" filled="false" stroked="true" strokeweight="2.386560pt" strokecolor="#c0504d">
-              <v:path arrowok="t"/>
-              <v:stroke dashstyle="solid"/>
-            </v:shape>
-            <v:shape style="position:absolute;left:6787;top:6374;width:92;height:92" id="docshape99" coordorigin="6787,6374" coordsize="92,92" path="m6792,6465l6787,6374,6878,6408,6792,6465xe" filled="true" fillcolor="#000000" stroked="false">
-              <v:path arrowok="t"/>
-              <v:fill type="solid"/>
-            </v:shape>
-            <v:line style="position:absolute" from="8001,5841" to="8462,6408" stroked="true" strokeweight="2.386560pt" strokecolor="#c0504d">
-              <v:stroke dashstyle="solid"/>
-            </v:line>
-            <v:shape style="position:absolute;left:8414;top:6374;width:96;height:92" id="docshape100" coordorigin="8414,6374" coordsize="96,92" path="m8510,6465l8414,6422,8496,6374,8510,6465xe" filled="true" fillcolor="#000000" stroked="false">
-              <v:path arrowok="t"/>
-              <v:fill type="solid"/>
-            </v:shape>
-            <v:shape style="position:absolute;left:5961;top:5817;width:3835;height:1512" type="#_x0000_t202" id="docshape101" filled="false" stroked="false">
-              <v:textbox inset="0,0,0,0">
-                <w:txbxContent>
-                  <w:p>
-                    <w:pPr>
-                      <w:spacing w:line="240" w:lineRule="auto" w:before="0"/>
-                      <w:rPr>
-                        <w:b/>
-                        <w:sz w:val="18"/>
-                      </w:rPr>
-                    </w:pPr>
-                  </w:p>
-                  <w:p>
-                    <w:pPr>
-                      <w:spacing w:line="240" w:lineRule="auto" w:before="0"/>
-                      <w:rPr>
-                        <w:b/>
-                        <w:sz w:val="18"/>
-                      </w:rPr>
-                    </w:pPr>
-                  </w:p>
-                  <w:p>
-                    <w:pPr>
-                      <w:spacing w:line="240" w:lineRule="auto" w:before="0"/>
-                      <w:rPr>
-                        <w:b/>
-                        <w:sz w:val="18"/>
-                      </w:rPr>
-                    </w:pPr>
-                  </w:p>
-                  <w:p>
-                    <w:pPr>
-                      <w:tabs>
-                        <w:tab w:pos="2015" w:val="left" w:leader="none"/>
-                        <w:tab w:pos="2106" w:val="left" w:leader="none"/>
-                        <w:tab w:pos="2510" w:val="left" w:leader="none"/>
-                      </w:tabs>
-                      <w:spacing w:line="232" w:lineRule="auto" w:before="111"/>
-                      <w:ind w:left="105" w:right="305" w:firstLine="168"/>
-                      <w:jc w:val="left"/>
-                      <w:rPr>
-                        <w:sz w:val="15"/>
-                      </w:rPr>
-                    </w:pPr>
-                    <w:r>
-                      <w:rPr>
-                        <w:w w:val="115"/>
-                        <w:sz w:val="15"/>
-                      </w:rPr>
-                      <w:t>Site documents</w:t>
-                    </w:r>
-                    <w:r>
-                      <w:rPr>
-                        <w:sz w:val="15"/>
-                      </w:rPr>
-                      <w:tab/>
-                    </w:r>
-                    <w:r>
-                      <w:rPr>
-                        <w:w w:val="115"/>
-                        <w:sz w:val="15"/>
-                      </w:rPr>
-                      <w:t>TMA</w:t>
-                    </w:r>
-                    <w:r>
-                      <w:rPr>
-                        <w:spacing w:val="-12"/>
-                        <w:w w:val="115"/>
-                        <w:sz w:val="15"/>
-                      </w:rPr>
-                      <w:t> </w:t>
-                    </w:r>
-                    <w:r>
-                      <w:rPr>
-                        <w:w w:val="115"/>
-                        <w:sz w:val="15"/>
-                      </w:rPr>
-                      <w:t>generates</w:t>
-                    </w:r>
-                    <w:r>
-                      <w:rPr>
-                        <w:spacing w:val="-12"/>
-                        <w:w w:val="115"/>
-                        <w:sz w:val="15"/>
-                      </w:rPr>
-                      <w:t> </w:t>
-                    </w:r>
-                    <w:r>
-                      <w:rPr>
-                        <w:w w:val="115"/>
-                        <w:sz w:val="15"/>
-                      </w:rPr>
-                      <w:t>and resolution in source;</w:t>
-                    </w:r>
-                    <w:r>
-                      <w:rPr>
-                        <w:sz w:val="15"/>
-                      </w:rPr>
-                      <w:tab/>
-                      <w:tab/>
-                    </w:r>
-                    <w:r>
-                      <w:rPr>
-                        <w:w w:val="115"/>
-                        <w:sz w:val="15"/>
-                      </w:rPr>
-                      <w:t>submits a contact </w:t>
-                    </w:r>
-                    <w:r>
-                      <w:rPr>
-                        <w:w w:val="115"/>
-                        <w:position w:val="1"/>
-                        <w:sz w:val="15"/>
-                      </w:rPr>
-                      <w:t>Monitor verifies at</w:t>
-                    </w:r>
-                    <w:r>
-                      <w:rPr>
-                        <w:position w:val="1"/>
-                        <w:sz w:val="15"/>
-                      </w:rPr>
-                      <w:tab/>
-                      <w:tab/>
-                      <w:tab/>
-                    </w:r>
-                    <w:r>
-                      <w:rPr>
-                        <w:spacing w:val="-2"/>
-                        <w:w w:val="115"/>
-                        <w:sz w:val="15"/>
-                      </w:rPr>
-                      <w:t>report</w:t>
-                    </w:r>
-                  </w:p>
-                  <w:p>
-                    <w:pPr>
-                      <w:spacing w:line="160" w:lineRule="exact" w:before="0"/>
-                      <w:ind w:left="691" w:right="0" w:firstLine="0"/>
-                      <w:jc w:val="left"/>
-                      <w:rPr>
-                        <w:sz w:val="15"/>
-                      </w:rPr>
-                    </w:pPr>
-                    <w:r>
-                      <w:rPr>
-                        <w:w w:val="115"/>
-                        <w:sz w:val="15"/>
-                      </w:rPr>
-                      <w:t>site</w:t>
-                    </w:r>
-                    <w:r>
-                      <w:rPr>
-                        <w:spacing w:val="-9"/>
-                        <w:w w:val="115"/>
-                        <w:sz w:val="15"/>
-                      </w:rPr>
-                      <w:t> </w:t>
-                    </w:r>
-                    <w:r>
-                      <w:rPr>
-                        <w:spacing w:val="-2"/>
-                        <w:w w:val="115"/>
-                        <w:sz w:val="15"/>
-                      </w:rPr>
-                      <w:t>visit</w:t>
-                    </w:r>
-                  </w:p>
-                </w:txbxContent>
-              </v:textbox>
-              <w10:wrap type="none"/>
-            </v:shape>
-            <v:rect style="position:absolute;left:23;top:3676;width:1536;height:840" id="docshape102" filled="false" stroked="true" strokeweight="2.386560pt" strokecolor="#c0504d">
-              <v:stroke dashstyle="solid"/>
-            </v:rect>
-            <v:line style="position:absolute" from="1814,4094" to="1579,4094" stroked="true" strokeweight="2.386560pt" strokecolor="#c0504d">
-              <v:stroke dashstyle="solid"/>
-            </v:line>
-            <v:shape style="position:absolute;left:1559;top:4079;width:101;height:58" id="docshape103" coordorigin="1560,4080" coordsize="101,58" path="m1661,4137l1560,4109,1661,4080,1661,4137xe" filled="true" fillcolor="#000000" stroked="false">
-              <v:path arrowok="t"/>
-              <v:fill type="solid"/>
-            </v:shape>
-            <v:shape style="position:absolute;left:182;top:4377;width:1613;height:1325" id="docshape104" coordorigin="182,4377" coordsize="1613,1325" path="m585,5702l1392,5702,1411,5702,1430,5697,1454,5697,1473,5693,1493,5688,1512,5683,1531,5673,1550,5669,1565,5659,1584,5649,1598,5640,1617,5630,1632,5616,1646,5606,1661,5592,1675,5577,1689,5563,1704,5549,1713,5534,1728,5515,1737,5501,1747,5481,1757,5462,1761,5443,1771,5429,1776,5405,1781,5385,1785,5366,1790,5347,1790,5328,1795,5304,1795,5285,1795,5261,1790,5241,1790,5217,1785,5198,1781,5179,1776,5160,1771,5141,1761,5121,1757,5102,1747,5083,1737,5064,1728,5049,1713,5030,1704,5016,1689,5001,1675,4987,1661,4973,1646,4958,1632,4949,1617,4934,1598,4925,1584,4915,1565,4905,1550,4896,1531,4891,1512,4881,1493,4877,1473,4872,1454,4872,1430,4867,1411,4867,1392,4867,585,4867,566,4867,542,4867,523,4872,504,4872,485,4877,465,4881,446,4891,427,4896,413,4905,393,4915,374,4925,360,4934,345,4949,331,4958,312,4973,302,4987,288,5001,273,5016,264,5030,254,5049,240,5064,230,5083,221,5102,216,5121,206,5141,201,5160,197,5179,192,5198,187,5217,187,5241,182,5261,182,5285,182,5304,187,5328,187,5347,192,5366,197,5385,201,5405,206,5429,216,5443,221,5462,230,5481,240,5501,254,5515,264,5534,273,5549,288,5563,302,5577,312,5592,331,5606,345,5616,360,5630,374,5640,393,5649,413,5659,427,5669,446,5673,465,5683,485,5688,504,5693,523,5697,542,5697,566,5702,585,5702m1795,4377l1061,4824e" filled="false" stroked="true" strokeweight="2.386560pt" strokecolor="#c0504d">
-              <v:path arrowok="t"/>
-              <v:stroke dashstyle="solid"/>
-            </v:shape>
-            <v:shape style="position:absolute;left:988;top:4780;width:111;height:87" id="docshape105" coordorigin="989,4781" coordsize="111,87" path="m989,4867l1041,4781,1099,4853,989,4867xe" filled="true" fillcolor="#000000" stroked="false">
-              <v:path arrowok="t"/>
-              <v:fill type="solid"/>
-            </v:shape>
-            <v:shape style="position:absolute;left:0;top:3652;width:1819;height:2074" type="#_x0000_t202" id="docshape106" filled="false" stroked="false">
-              <v:textbox inset="0,0,0,0">
-                <w:txbxContent>
-                  <w:p>
-                    <w:pPr>
-                      <w:spacing w:line="240" w:lineRule="auto" w:before="0"/>
-                      <w:rPr>
-                        <w:b/>
-                        <w:sz w:val="16"/>
-                      </w:rPr>
-                    </w:pPr>
-                  </w:p>
-                  <w:p>
-                    <w:pPr>
-                      <w:spacing w:line="240" w:lineRule="auto" w:before="0"/>
-                      <w:rPr>
-                        <w:b/>
-                        <w:sz w:val="16"/>
-                      </w:rPr>
-                    </w:pPr>
-                  </w:p>
-                  <w:p>
-                    <w:pPr>
-                      <w:spacing w:line="240" w:lineRule="auto" w:before="0"/>
-                      <w:rPr>
-                        <w:b/>
-                        <w:sz w:val="16"/>
-                      </w:rPr>
-                    </w:pPr>
-                  </w:p>
-                  <w:p>
-                    <w:pPr>
-                      <w:spacing w:line="240" w:lineRule="auto" w:before="0"/>
-                      <w:rPr>
-                        <w:b/>
-                        <w:sz w:val="16"/>
-                      </w:rPr>
-                    </w:pPr>
-                  </w:p>
-                  <w:p>
-                    <w:pPr>
-                      <w:spacing w:line="240" w:lineRule="auto" w:before="0"/>
-                      <w:rPr>
-                        <w:b/>
-                        <w:sz w:val="16"/>
-                      </w:rPr>
-                    </w:pPr>
-                  </w:p>
-                  <w:p>
-                    <w:pPr>
-                      <w:spacing w:line="240" w:lineRule="auto" w:before="0"/>
-                      <w:rPr>
-                        <w:b/>
-                        <w:sz w:val="16"/>
-                      </w:rPr>
-                    </w:pPr>
-                  </w:p>
-                  <w:p>
-                    <w:pPr>
-                      <w:spacing w:line="240" w:lineRule="auto" w:before="5"/>
-                      <w:rPr>
-                        <w:b/>
-                        <w:sz w:val="16"/>
-                      </w:rPr>
-                    </w:pPr>
-                  </w:p>
-                  <w:p>
-                    <w:pPr>
-                      <w:spacing w:line="232" w:lineRule="auto" w:before="1"/>
-                      <w:ind w:left="263" w:right="0" w:firstLine="168"/>
-                      <w:jc w:val="left"/>
-                      <w:rPr>
-                        <w:sz w:val="15"/>
-                      </w:rPr>
-                    </w:pPr>
-                    <w:r>
-                      <w:rPr>
-                        <w:w w:val="115"/>
-                        <w:sz w:val="15"/>
-                      </w:rPr>
-                      <w:t>Site documents resolution</w:t>
-                    </w:r>
-                    <w:r>
-                      <w:rPr>
-                        <w:spacing w:val="-12"/>
-                        <w:w w:val="115"/>
-                        <w:sz w:val="15"/>
-                      </w:rPr>
-                      <w:t> </w:t>
-                    </w:r>
-                    <w:r>
-                      <w:rPr>
-                        <w:w w:val="115"/>
-                        <w:sz w:val="15"/>
-                      </w:rPr>
-                      <w:t>in</w:t>
-                    </w:r>
-                    <w:r>
-                      <w:rPr>
-                        <w:spacing w:val="-12"/>
-                        <w:w w:val="115"/>
-                        <w:sz w:val="15"/>
-                      </w:rPr>
-                      <w:t> </w:t>
-                    </w:r>
-                    <w:r>
-                      <w:rPr>
-                        <w:w w:val="115"/>
-                        <w:sz w:val="15"/>
-                      </w:rPr>
-                      <w:t>source;</w:t>
-                    </w:r>
-                  </w:p>
-                  <w:p>
-                    <w:pPr>
-                      <w:spacing w:line="240" w:lineRule="auto" w:before="0"/>
-                      <w:ind w:left="479" w:right="0" w:hanging="178"/>
-                      <w:jc w:val="left"/>
-                      <w:rPr>
-                        <w:sz w:val="15"/>
-                      </w:rPr>
-                    </w:pPr>
-                    <w:r>
-                      <w:rPr>
-                        <w:w w:val="115"/>
-                        <w:sz w:val="15"/>
-                      </w:rPr>
-                      <w:t>Monitor</w:t>
-                    </w:r>
-                    <w:r>
-                      <w:rPr>
-                        <w:spacing w:val="-12"/>
-                        <w:w w:val="115"/>
-                        <w:sz w:val="15"/>
-                      </w:rPr>
-                      <w:t> </w:t>
-                    </w:r>
-                    <w:r>
-                      <w:rPr>
-                        <w:w w:val="115"/>
-                        <w:sz w:val="15"/>
-                      </w:rPr>
-                      <w:t>verifies</w:t>
-                    </w:r>
-                    <w:r>
-                      <w:rPr>
-                        <w:spacing w:val="-12"/>
-                        <w:w w:val="115"/>
-                        <w:sz w:val="15"/>
-                      </w:rPr>
-                      <w:t> </w:t>
-                    </w:r>
-                    <w:r>
-                      <w:rPr>
-                        <w:w w:val="115"/>
-                        <w:sz w:val="15"/>
-                      </w:rPr>
-                      <w:t>at site visit</w:t>
-                    </w:r>
-                  </w:p>
-                </w:txbxContent>
-              </v:textbox>
-              <w10:wrap type="none"/>
-            </v:shape>
-            <v:shape style="position:absolute;left:47;top:3700;width:1489;height:793" type="#_x0000_t202" id="docshape107" filled="false" stroked="false">
-              <v:textbox inset="0,0,0,0">
-                <w:txbxContent>
-                  <w:p>
-                    <w:pPr>
-                      <w:spacing w:line="247" w:lineRule="auto" w:before="37"/>
-                      <w:ind w:left="158" w:right="344" w:hanging="29"/>
-                      <w:jc w:val="left"/>
-                      <w:rPr>
-                        <w:sz w:val="15"/>
-                      </w:rPr>
-                    </w:pPr>
-                    <w:r>
-                      <w:rPr>
-                        <w:w w:val="115"/>
-                        <w:sz w:val="15"/>
-                      </w:rPr>
-                      <w:t>CL/ Monitor informed of resolution</w:t>
-                    </w:r>
-                    <w:r>
-                      <w:rPr>
-                        <w:spacing w:val="-12"/>
-                        <w:w w:val="115"/>
-                        <w:sz w:val="15"/>
-                      </w:rPr>
-                      <w:t> </w:t>
-                    </w:r>
-                    <w:r>
-                      <w:rPr>
-                        <w:w w:val="115"/>
-                        <w:sz w:val="15"/>
-                      </w:rPr>
-                      <w:t>by</w:t>
-                    </w:r>
-                  </w:p>
-                  <w:p>
-                    <w:pPr>
-                      <w:spacing w:line="163" w:lineRule="exact" w:before="0"/>
-                      <w:ind w:left="393" w:right="0" w:firstLine="0"/>
-                      <w:jc w:val="left"/>
-                      <w:rPr>
-                        <w:sz w:val="15"/>
-                      </w:rPr>
-                    </w:pPr>
-                    <w:r>
-                      <w:rPr>
-                        <w:spacing w:val="-5"/>
-                        <w:w w:val="115"/>
-                        <w:sz w:val="15"/>
-                      </w:rPr>
-                      <w:t>TMA</w:t>
-                    </w:r>
-                  </w:p>
-                </w:txbxContent>
-              </v:textbox>
-              <w10:wrap type="none"/>
-            </v:shape>
-          </v:group>
-        </w:pict>
       </w:r>
       <w:r>
         <w:rPr>
@@ -15491,12 +12434,6 @@
       </w:pPr>
       <w:r>
         <w:rPr/>
-        <w:pict>
-          <v:rect style="position:absolute;margin-left:70.559998pt;margin-top:14.457307pt;width:470.88pt;height:.48pt;mso-position-horizontal-relative:page;mso-position-vertical-relative:paragraph;z-index:-15725568;mso-wrap-distance-left:0;mso-wrap-distance-right:0" id="docshape108" filled="true" fillcolor="#000000" stroked="false">
-            <v:fill type="solid"/>
-            <w10:wrap type="topAndBottom"/>
-          </v:rect>
-        </w:pict>
       </w:r>
     </w:p>
     <w:p>
@@ -15812,49 +12749,6 @@
       </w:pPr>
       <w:r>
         <w:rPr/>
-        <w:drawing>
-          <wp:anchor distT="0" distB="0" distL="0" distR="0" allowOverlap="1" layoutInCell="1" locked="0" behindDoc="0" simplePos="0" relativeHeight="15732736">
-            <wp:simplePos x="0" y="0"/>
-            <wp:positionH relativeFrom="page">
-              <wp:posOffset>1780794</wp:posOffset>
-            </wp:positionH>
-            <wp:positionV relativeFrom="paragraph">
-              <wp:posOffset>207033</wp:posOffset>
-            </wp:positionV>
-            <wp:extent cx="19812" cy="9905"/>
-            <wp:effectExtent l="0" t="0" r="0" b="0"/>
-            <wp:wrapNone/>
-            <wp:docPr id="9" name="image2.png"/>
-            <wp:cNvGraphicFramePr>
-              <a:graphicFrameLocks noChangeAspect="1"/>
-            </wp:cNvGraphicFramePr>
-            <a:graphic>
-              <a:graphicData uri="http://schemas.openxmlformats.org/drawingml/2006/picture">
-                <pic:pic>
-                  <pic:nvPicPr>
-                    <pic:cNvPr id="10" name="image2.png"/>
-                    <pic:cNvPicPr/>
-                  </pic:nvPicPr>
-                  <pic:blipFill>
-                    <a:blip r:embed="rId19" cstate="print"/>
-                    <a:stretch>
-                      <a:fillRect/>
-                    </a:stretch>
-                  </pic:blipFill>
-                  <pic:spPr>
-                    <a:xfrm>
-                      <a:off x="0" y="0"/>
-                      <a:ext cx="19812" cy="9905"/>
-                    </a:xfrm>
-                    <a:prstGeom prst="rect">
-                      <a:avLst/>
-                    </a:prstGeom>
-                  </pic:spPr>
-                </pic:pic>
-              </a:graphicData>
-            </a:graphic>
-          </wp:anchor>
-        </w:drawing>
       </w:r>
       <w:bookmarkStart w:name="266181965_3_0_sgTemplateFile.pdf" w:id="23"/>
       <w:bookmarkEnd w:id="23"/>
@@ -16996,503 +13890,9 @@
     </w:pPr>
     <w:r>
       <w:rPr/>
-      <w:pict>
-        <v:rect style="position:absolute;margin-left:70.559998pt;margin-top:724.799988pt;width:470.88pt;height:.48pt;mso-position-horizontal-relative:page;mso-position-vertical-relative:page;z-index:-16192000" id="docshape1" filled="true" fillcolor="#000000" stroked="false">
-          <v:fill type="solid"/>
-          <w10:wrap type="none"/>
-        </v:rect>
-      </w:pict>
     </w:r>
     <w:r>
       <w:rPr/>
-      <w:pict>
-        <v:shapetype id="_x0000_t202" o:spt="202" coordsize="21600,21600" path="m,l,21600r21600,l21600,xe">
-          <v:stroke joinstyle="miter"/>
-          <v:path gradientshapeok="t" o:connecttype="rect"/>
-        </v:shapetype>
-        <v:shape style="position:absolute;margin-left:71pt;margin-top:725.750244pt;width:446pt;height:58.25pt;mso-position-horizontal-relative:page;mso-position-vertical-relative:page;z-index:-16191488" type="#_x0000_t202" id="docshape2" filled="false" stroked="false">
-          <v:textbox inset="0,0,0,0">
-            <w:txbxContent>
-              <w:p>
-                <w:pPr>
-                  <w:spacing w:line="183" w:lineRule="exact" w:before="13"/>
-                  <w:ind w:left="4292" w:right="0" w:firstLine="0"/>
-                  <w:jc w:val="left"/>
-                  <w:rPr>
-                    <w:sz w:val="16"/>
-                  </w:rPr>
-                </w:pPr>
-                <w:r>
-                  <w:rPr>
-                    <w:sz w:val="16"/>
-                  </w:rPr>
-                  <w:t>Page</w:t>
-                </w:r>
-                <w:r>
-                  <w:rPr>
-                    <w:spacing w:val="-2"/>
-                    <w:sz w:val="16"/>
-                  </w:rPr>
-                  <w:t> </w:t>
-                </w:r>
-                <w:r>
-                  <w:rPr>
-                    <w:sz w:val="16"/>
-                  </w:rPr>
-                  <w:fldChar w:fldCharType="begin"/>
-                </w:r>
-                <w:r>
-                  <w:rPr>
-                    <w:sz w:val="16"/>
-                  </w:rPr>
-                  <w:instrText> PAGE </w:instrText>
-                </w:r>
-                <w:r>
-                  <w:rPr>
-                    <w:sz w:val="16"/>
-                  </w:rPr>
-                  <w:fldChar w:fldCharType="separate"/>
-                </w:r>
-                <w:r>
-                  <w:rPr>
-                    <w:sz w:val="16"/>
-                  </w:rPr>
-                  <w:t>1</w:t>
-                </w:r>
-                <w:r>
-                  <w:rPr>
-                    <w:sz w:val="16"/>
-                  </w:rPr>
-                  <w:fldChar w:fldCharType="end"/>
-                </w:r>
-                <w:r>
-                  <w:rPr>
-                    <w:spacing w:val="-4"/>
-                    <w:sz w:val="16"/>
-                  </w:rPr>
-                  <w:t> </w:t>
-                </w:r>
-                <w:r>
-                  <w:rPr>
-                    <w:sz w:val="16"/>
-                  </w:rPr>
-                  <w:t>of</w:t>
-                </w:r>
-                <w:r>
-                  <w:rPr>
-                    <w:spacing w:val="-3"/>
-                    <w:sz w:val="16"/>
-                  </w:rPr>
-                  <w:t> </w:t>
-                </w:r>
-                <w:r>
-                  <w:rPr>
-                    <w:spacing w:val="-10"/>
-                    <w:sz w:val="16"/>
-                  </w:rPr>
-                  <w:t>7</w:t>
-                </w:r>
-              </w:p>
-              <w:p>
-                <w:pPr>
-                  <w:spacing w:line="240" w:lineRule="auto" w:before="0"/>
-                  <w:ind w:left="20" w:right="0" w:firstLine="0"/>
-                  <w:jc w:val="left"/>
-                  <w:rPr>
-                    <w:sz w:val="16"/>
-                  </w:rPr>
-                </w:pPr>
-                <w:r>
-                  <w:rPr>
-                    <w:sz w:val="16"/>
-                  </w:rPr>
-                  <w:t>Copyright © 2006, 2010, 2011, 2016, 2018, 2019, 2021, 2022 IQVIA. All rights reserved. The contents of this document are confidential</w:t>
-                </w:r>
-                <w:r>
-                  <w:rPr>
-                    <w:spacing w:val="-3"/>
-                    <w:sz w:val="16"/>
-                  </w:rPr>
-                  <w:t> </w:t>
-                </w:r>
-                <w:r>
-                  <w:rPr>
-                    <w:sz w:val="16"/>
-                  </w:rPr>
-                  <w:t>and</w:t>
-                </w:r>
-                <w:r>
-                  <w:rPr>
-                    <w:spacing w:val="-3"/>
-                    <w:sz w:val="16"/>
-                  </w:rPr>
-                  <w:t> </w:t>
-                </w:r>
-                <w:r>
-                  <w:rPr>
-                    <w:sz w:val="16"/>
-                  </w:rPr>
-                  <w:t>proprietary</w:t>
-                </w:r>
-                <w:r>
-                  <w:rPr>
-                    <w:spacing w:val="-3"/>
-                    <w:sz w:val="16"/>
-                  </w:rPr>
-                  <w:t> </w:t>
-                </w:r>
-                <w:r>
-                  <w:rPr>
-                    <w:sz w:val="16"/>
-                  </w:rPr>
-                  <w:t>to</w:t>
-                </w:r>
-                <w:r>
-                  <w:rPr>
-                    <w:spacing w:val="-3"/>
-                    <w:sz w:val="16"/>
-                  </w:rPr>
-                  <w:t> </w:t>
-                </w:r>
-                <w:r>
-                  <w:rPr>
-                    <w:sz w:val="16"/>
-                  </w:rPr>
-                  <w:t>IQVIA</w:t>
-                </w:r>
-                <w:r>
-                  <w:rPr>
-                    <w:spacing w:val="-3"/>
-                    <w:sz w:val="16"/>
-                  </w:rPr>
-                  <w:t> </w:t>
-                </w:r>
-                <w:r>
-                  <w:rPr>
-                    <w:sz w:val="16"/>
-                  </w:rPr>
-                  <w:t>Holdings</w:t>
-                </w:r>
-                <w:r>
-                  <w:rPr>
-                    <w:spacing w:val="-3"/>
-                    <w:sz w:val="16"/>
-                  </w:rPr>
-                  <w:t> </w:t>
-                </w:r>
-                <w:r>
-                  <w:rPr>
-                    <w:sz w:val="16"/>
-                  </w:rPr>
-                  <w:t>Inc.</w:t>
-                </w:r>
-                <w:r>
-                  <w:rPr>
-                    <w:spacing w:val="-3"/>
-                    <w:sz w:val="16"/>
-                  </w:rPr>
-                  <w:t> </w:t>
-                </w:r>
-                <w:r>
-                  <w:rPr>
-                    <w:sz w:val="16"/>
-                  </w:rPr>
-                  <w:t>and</w:t>
-                </w:r>
-                <w:r>
-                  <w:rPr>
-                    <w:spacing w:val="-3"/>
-                    <w:sz w:val="16"/>
-                  </w:rPr>
-                  <w:t> </w:t>
-                </w:r>
-                <w:r>
-                  <w:rPr>
-                    <w:sz w:val="16"/>
-                  </w:rPr>
-                  <w:t>its</w:t>
-                </w:r>
-                <w:r>
-                  <w:rPr>
-                    <w:spacing w:val="-3"/>
-                    <w:sz w:val="16"/>
-                  </w:rPr>
-                  <w:t> </w:t>
-                </w:r>
-                <w:r>
-                  <w:rPr>
-                    <w:sz w:val="16"/>
-                  </w:rPr>
-                  <w:t>subsidiaries.</w:t>
-                </w:r>
-                <w:r>
-                  <w:rPr>
-                    <w:spacing w:val="-3"/>
-                    <w:sz w:val="16"/>
-                  </w:rPr>
-                  <w:t> </w:t>
-                </w:r>
-                <w:r>
-                  <w:rPr>
-                    <w:sz w:val="16"/>
-                  </w:rPr>
-                  <w:t>Unauthorized</w:t>
-                </w:r>
-                <w:r>
-                  <w:rPr>
-                    <w:spacing w:val="-3"/>
-                    <w:sz w:val="16"/>
-                  </w:rPr>
-                  <w:t> </w:t>
-                </w:r>
-                <w:r>
-                  <w:rPr>
-                    <w:sz w:val="16"/>
-                  </w:rPr>
-                  <w:t>use,</w:t>
-                </w:r>
-                <w:r>
-                  <w:rPr>
-                    <w:spacing w:val="-3"/>
-                    <w:sz w:val="16"/>
-                  </w:rPr>
-                  <w:t> </w:t>
-                </w:r>
-                <w:r>
-                  <w:rPr>
-                    <w:sz w:val="16"/>
-                  </w:rPr>
-                  <w:t>disclosure</w:t>
-                </w:r>
-                <w:r>
-                  <w:rPr>
-                    <w:spacing w:val="-3"/>
-                    <w:sz w:val="16"/>
-                  </w:rPr>
-                  <w:t> </w:t>
-                </w:r>
-                <w:r>
-                  <w:rPr>
-                    <w:sz w:val="16"/>
-                  </w:rPr>
-                  <w:t>or</w:t>
-                </w:r>
-                <w:r>
-                  <w:rPr>
-                    <w:spacing w:val="-3"/>
-                    <w:sz w:val="16"/>
-                  </w:rPr>
-                  <w:t> </w:t>
-                </w:r>
-                <w:r>
-                  <w:rPr>
-                    <w:sz w:val="16"/>
-                  </w:rPr>
-                  <w:t>reproduction</w:t>
-                </w:r>
-                <w:r>
-                  <w:rPr>
-                    <w:spacing w:val="-3"/>
-                    <w:sz w:val="16"/>
-                  </w:rPr>
-                  <w:t> </w:t>
-                </w:r>
-                <w:r>
-                  <w:rPr>
-                    <w:sz w:val="16"/>
-                  </w:rPr>
-                  <w:t>is</w:t>
-                </w:r>
-                <w:r>
-                  <w:rPr>
-                    <w:spacing w:val="-3"/>
-                    <w:sz w:val="16"/>
-                  </w:rPr>
-                  <w:t> </w:t>
-                </w:r>
-                <w:r>
-                  <w:rPr>
-                    <w:sz w:val="16"/>
-                  </w:rPr>
-                  <w:t>strictly </w:t>
-                </w:r>
-                <w:r>
-                  <w:rPr>
-                    <w:spacing w:val="-2"/>
-                    <w:sz w:val="16"/>
-                  </w:rPr>
-                  <w:t>prohibited.</w:t>
-                </w:r>
-              </w:p>
-              <w:p>
-                <w:pPr>
-                  <w:spacing w:before="111"/>
-                  <w:ind w:left="782" w:right="0" w:firstLine="0"/>
-                  <w:jc w:val="left"/>
-                  <w:rPr>
-                    <w:rFonts w:ascii="Trebuchet MS"/>
-                    <w:sz w:val="24"/>
-                  </w:rPr>
-                </w:pPr>
-                <w:r>
-                  <w:rPr>
-                    <w:rFonts w:ascii="Trebuchet MS"/>
-                    <w:color w:val="191919"/>
-                    <w:spacing w:val="-6"/>
-                    <w:sz w:val="24"/>
-                  </w:rPr>
-                  <w:t>UNCONTROLLED</w:t>
-                </w:r>
-                <w:r>
-                  <w:rPr>
-                    <w:rFonts w:ascii="Trebuchet MS"/>
-                    <w:color w:val="191919"/>
-                    <w:spacing w:val="-15"/>
-                    <w:sz w:val="24"/>
-                  </w:rPr>
-                  <w:t> </w:t>
-                </w:r>
-                <w:r>
-                  <w:rPr>
-                    <w:rFonts w:ascii="Trebuchet MS"/>
-                    <w:color w:val="191919"/>
-                    <w:spacing w:val="-6"/>
-                    <w:sz w:val="24"/>
-                  </w:rPr>
-                  <w:t>COPY</w:t>
-                </w:r>
-                <w:r>
-                  <w:rPr>
-                    <w:rFonts w:ascii="Trebuchet MS"/>
-                    <w:color w:val="191919"/>
-                    <w:spacing w:val="-14"/>
-                    <w:sz w:val="24"/>
-                  </w:rPr>
-                  <w:t> </w:t>
-                </w:r>
-                <w:r>
-                  <w:rPr>
-                    <w:rFonts w:ascii="Trebuchet MS"/>
-                    <w:color w:val="191919"/>
-                    <w:spacing w:val="-6"/>
-                    <w:sz w:val="24"/>
-                  </w:rPr>
-                  <w:t>CS_WI_MS005</w:t>
-                </w:r>
-                <w:r>
-                  <w:rPr>
-                    <w:rFonts w:ascii="Trebuchet MS"/>
-                    <w:color w:val="191919"/>
-                    <w:spacing w:val="-14"/>
-                    <w:sz w:val="24"/>
-                  </w:rPr>
-                  <w:t> </w:t>
-                </w:r>
-                <w:r>
-                  <w:rPr>
-                    <w:rFonts w:ascii="Trebuchet MS"/>
-                    <w:color w:val="191919"/>
-                    <w:spacing w:val="-6"/>
-                    <w:sz w:val="24"/>
-                  </w:rPr>
-                  <w:t>Revision</w:t>
-                </w:r>
-                <w:r>
-                  <w:rPr>
-                    <w:rFonts w:ascii="Trebuchet MS"/>
-                    <w:color w:val="191919"/>
-                    <w:spacing w:val="-14"/>
-                    <w:sz w:val="24"/>
-                  </w:rPr>
-                  <w:t> </w:t>
-                </w:r>
-                <w:r>
-                  <w:rPr>
-                    <w:rFonts w:ascii="Trebuchet MS"/>
-                    <w:color w:val="191919"/>
-                    <w:spacing w:val="-6"/>
-                    <w:sz w:val="24"/>
-                  </w:rPr>
-                  <w:t>10</w:t>
-                </w:r>
-                <w:r>
-                  <w:rPr>
-                    <w:rFonts w:ascii="Trebuchet MS"/>
-                    <w:color w:val="191919"/>
-                    <w:spacing w:val="-14"/>
-                    <w:sz w:val="24"/>
-                  </w:rPr>
-                  <w:t> </w:t>
-                </w:r>
-                <w:r>
-                  <w:rPr>
-                    <w:rFonts w:ascii="Trebuchet MS"/>
-                    <w:color w:val="191919"/>
-                    <w:spacing w:val="-6"/>
-                    <w:sz w:val="24"/>
-                  </w:rPr>
-                  <w:t>-</w:t>
-                </w:r>
-                <w:r>
-                  <w:rPr>
-                    <w:rFonts w:ascii="Trebuchet MS"/>
-                    <w:color w:val="191919"/>
-                    <w:spacing w:val="-15"/>
-                    <w:sz w:val="24"/>
-                  </w:rPr>
-                  <w:t> </w:t>
-                </w:r>
-                <w:r>
-                  <w:rPr>
-                    <w:rFonts w:ascii="Trebuchet MS"/>
-                    <w:color w:val="191919"/>
-                    <w:spacing w:val="-6"/>
-                    <w:sz w:val="24"/>
-                  </w:rPr>
-                  <w:t>EFFECTIVE</w:t>
-                </w:r>
-                <w:r>
-                  <w:rPr>
-                    <w:rFonts w:ascii="Trebuchet MS"/>
-                    <w:color w:val="191919"/>
-                    <w:spacing w:val="-14"/>
-                    <w:sz w:val="24"/>
-                  </w:rPr>
-                  <w:t> </w:t>
-                </w:r>
-                <w:r>
-                  <w:rPr>
-                    <w:rFonts w:ascii="Trebuchet MS"/>
-                    <w:color w:val="191919"/>
-                    <w:spacing w:val="-6"/>
-                    <w:sz w:val="24"/>
-                  </w:rPr>
-                  <w:t>on</w:t>
-                </w:r>
-                <w:r>
-                  <w:rPr>
-                    <w:rFonts w:ascii="Trebuchet MS"/>
-                    <w:color w:val="191919"/>
-                    <w:spacing w:val="-14"/>
-                    <w:sz w:val="24"/>
-                  </w:rPr>
-                  <w:t> </w:t>
-                </w:r>
-                <w:r>
-                  <w:rPr>
-                    <w:rFonts w:ascii="Trebuchet MS"/>
-                    <w:color w:val="191919"/>
-                    <w:spacing w:val="-6"/>
-                    <w:sz w:val="24"/>
-                  </w:rPr>
-                  <w:t>15-Mar-2022</w:t>
-                </w:r>
-              </w:p>
-            </w:txbxContent>
-          </v:textbox>
-          <w10:wrap type="none"/>
-        </v:shape>
-      </w:pict>
     </w:r>
   </w:p>
 </w:ftr>
@@ -17510,499 +13910,9 @@
     </w:pPr>
     <w:r>
       <w:rPr/>
-      <w:pict>
-        <v:rect style="position:absolute;margin-left:70.559998pt;margin-top:724.799988pt;width:470.88pt;height:.48pt;mso-position-horizontal-relative:page;mso-position-vertical-relative:page;z-index:-16190464" id="docshape4" filled="true" fillcolor="#000000" stroked="false">
-          <v:fill type="solid"/>
-          <w10:wrap type="none"/>
-        </v:rect>
-      </w:pict>
     </w:r>
     <w:r>
       <w:rPr/>
-      <w:pict>
-        <v:shape style="position:absolute;margin-left:71pt;margin-top:725.750244pt;width:445.95pt;height:58.25pt;mso-position-horizontal-relative:page;mso-position-vertical-relative:page;z-index:-16189952" type="#_x0000_t202" id="docshape5" filled="false" stroked="false">
-          <v:textbox inset="0,0,0,0">
-            <w:txbxContent>
-              <w:p>
-                <w:pPr>
-                  <w:spacing w:line="183" w:lineRule="exact" w:before="13"/>
-                  <w:ind w:left="4292" w:right="0" w:firstLine="0"/>
-                  <w:jc w:val="left"/>
-                  <w:rPr>
-                    <w:sz w:val="16"/>
-                  </w:rPr>
-                </w:pPr>
-                <w:r>
-                  <w:rPr>
-                    <w:sz w:val="16"/>
-                  </w:rPr>
-                  <w:t>Page</w:t>
-                </w:r>
-                <w:r>
-                  <w:rPr>
-                    <w:spacing w:val="-2"/>
-                    <w:sz w:val="16"/>
-                  </w:rPr>
-                  <w:t> </w:t>
-                </w:r>
-                <w:r>
-                  <w:rPr>
-                    <w:sz w:val="16"/>
-                  </w:rPr>
-                  <w:fldChar w:fldCharType="begin"/>
-                </w:r>
-                <w:r>
-                  <w:rPr>
-                    <w:sz w:val="16"/>
-                  </w:rPr>
-                  <w:instrText> PAGE </w:instrText>
-                </w:r>
-                <w:r>
-                  <w:rPr>
-                    <w:sz w:val="16"/>
-                  </w:rPr>
-                  <w:fldChar w:fldCharType="separate"/>
-                </w:r>
-                <w:r>
-                  <w:rPr>
-                    <w:sz w:val="16"/>
-                  </w:rPr>
-                  <w:t>2</w:t>
-                </w:r>
-                <w:r>
-                  <w:rPr>
-                    <w:sz w:val="16"/>
-                  </w:rPr>
-                  <w:fldChar w:fldCharType="end"/>
-                </w:r>
-                <w:r>
-                  <w:rPr>
-                    <w:spacing w:val="-4"/>
-                    <w:sz w:val="16"/>
-                  </w:rPr>
-                  <w:t> </w:t>
-                </w:r>
-                <w:r>
-                  <w:rPr>
-                    <w:sz w:val="16"/>
-                  </w:rPr>
-                  <w:t>of</w:t>
-                </w:r>
-                <w:r>
-                  <w:rPr>
-                    <w:spacing w:val="-3"/>
-                    <w:sz w:val="16"/>
-                  </w:rPr>
-                  <w:t> </w:t>
-                </w:r>
-                <w:r>
-                  <w:rPr>
-                    <w:spacing w:val="-10"/>
-                    <w:sz w:val="16"/>
-                  </w:rPr>
-                  <w:t>7</w:t>
-                </w:r>
-              </w:p>
-              <w:p>
-                <w:pPr>
-                  <w:spacing w:line="240" w:lineRule="auto" w:before="0"/>
-                  <w:ind w:left="20" w:right="0" w:firstLine="0"/>
-                  <w:jc w:val="left"/>
-                  <w:rPr>
-                    <w:sz w:val="16"/>
-                  </w:rPr>
-                </w:pPr>
-                <w:r>
-                  <w:rPr>
-                    <w:sz w:val="16"/>
-                  </w:rPr>
-                  <w:t>Copyright © 2006, 2010, 2011, 2016, 2018, 2019, 2021, 2022 IQVIA. All rights reserved. The contents of this document are confidential</w:t>
-                </w:r>
-                <w:r>
-                  <w:rPr>
-                    <w:spacing w:val="-3"/>
-                    <w:sz w:val="16"/>
-                  </w:rPr>
-                  <w:t> </w:t>
-                </w:r>
-                <w:r>
-                  <w:rPr>
-                    <w:sz w:val="16"/>
-                  </w:rPr>
-                  <w:t>and</w:t>
-                </w:r>
-                <w:r>
-                  <w:rPr>
-                    <w:spacing w:val="-4"/>
-                    <w:sz w:val="16"/>
-                  </w:rPr>
-                  <w:t> </w:t>
-                </w:r>
-                <w:r>
-                  <w:rPr>
-                    <w:sz w:val="16"/>
-                  </w:rPr>
-                  <w:t>proprietary</w:t>
-                </w:r>
-                <w:r>
-                  <w:rPr>
-                    <w:spacing w:val="-3"/>
-                    <w:sz w:val="16"/>
-                  </w:rPr>
-                  <w:t> </w:t>
-                </w:r>
-                <w:r>
-                  <w:rPr>
-                    <w:sz w:val="16"/>
-                  </w:rPr>
-                  <w:t>to</w:t>
-                </w:r>
-                <w:r>
-                  <w:rPr>
-                    <w:spacing w:val="-2"/>
-                    <w:sz w:val="16"/>
-                  </w:rPr>
-                  <w:t> </w:t>
-                </w:r>
-                <w:r>
-                  <w:rPr>
-                    <w:sz w:val="16"/>
-                  </w:rPr>
-                  <w:t>IQVIA</w:t>
-                </w:r>
-                <w:r>
-                  <w:rPr>
-                    <w:spacing w:val="-2"/>
-                    <w:sz w:val="16"/>
-                  </w:rPr>
-                  <w:t> </w:t>
-                </w:r>
-                <w:r>
-                  <w:rPr>
-                    <w:sz w:val="16"/>
-                  </w:rPr>
-                  <w:t>Holdings</w:t>
-                </w:r>
-                <w:r>
-                  <w:rPr>
-                    <w:spacing w:val="-3"/>
-                    <w:sz w:val="16"/>
-                  </w:rPr>
-                  <w:t> </w:t>
-                </w:r>
-                <w:r>
-                  <w:rPr>
-                    <w:sz w:val="16"/>
-                  </w:rPr>
-                  <w:t>Inc.</w:t>
-                </w:r>
-                <w:r>
-                  <w:rPr>
-                    <w:spacing w:val="-2"/>
-                    <w:sz w:val="16"/>
-                  </w:rPr>
-                  <w:t> </w:t>
-                </w:r>
-                <w:r>
-                  <w:rPr>
-                    <w:sz w:val="16"/>
-                  </w:rPr>
-                  <w:t>and</w:t>
-                </w:r>
-                <w:r>
-                  <w:rPr>
-                    <w:spacing w:val="-3"/>
-                    <w:sz w:val="16"/>
-                  </w:rPr>
-                  <w:t> </w:t>
-                </w:r>
-                <w:r>
-                  <w:rPr>
-                    <w:sz w:val="16"/>
-                  </w:rPr>
-                  <w:t>its</w:t>
-                </w:r>
-                <w:r>
-                  <w:rPr>
-                    <w:spacing w:val="-3"/>
-                    <w:sz w:val="16"/>
-                  </w:rPr>
-                  <w:t> </w:t>
-                </w:r>
-                <w:r>
-                  <w:rPr>
-                    <w:sz w:val="16"/>
-                  </w:rPr>
-                  <w:t>subsidiaries.</w:t>
-                </w:r>
-                <w:r>
-                  <w:rPr>
-                    <w:spacing w:val="-3"/>
-                    <w:sz w:val="16"/>
-                  </w:rPr>
-                  <w:t> </w:t>
-                </w:r>
-                <w:r>
-                  <w:rPr>
-                    <w:sz w:val="16"/>
-                  </w:rPr>
-                  <w:t>Unauthorized</w:t>
-                </w:r>
-                <w:r>
-                  <w:rPr>
-                    <w:spacing w:val="-3"/>
-                    <w:sz w:val="16"/>
-                  </w:rPr>
-                  <w:t> </w:t>
-                </w:r>
-                <w:r>
-                  <w:rPr>
-                    <w:sz w:val="16"/>
-                  </w:rPr>
-                  <w:t>use,</w:t>
-                </w:r>
-                <w:r>
-                  <w:rPr>
-                    <w:spacing w:val="-3"/>
-                    <w:sz w:val="16"/>
-                  </w:rPr>
-                  <w:t> </w:t>
-                </w:r>
-                <w:r>
-                  <w:rPr>
-                    <w:sz w:val="16"/>
-                  </w:rPr>
-                  <w:t>disclosure</w:t>
-                </w:r>
-                <w:r>
-                  <w:rPr>
-                    <w:spacing w:val="-3"/>
-                    <w:sz w:val="16"/>
-                  </w:rPr>
-                  <w:t> </w:t>
-                </w:r>
-                <w:r>
-                  <w:rPr>
-                    <w:sz w:val="16"/>
-                  </w:rPr>
-                  <w:t>or</w:t>
-                </w:r>
-                <w:r>
-                  <w:rPr>
-                    <w:spacing w:val="-3"/>
-                    <w:sz w:val="16"/>
-                  </w:rPr>
-                  <w:t> </w:t>
-                </w:r>
-                <w:r>
-                  <w:rPr>
-                    <w:sz w:val="16"/>
-                  </w:rPr>
-                  <w:t>reproduction</w:t>
-                </w:r>
-                <w:r>
-                  <w:rPr>
-                    <w:spacing w:val="-3"/>
-                    <w:sz w:val="16"/>
-                  </w:rPr>
-                  <w:t> </w:t>
-                </w:r>
-                <w:r>
-                  <w:rPr>
-                    <w:sz w:val="16"/>
-                  </w:rPr>
-                  <w:t>is</w:t>
-                </w:r>
-                <w:r>
-                  <w:rPr>
-                    <w:spacing w:val="-3"/>
-                    <w:sz w:val="16"/>
-                  </w:rPr>
-                  <w:t> </w:t>
-                </w:r>
-                <w:r>
-                  <w:rPr>
-                    <w:sz w:val="16"/>
-                  </w:rPr>
-                  <w:t>strictly </w:t>
-                </w:r>
-                <w:r>
-                  <w:rPr>
-                    <w:spacing w:val="-2"/>
-                    <w:sz w:val="16"/>
-                  </w:rPr>
-                  <w:t>prohibited.</w:t>
-                </w:r>
-              </w:p>
-              <w:p>
-                <w:pPr>
-                  <w:spacing w:before="111"/>
-                  <w:ind w:left="782" w:right="0" w:firstLine="0"/>
-                  <w:jc w:val="left"/>
-                  <w:rPr>
-                    <w:rFonts w:ascii="Trebuchet MS"/>
-                    <w:sz w:val="24"/>
-                  </w:rPr>
-                </w:pPr>
-                <w:r>
-                  <w:rPr>
-                    <w:rFonts w:ascii="Trebuchet MS"/>
-                    <w:color w:val="191919"/>
-                    <w:spacing w:val="-6"/>
-                    <w:sz w:val="24"/>
-                  </w:rPr>
-                  <w:t>UNCONTROLLED</w:t>
-                </w:r>
-                <w:r>
-                  <w:rPr>
-                    <w:rFonts w:ascii="Trebuchet MS"/>
-                    <w:color w:val="191919"/>
-                    <w:spacing w:val="-15"/>
-                    <w:sz w:val="24"/>
-                  </w:rPr>
-                  <w:t> </w:t>
-                </w:r>
-                <w:r>
-                  <w:rPr>
-                    <w:rFonts w:ascii="Trebuchet MS"/>
-                    <w:color w:val="191919"/>
-                    <w:spacing w:val="-6"/>
-                    <w:sz w:val="24"/>
-                  </w:rPr>
-                  <w:t>COPY</w:t>
-                </w:r>
-                <w:r>
-                  <w:rPr>
-                    <w:rFonts w:ascii="Trebuchet MS"/>
-                    <w:color w:val="191919"/>
-                    <w:spacing w:val="-14"/>
-                    <w:sz w:val="24"/>
-                  </w:rPr>
-                  <w:t> </w:t>
-                </w:r>
-                <w:r>
-                  <w:rPr>
-                    <w:rFonts w:ascii="Trebuchet MS"/>
-                    <w:color w:val="191919"/>
-                    <w:spacing w:val="-6"/>
-                    <w:sz w:val="24"/>
-                  </w:rPr>
-                  <w:t>CS_WI_MS005</w:t>
-                </w:r>
-                <w:r>
-                  <w:rPr>
-                    <w:rFonts w:ascii="Trebuchet MS"/>
-                    <w:color w:val="191919"/>
-                    <w:spacing w:val="-14"/>
-                    <w:sz w:val="24"/>
-                  </w:rPr>
-                  <w:t> </w:t>
-                </w:r>
-                <w:r>
-                  <w:rPr>
-                    <w:rFonts w:ascii="Trebuchet MS"/>
-                    <w:color w:val="191919"/>
-                    <w:spacing w:val="-6"/>
-                    <w:sz w:val="24"/>
-                  </w:rPr>
-                  <w:t>Revision</w:t>
-                </w:r>
-                <w:r>
-                  <w:rPr>
-                    <w:rFonts w:ascii="Trebuchet MS"/>
-                    <w:color w:val="191919"/>
-                    <w:spacing w:val="-14"/>
-                    <w:sz w:val="24"/>
-                  </w:rPr>
-                  <w:t> </w:t>
-                </w:r>
-                <w:r>
-                  <w:rPr>
-                    <w:rFonts w:ascii="Trebuchet MS"/>
-                    <w:color w:val="191919"/>
-                    <w:spacing w:val="-6"/>
-                    <w:sz w:val="24"/>
-                  </w:rPr>
-                  <w:t>10</w:t>
-                </w:r>
-                <w:r>
-                  <w:rPr>
-                    <w:rFonts w:ascii="Trebuchet MS"/>
-                    <w:color w:val="191919"/>
-                    <w:spacing w:val="-14"/>
-                    <w:sz w:val="24"/>
-                  </w:rPr>
-                  <w:t> </w:t>
-                </w:r>
-                <w:r>
-                  <w:rPr>
-                    <w:rFonts w:ascii="Trebuchet MS"/>
-                    <w:color w:val="191919"/>
-                    <w:spacing w:val="-6"/>
-                    <w:sz w:val="24"/>
-                  </w:rPr>
-                  <w:t>-</w:t>
-                </w:r>
-                <w:r>
-                  <w:rPr>
-                    <w:rFonts w:ascii="Trebuchet MS"/>
-                    <w:color w:val="191919"/>
-                    <w:spacing w:val="-15"/>
-                    <w:sz w:val="24"/>
-                  </w:rPr>
-                  <w:t> </w:t>
-                </w:r>
-                <w:r>
-                  <w:rPr>
-                    <w:rFonts w:ascii="Trebuchet MS"/>
-                    <w:color w:val="191919"/>
-                    <w:spacing w:val="-6"/>
-                    <w:sz w:val="24"/>
-                  </w:rPr>
-                  <w:t>EFFECTIVE</w:t>
-                </w:r>
-                <w:r>
-                  <w:rPr>
-                    <w:rFonts w:ascii="Trebuchet MS"/>
-                    <w:color w:val="191919"/>
-                    <w:spacing w:val="-14"/>
-                    <w:sz w:val="24"/>
-                  </w:rPr>
-                  <w:t> </w:t>
-                </w:r>
-                <w:r>
-                  <w:rPr>
-                    <w:rFonts w:ascii="Trebuchet MS"/>
-                    <w:color w:val="191919"/>
-                    <w:spacing w:val="-6"/>
-                    <w:sz w:val="24"/>
-                  </w:rPr>
-                  <w:t>on</w:t>
-                </w:r>
-                <w:r>
-                  <w:rPr>
-                    <w:rFonts w:ascii="Trebuchet MS"/>
-                    <w:color w:val="191919"/>
-                    <w:spacing w:val="-14"/>
-                    <w:sz w:val="24"/>
-                  </w:rPr>
-                  <w:t> </w:t>
-                </w:r>
-                <w:r>
-                  <w:rPr>
-                    <w:rFonts w:ascii="Trebuchet MS"/>
-                    <w:color w:val="191919"/>
-                    <w:spacing w:val="-6"/>
-                    <w:sz w:val="24"/>
-                  </w:rPr>
-                  <w:t>15-Mar-2022</w:t>
-                </w:r>
-              </w:p>
-            </w:txbxContent>
-          </v:textbox>
-          <w10:wrap type="none"/>
-        </v:shape>
-      </w:pict>
     </w:r>
   </w:p>
 </w:ftr>
@@ -18020,499 +13930,9 @@
     </w:pPr>
     <w:r>
       <w:rPr/>
-      <w:pict>
-        <v:rect style="position:absolute;margin-left:70.559998pt;margin-top:724.799988pt;width:470.88pt;height:.48pt;mso-position-horizontal-relative:page;mso-position-vertical-relative:page;z-index:-16187904" id="docshape9" filled="true" fillcolor="#000000" stroked="false">
-          <v:fill type="solid"/>
-          <w10:wrap type="none"/>
-        </v:rect>
-      </w:pict>
     </w:r>
     <w:r>
       <w:rPr/>
-      <w:pict>
-        <v:shape style="position:absolute;margin-left:71pt;margin-top:725.750244pt;width:445.95pt;height:58.25pt;mso-position-horizontal-relative:page;mso-position-vertical-relative:page;z-index:-16187392" type="#_x0000_t202" id="docshape10" filled="false" stroked="false">
-          <v:textbox inset="0,0,0,0">
-            <w:txbxContent>
-              <w:p>
-                <w:pPr>
-                  <w:spacing w:line="183" w:lineRule="exact" w:before="13"/>
-                  <w:ind w:left="4292" w:right="0" w:firstLine="0"/>
-                  <w:jc w:val="left"/>
-                  <w:rPr>
-                    <w:sz w:val="16"/>
-                  </w:rPr>
-                </w:pPr>
-                <w:r>
-                  <w:rPr>
-                    <w:sz w:val="16"/>
-                  </w:rPr>
-                  <w:t>Page</w:t>
-                </w:r>
-                <w:r>
-                  <w:rPr>
-                    <w:spacing w:val="-2"/>
-                    <w:sz w:val="16"/>
-                  </w:rPr>
-                  <w:t> </w:t>
-                </w:r>
-                <w:r>
-                  <w:rPr>
-                    <w:sz w:val="16"/>
-                  </w:rPr>
-                  <w:fldChar w:fldCharType="begin"/>
-                </w:r>
-                <w:r>
-                  <w:rPr>
-                    <w:sz w:val="16"/>
-                  </w:rPr>
-                  <w:instrText> PAGE </w:instrText>
-                </w:r>
-                <w:r>
-                  <w:rPr>
-                    <w:sz w:val="16"/>
-                  </w:rPr>
-                  <w:fldChar w:fldCharType="separate"/>
-                </w:r>
-                <w:r>
-                  <w:rPr>
-                    <w:sz w:val="16"/>
-                  </w:rPr>
-                  <w:t>6</w:t>
-                </w:r>
-                <w:r>
-                  <w:rPr>
-                    <w:sz w:val="16"/>
-                  </w:rPr>
-                  <w:fldChar w:fldCharType="end"/>
-                </w:r>
-                <w:r>
-                  <w:rPr>
-                    <w:spacing w:val="-4"/>
-                    <w:sz w:val="16"/>
-                  </w:rPr>
-                  <w:t> </w:t>
-                </w:r>
-                <w:r>
-                  <w:rPr>
-                    <w:sz w:val="16"/>
-                  </w:rPr>
-                  <w:t>of</w:t>
-                </w:r>
-                <w:r>
-                  <w:rPr>
-                    <w:spacing w:val="-3"/>
-                    <w:sz w:val="16"/>
-                  </w:rPr>
-                  <w:t> </w:t>
-                </w:r>
-                <w:r>
-                  <w:rPr>
-                    <w:spacing w:val="-10"/>
-                    <w:sz w:val="16"/>
-                  </w:rPr>
-                  <w:t>7</w:t>
-                </w:r>
-              </w:p>
-              <w:p>
-                <w:pPr>
-                  <w:spacing w:line="240" w:lineRule="auto" w:before="0"/>
-                  <w:ind w:left="20" w:right="0" w:firstLine="0"/>
-                  <w:jc w:val="left"/>
-                  <w:rPr>
-                    <w:sz w:val="16"/>
-                  </w:rPr>
-                </w:pPr>
-                <w:r>
-                  <w:rPr>
-                    <w:sz w:val="16"/>
-                  </w:rPr>
-                  <w:t>Copyright © 2006, 2010, 2011, 2016, 2018, 2019, 2021, 2022 IQVIA. All rights reserved. The contents of this document are confidential</w:t>
-                </w:r>
-                <w:r>
-                  <w:rPr>
-                    <w:spacing w:val="-3"/>
-                    <w:sz w:val="16"/>
-                  </w:rPr>
-                  <w:t> </w:t>
-                </w:r>
-                <w:r>
-                  <w:rPr>
-                    <w:sz w:val="16"/>
-                  </w:rPr>
-                  <w:t>and</w:t>
-                </w:r>
-                <w:r>
-                  <w:rPr>
-                    <w:spacing w:val="-4"/>
-                    <w:sz w:val="16"/>
-                  </w:rPr>
-                  <w:t> </w:t>
-                </w:r>
-                <w:r>
-                  <w:rPr>
-                    <w:sz w:val="16"/>
-                  </w:rPr>
-                  <w:t>proprietary</w:t>
-                </w:r>
-                <w:r>
-                  <w:rPr>
-                    <w:spacing w:val="-3"/>
-                    <w:sz w:val="16"/>
-                  </w:rPr>
-                  <w:t> </w:t>
-                </w:r>
-                <w:r>
-                  <w:rPr>
-                    <w:sz w:val="16"/>
-                  </w:rPr>
-                  <w:t>to</w:t>
-                </w:r>
-                <w:r>
-                  <w:rPr>
-                    <w:spacing w:val="-2"/>
-                    <w:sz w:val="16"/>
-                  </w:rPr>
-                  <w:t> </w:t>
-                </w:r>
-                <w:r>
-                  <w:rPr>
-                    <w:sz w:val="16"/>
-                  </w:rPr>
-                  <w:t>IQVIA</w:t>
-                </w:r>
-                <w:r>
-                  <w:rPr>
-                    <w:spacing w:val="-2"/>
-                    <w:sz w:val="16"/>
-                  </w:rPr>
-                  <w:t> </w:t>
-                </w:r>
-                <w:r>
-                  <w:rPr>
-                    <w:sz w:val="16"/>
-                  </w:rPr>
-                  <w:t>Holdings</w:t>
-                </w:r>
-                <w:r>
-                  <w:rPr>
-                    <w:spacing w:val="-3"/>
-                    <w:sz w:val="16"/>
-                  </w:rPr>
-                  <w:t> </w:t>
-                </w:r>
-                <w:r>
-                  <w:rPr>
-                    <w:sz w:val="16"/>
-                  </w:rPr>
-                  <w:t>Inc.</w:t>
-                </w:r>
-                <w:r>
-                  <w:rPr>
-                    <w:spacing w:val="-2"/>
-                    <w:sz w:val="16"/>
-                  </w:rPr>
-                  <w:t> </w:t>
-                </w:r>
-                <w:r>
-                  <w:rPr>
-                    <w:sz w:val="16"/>
-                  </w:rPr>
-                  <w:t>and</w:t>
-                </w:r>
-                <w:r>
-                  <w:rPr>
-                    <w:spacing w:val="-3"/>
-                    <w:sz w:val="16"/>
-                  </w:rPr>
-                  <w:t> </w:t>
-                </w:r>
-                <w:r>
-                  <w:rPr>
-                    <w:sz w:val="16"/>
-                  </w:rPr>
-                  <w:t>its</w:t>
-                </w:r>
-                <w:r>
-                  <w:rPr>
-                    <w:spacing w:val="-3"/>
-                    <w:sz w:val="16"/>
-                  </w:rPr>
-                  <w:t> </w:t>
-                </w:r>
-                <w:r>
-                  <w:rPr>
-                    <w:sz w:val="16"/>
-                  </w:rPr>
-                  <w:t>subsidiaries.</w:t>
-                </w:r>
-                <w:r>
-                  <w:rPr>
-                    <w:spacing w:val="-3"/>
-                    <w:sz w:val="16"/>
-                  </w:rPr>
-                  <w:t> </w:t>
-                </w:r>
-                <w:r>
-                  <w:rPr>
-                    <w:sz w:val="16"/>
-                  </w:rPr>
-                  <w:t>Unauthorized</w:t>
-                </w:r>
-                <w:r>
-                  <w:rPr>
-                    <w:spacing w:val="-3"/>
-                    <w:sz w:val="16"/>
-                  </w:rPr>
-                  <w:t> </w:t>
-                </w:r>
-                <w:r>
-                  <w:rPr>
-                    <w:sz w:val="16"/>
-                  </w:rPr>
-                  <w:t>use,</w:t>
-                </w:r>
-                <w:r>
-                  <w:rPr>
-                    <w:spacing w:val="-3"/>
-                    <w:sz w:val="16"/>
-                  </w:rPr>
-                  <w:t> </w:t>
-                </w:r>
-                <w:r>
-                  <w:rPr>
-                    <w:sz w:val="16"/>
-                  </w:rPr>
-                  <w:t>disclosure</w:t>
-                </w:r>
-                <w:r>
-                  <w:rPr>
-                    <w:spacing w:val="-3"/>
-                    <w:sz w:val="16"/>
-                  </w:rPr>
-                  <w:t> </w:t>
-                </w:r>
-                <w:r>
-                  <w:rPr>
-                    <w:sz w:val="16"/>
-                  </w:rPr>
-                  <w:t>or</w:t>
-                </w:r>
-                <w:r>
-                  <w:rPr>
-                    <w:spacing w:val="-3"/>
-                    <w:sz w:val="16"/>
-                  </w:rPr>
-                  <w:t> </w:t>
-                </w:r>
-                <w:r>
-                  <w:rPr>
-                    <w:sz w:val="16"/>
-                  </w:rPr>
-                  <w:t>reproduction</w:t>
-                </w:r>
-                <w:r>
-                  <w:rPr>
-                    <w:spacing w:val="-3"/>
-                    <w:sz w:val="16"/>
-                  </w:rPr>
-                  <w:t> </w:t>
-                </w:r>
-                <w:r>
-                  <w:rPr>
-                    <w:sz w:val="16"/>
-                  </w:rPr>
-                  <w:t>is</w:t>
-                </w:r>
-                <w:r>
-                  <w:rPr>
-                    <w:spacing w:val="-3"/>
-                    <w:sz w:val="16"/>
-                  </w:rPr>
-                  <w:t> </w:t>
-                </w:r>
-                <w:r>
-                  <w:rPr>
-                    <w:sz w:val="16"/>
-                  </w:rPr>
-                  <w:t>strictly </w:t>
-                </w:r>
-                <w:r>
-                  <w:rPr>
-                    <w:spacing w:val="-2"/>
-                    <w:sz w:val="16"/>
-                  </w:rPr>
-                  <w:t>prohibited.</w:t>
-                </w:r>
-              </w:p>
-              <w:p>
-                <w:pPr>
-                  <w:spacing w:before="111"/>
-                  <w:ind w:left="782" w:right="0" w:firstLine="0"/>
-                  <w:jc w:val="left"/>
-                  <w:rPr>
-                    <w:rFonts w:ascii="Trebuchet MS"/>
-                    <w:sz w:val="24"/>
-                  </w:rPr>
-                </w:pPr>
-                <w:r>
-                  <w:rPr>
-                    <w:rFonts w:ascii="Trebuchet MS"/>
-                    <w:color w:val="191919"/>
-                    <w:spacing w:val="-6"/>
-                    <w:sz w:val="24"/>
-                  </w:rPr>
-                  <w:t>UNCONTROLLED</w:t>
-                </w:r>
-                <w:r>
-                  <w:rPr>
-                    <w:rFonts w:ascii="Trebuchet MS"/>
-                    <w:color w:val="191919"/>
-                    <w:spacing w:val="-15"/>
-                    <w:sz w:val="24"/>
-                  </w:rPr>
-                  <w:t> </w:t>
-                </w:r>
-                <w:r>
-                  <w:rPr>
-                    <w:rFonts w:ascii="Trebuchet MS"/>
-                    <w:color w:val="191919"/>
-                    <w:spacing w:val="-6"/>
-                    <w:sz w:val="24"/>
-                  </w:rPr>
-                  <w:t>COPY</w:t>
-                </w:r>
-                <w:r>
-                  <w:rPr>
-                    <w:rFonts w:ascii="Trebuchet MS"/>
-                    <w:color w:val="191919"/>
-                    <w:spacing w:val="-14"/>
-                    <w:sz w:val="24"/>
-                  </w:rPr>
-                  <w:t> </w:t>
-                </w:r>
-                <w:r>
-                  <w:rPr>
-                    <w:rFonts w:ascii="Trebuchet MS"/>
-                    <w:color w:val="191919"/>
-                    <w:spacing w:val="-6"/>
-                    <w:sz w:val="24"/>
-                  </w:rPr>
-                  <w:t>CS_WI_MS005</w:t>
-                </w:r>
-                <w:r>
-                  <w:rPr>
-                    <w:rFonts w:ascii="Trebuchet MS"/>
-                    <w:color w:val="191919"/>
-                    <w:spacing w:val="-14"/>
-                    <w:sz w:val="24"/>
-                  </w:rPr>
-                  <w:t> </w:t>
-                </w:r>
-                <w:r>
-                  <w:rPr>
-                    <w:rFonts w:ascii="Trebuchet MS"/>
-                    <w:color w:val="191919"/>
-                    <w:spacing w:val="-6"/>
-                    <w:sz w:val="24"/>
-                  </w:rPr>
-                  <w:t>Revision</w:t>
-                </w:r>
-                <w:r>
-                  <w:rPr>
-                    <w:rFonts w:ascii="Trebuchet MS"/>
-                    <w:color w:val="191919"/>
-                    <w:spacing w:val="-14"/>
-                    <w:sz w:val="24"/>
-                  </w:rPr>
-                  <w:t> </w:t>
-                </w:r>
-                <w:r>
-                  <w:rPr>
-                    <w:rFonts w:ascii="Trebuchet MS"/>
-                    <w:color w:val="191919"/>
-                    <w:spacing w:val="-6"/>
-                    <w:sz w:val="24"/>
-                  </w:rPr>
-                  <w:t>10</w:t>
-                </w:r>
-                <w:r>
-                  <w:rPr>
-                    <w:rFonts w:ascii="Trebuchet MS"/>
-                    <w:color w:val="191919"/>
-                    <w:spacing w:val="-14"/>
-                    <w:sz w:val="24"/>
-                  </w:rPr>
-                  <w:t> </w:t>
-                </w:r>
-                <w:r>
-                  <w:rPr>
-                    <w:rFonts w:ascii="Trebuchet MS"/>
-                    <w:color w:val="191919"/>
-                    <w:spacing w:val="-6"/>
-                    <w:sz w:val="24"/>
-                  </w:rPr>
-                  <w:t>-</w:t>
-                </w:r>
-                <w:r>
-                  <w:rPr>
-                    <w:rFonts w:ascii="Trebuchet MS"/>
-                    <w:color w:val="191919"/>
-                    <w:spacing w:val="-15"/>
-                    <w:sz w:val="24"/>
-                  </w:rPr>
-                  <w:t> </w:t>
-                </w:r>
-                <w:r>
-                  <w:rPr>
-                    <w:rFonts w:ascii="Trebuchet MS"/>
-                    <w:color w:val="191919"/>
-                    <w:spacing w:val="-6"/>
-                    <w:sz w:val="24"/>
-                  </w:rPr>
-                  <w:t>EFFECTIVE</w:t>
-                </w:r>
-                <w:r>
-                  <w:rPr>
-                    <w:rFonts w:ascii="Trebuchet MS"/>
-                    <w:color w:val="191919"/>
-                    <w:spacing w:val="-14"/>
-                    <w:sz w:val="24"/>
-                  </w:rPr>
-                  <w:t> </w:t>
-                </w:r>
-                <w:r>
-                  <w:rPr>
-                    <w:rFonts w:ascii="Trebuchet MS"/>
-                    <w:color w:val="191919"/>
-                    <w:spacing w:val="-6"/>
-                    <w:sz w:val="24"/>
-                  </w:rPr>
-                  <w:t>on</w:t>
-                </w:r>
-                <w:r>
-                  <w:rPr>
-                    <w:rFonts w:ascii="Trebuchet MS"/>
-                    <w:color w:val="191919"/>
-                    <w:spacing w:val="-14"/>
-                    <w:sz w:val="24"/>
-                  </w:rPr>
-                  <w:t> </w:t>
-                </w:r>
-                <w:r>
-                  <w:rPr>
-                    <w:rFonts w:ascii="Trebuchet MS"/>
-                    <w:color w:val="191919"/>
-                    <w:spacing w:val="-6"/>
-                    <w:sz w:val="24"/>
-                  </w:rPr>
-                  <w:t>15-Mar-2022</w:t>
-                </w:r>
-              </w:p>
-            </w:txbxContent>
-          </v:textbox>
-          <w10:wrap type="none"/>
-        </v:shape>
-      </w:pict>
     </w:r>
   </w:p>
 </w:ftr>
@@ -18530,179 +13950,6 @@
     </w:pPr>
     <w:r>
       <w:rPr/>
-      <w:pict>
-        <v:shape style="position:absolute;margin-left:109.136002pt;margin-top:767.575989pt;width:393.75pt;height:16.45pt;mso-position-horizontal-relative:page;mso-position-vertical-relative:page;z-index:-16185344" type="#_x0000_t202" id="docshape63" filled="false" stroked="false">
-          <v:textbox inset="0,0,0,0">
-            <w:txbxContent>
-              <w:p>
-                <w:pPr>
-                  <w:spacing w:before="23"/>
-                  <w:ind w:left="20" w:right="0" w:firstLine="0"/>
-                  <w:jc w:val="left"/>
-                  <w:rPr>
-                    <w:rFonts w:ascii="Trebuchet MS"/>
-                    <w:sz w:val="24"/>
-                  </w:rPr>
-                </w:pPr>
-                <w:r>
-                  <w:rPr>
-                    <w:rFonts w:ascii="Trebuchet MS"/>
-                    <w:color w:val="191919"/>
-                    <w:spacing w:val="-6"/>
-                    <w:sz w:val="24"/>
-                  </w:rPr>
-                  <w:t>UNCONTROLLED</w:t>
-                </w:r>
-                <w:r>
-                  <w:rPr>
-                    <w:rFonts w:ascii="Trebuchet MS"/>
-                    <w:color w:val="191919"/>
-                    <w:spacing w:val="-15"/>
-                    <w:sz w:val="24"/>
-                  </w:rPr>
-                  <w:t> </w:t>
-                </w:r>
-                <w:r>
-                  <w:rPr>
-                    <w:rFonts w:ascii="Trebuchet MS"/>
-                    <w:color w:val="191919"/>
-                    <w:spacing w:val="-6"/>
-                    <w:sz w:val="24"/>
-                  </w:rPr>
-                  <w:t>COPY</w:t>
-                </w:r>
-                <w:r>
-                  <w:rPr>
-                    <w:rFonts w:ascii="Trebuchet MS"/>
-                    <w:color w:val="191919"/>
-                    <w:spacing w:val="-14"/>
-                    <w:sz w:val="24"/>
-                  </w:rPr>
-                  <w:t> </w:t>
-                </w:r>
-                <w:r>
-                  <w:rPr>
-                    <w:rFonts w:ascii="Trebuchet MS"/>
-                    <w:color w:val="191919"/>
-                    <w:spacing w:val="-6"/>
-                    <w:sz w:val="24"/>
-                  </w:rPr>
-                  <w:t>CS_WI_MS005</w:t>
-                </w:r>
-                <w:r>
-                  <w:rPr>
-                    <w:rFonts w:ascii="Trebuchet MS"/>
-                    <w:color w:val="191919"/>
-                    <w:spacing w:val="-14"/>
-                    <w:sz w:val="24"/>
-                  </w:rPr>
-                  <w:t> </w:t>
-                </w:r>
-                <w:r>
-                  <w:rPr>
-                    <w:rFonts w:ascii="Trebuchet MS"/>
-                    <w:color w:val="191919"/>
-                    <w:spacing w:val="-6"/>
-                    <w:sz w:val="24"/>
-                  </w:rPr>
-                  <w:t>Revision</w:t>
-                </w:r>
-                <w:r>
-                  <w:rPr>
-                    <w:rFonts w:ascii="Trebuchet MS"/>
-                    <w:color w:val="191919"/>
-                    <w:spacing w:val="-14"/>
-                    <w:sz w:val="24"/>
-                  </w:rPr>
-                  <w:t> </w:t>
-                </w:r>
-                <w:r>
-                  <w:rPr>
-                    <w:rFonts w:ascii="Trebuchet MS"/>
-                    <w:color w:val="191919"/>
-                    <w:spacing w:val="-6"/>
-                    <w:sz w:val="24"/>
-                  </w:rPr>
-                  <w:t>10</w:t>
-                </w:r>
-                <w:r>
-                  <w:rPr>
-                    <w:rFonts w:ascii="Trebuchet MS"/>
-                    <w:color w:val="191919"/>
-                    <w:spacing w:val="-14"/>
-                    <w:sz w:val="24"/>
-                  </w:rPr>
-                  <w:t> </w:t>
-                </w:r>
-                <w:r>
-                  <w:rPr>
-                    <w:rFonts w:ascii="Trebuchet MS"/>
-                    <w:color w:val="191919"/>
-                    <w:spacing w:val="-6"/>
-                    <w:sz w:val="24"/>
-                  </w:rPr>
-                  <w:t>-</w:t>
-                </w:r>
-                <w:r>
-                  <w:rPr>
-                    <w:rFonts w:ascii="Trebuchet MS"/>
-                    <w:color w:val="191919"/>
-                    <w:spacing w:val="-15"/>
-                    <w:sz w:val="24"/>
-                  </w:rPr>
-                  <w:t> </w:t>
-                </w:r>
-                <w:r>
-                  <w:rPr>
-                    <w:rFonts w:ascii="Trebuchet MS"/>
-                    <w:color w:val="191919"/>
-                    <w:spacing w:val="-6"/>
-                    <w:sz w:val="24"/>
-                  </w:rPr>
-                  <w:t>EFFECTIVE</w:t>
-                </w:r>
-                <w:r>
-                  <w:rPr>
-                    <w:rFonts w:ascii="Trebuchet MS"/>
-                    <w:color w:val="191919"/>
-                    <w:spacing w:val="-14"/>
-                    <w:sz w:val="24"/>
-                  </w:rPr>
-                  <w:t> </w:t>
-                </w:r>
-                <w:r>
-                  <w:rPr>
-                    <w:rFonts w:ascii="Trebuchet MS"/>
-                    <w:color w:val="191919"/>
-                    <w:spacing w:val="-6"/>
-                    <w:sz w:val="24"/>
-                  </w:rPr>
-                  <w:t>on</w:t>
-                </w:r>
-                <w:r>
-                  <w:rPr>
-                    <w:rFonts w:ascii="Trebuchet MS"/>
-                    <w:color w:val="191919"/>
-                    <w:spacing w:val="-14"/>
-                    <w:sz w:val="24"/>
-                  </w:rPr>
-                  <w:t> </w:t>
-                </w:r>
-                <w:r>
-                  <w:rPr>
-                    <w:rFonts w:ascii="Trebuchet MS"/>
-                    <w:color w:val="191919"/>
-                    <w:spacing w:val="-6"/>
-                    <w:sz w:val="24"/>
-                  </w:rPr>
-                  <w:t>15-Mar-2022</w:t>
-                </w:r>
-              </w:p>
-            </w:txbxContent>
-          </v:textbox>
-          <w10:wrap type="none"/>
-        </v:shape>
-      </w:pict>
     </w:r>
   </w:p>
 </w:ftr>
@@ -18720,180 +13967,27 @@
     </w:pPr>
     <w:r>
       <w:rPr/>
-      <w:pict>
-        <v:shape style="position:absolute;margin-left:109.136002pt;margin-top:767.575989pt;width:393.75pt;height:16.45pt;mso-position-horizontal-relative:page;mso-position-vertical-relative:page;z-index:-16184832" type="#_x0000_t202" id="docshape109" filled="false" stroked="false">
-          <v:textbox inset="0,0,0,0">
-            <w:txbxContent>
-              <w:p>
-                <w:pPr>
-                  <w:spacing w:before="23"/>
-                  <w:ind w:left="20" w:right="0" w:firstLine="0"/>
-                  <w:jc w:val="left"/>
-                  <w:rPr>
-                    <w:rFonts w:ascii="Trebuchet MS"/>
-                    <w:sz w:val="24"/>
-                  </w:rPr>
-                </w:pPr>
-                <w:r>
-                  <w:rPr>
-                    <w:rFonts w:ascii="Trebuchet MS"/>
-                    <w:color w:val="191919"/>
-                    <w:spacing w:val="-6"/>
-                    <w:sz w:val="24"/>
-                  </w:rPr>
-                  <w:t>UNCONTROLLED</w:t>
-                </w:r>
-                <w:r>
-                  <w:rPr>
-                    <w:rFonts w:ascii="Trebuchet MS"/>
-                    <w:color w:val="191919"/>
-                    <w:spacing w:val="-15"/>
-                    <w:sz w:val="24"/>
-                  </w:rPr>
-                  <w:t> </w:t>
-                </w:r>
-                <w:r>
-                  <w:rPr>
-                    <w:rFonts w:ascii="Trebuchet MS"/>
-                    <w:color w:val="191919"/>
-                    <w:spacing w:val="-6"/>
-                    <w:sz w:val="24"/>
-                  </w:rPr>
-                  <w:t>COPY</w:t>
-                </w:r>
-                <w:r>
-                  <w:rPr>
-                    <w:rFonts w:ascii="Trebuchet MS"/>
-                    <w:color w:val="191919"/>
-                    <w:spacing w:val="-14"/>
-                    <w:sz w:val="24"/>
-                  </w:rPr>
-                  <w:t> </w:t>
-                </w:r>
-                <w:r>
-                  <w:rPr>
-                    <w:rFonts w:ascii="Trebuchet MS"/>
-                    <w:color w:val="191919"/>
-                    <w:spacing w:val="-6"/>
-                    <w:sz w:val="24"/>
-                  </w:rPr>
-                  <w:t>CS_WI_MS005</w:t>
-                </w:r>
-                <w:r>
-                  <w:rPr>
-                    <w:rFonts w:ascii="Trebuchet MS"/>
-                    <w:color w:val="191919"/>
-                    <w:spacing w:val="-14"/>
-                    <w:sz w:val="24"/>
-                  </w:rPr>
-                  <w:t> </w:t>
-                </w:r>
-                <w:r>
-                  <w:rPr>
-                    <w:rFonts w:ascii="Trebuchet MS"/>
-                    <w:color w:val="191919"/>
-                    <w:spacing w:val="-6"/>
-                    <w:sz w:val="24"/>
-                  </w:rPr>
-                  <w:t>Revision</w:t>
-                </w:r>
-                <w:r>
-                  <w:rPr>
-                    <w:rFonts w:ascii="Trebuchet MS"/>
-                    <w:color w:val="191919"/>
-                    <w:spacing w:val="-14"/>
-                    <w:sz w:val="24"/>
-                  </w:rPr>
-                  <w:t> </w:t>
-                </w:r>
-                <w:r>
-                  <w:rPr>
-                    <w:rFonts w:ascii="Trebuchet MS"/>
-                    <w:color w:val="191919"/>
-                    <w:spacing w:val="-6"/>
-                    <w:sz w:val="24"/>
-                  </w:rPr>
-                  <w:t>10</w:t>
-                </w:r>
-                <w:r>
-                  <w:rPr>
-                    <w:rFonts w:ascii="Trebuchet MS"/>
-                    <w:color w:val="191919"/>
-                    <w:spacing w:val="-14"/>
-                    <w:sz w:val="24"/>
-                  </w:rPr>
-                  <w:t> </w:t>
-                </w:r>
-                <w:r>
-                  <w:rPr>
-                    <w:rFonts w:ascii="Trebuchet MS"/>
-                    <w:color w:val="191919"/>
-                    <w:spacing w:val="-6"/>
-                    <w:sz w:val="24"/>
-                  </w:rPr>
-                  <w:t>-</w:t>
-                </w:r>
-                <w:r>
-                  <w:rPr>
-                    <w:rFonts w:ascii="Trebuchet MS"/>
-                    <w:color w:val="191919"/>
-                    <w:spacing w:val="-15"/>
-                    <w:sz w:val="24"/>
-                  </w:rPr>
-                  <w:t> </w:t>
-                </w:r>
-                <w:r>
-                  <w:rPr>
-                    <w:rFonts w:ascii="Trebuchet MS"/>
-                    <w:color w:val="191919"/>
-                    <w:spacing w:val="-6"/>
-                    <w:sz w:val="24"/>
-                  </w:rPr>
-                  <w:t>EFFECTIVE</w:t>
-                </w:r>
-                <w:r>
-                  <w:rPr>
-                    <w:rFonts w:ascii="Trebuchet MS"/>
-                    <w:color w:val="191919"/>
-                    <w:spacing w:val="-14"/>
-                    <w:sz w:val="24"/>
-                  </w:rPr>
-                  <w:t> </w:t>
-                </w:r>
-                <w:r>
-                  <w:rPr>
-                    <w:rFonts w:ascii="Trebuchet MS"/>
-                    <w:color w:val="191919"/>
-                    <w:spacing w:val="-6"/>
-                    <w:sz w:val="24"/>
-                  </w:rPr>
-                  <w:t>on</w:t>
-                </w:r>
-                <w:r>
-                  <w:rPr>
-                    <w:rFonts w:ascii="Trebuchet MS"/>
-                    <w:color w:val="191919"/>
-                    <w:spacing w:val="-14"/>
-                    <w:sz w:val="24"/>
-                  </w:rPr>
-                  <w:t> </w:t>
-                </w:r>
-                <w:r>
-                  <w:rPr>
-                    <w:rFonts w:ascii="Trebuchet MS"/>
-                    <w:color w:val="191919"/>
-                    <w:spacing w:val="-6"/>
-                    <w:sz w:val="24"/>
-                  </w:rPr>
-                  <w:t>15-Mar-2022</w:t>
-                </w:r>
-              </w:p>
-            </w:txbxContent>
-          </v:textbox>
-          <w10:wrap type="none"/>
-        </v:shape>
-      </w:pict>
     </w:r>
+  </w:p>
+</w:ftr>
+</file>
+
+<file path=word/footer6.xml><?xml version="1.0" encoding="utf-8"?>
+<w:ftr xmlns:m="http://schemas.openxmlformats.org/officeDocument/2006/math" xmlns:mc="http://schemas.openxmlformats.org/markup-compatibility/2006" xmlns:mo="http://schemas.microsoft.com/office/mac/office/2008/main" xmlns:mv="urn:schemas-microsoft-com:mac:vml" xmlns:o="urn:schemas-microsoft-com:office:office" xmlns:r="http://schemas.openxmlformats.org/officeDocument/2006/relationships" xmlns:v="urn:schemas-microsoft-com:vml" xmlns:w10="urn:schemas-microsoft-com:office:word" xmlns:w14="http://schemas.microsoft.com/office/word/2010/wordml" xmlns:w="http://schemas.openxmlformats.org/wordprocessingml/2006/main" xmlns:wne="http://schemas.microsoft.com/office/word/2006/wordml" xmlns:wp14="http://schemas.microsoft.com/office/word/2010/wordprocessingDrawing" xmlns:wp="http://schemas.openxmlformats.org/drawingml/2006/wordprocessingDrawing" xmlns:wpc="http://schemas.microsoft.com/office/word/2010/wordprocessingCanvas" xmlns:wpg="http://schemas.microsoft.com/office/word/2010/wordprocessingGroup" xmlns:wpi="http://schemas.microsoft.com/office/word/2010/wordprocessingInk" xmlns:wps="http://schemas.microsoft.com/office/word/2010/wordprocessingShape" mc:Ignorable="w14 wp14">
+  <w:p>
+    <w:pPr>
+      <w:pStyle w:val="Footer"/>
+    </w:pPr>
+  </w:p>
+</w:ftr>
+</file>
+
+<file path=word/footer7.xml><?xml version="1.0" encoding="utf-8"?>
+<w:ftr xmlns:m="http://schemas.openxmlformats.org/officeDocument/2006/math" xmlns:mc="http://schemas.openxmlformats.org/markup-compatibility/2006" xmlns:mo="http://schemas.microsoft.com/office/mac/office/2008/main" xmlns:mv="urn:schemas-microsoft-com:mac:vml" xmlns:o="urn:schemas-microsoft-com:office:office" xmlns:r="http://schemas.openxmlformats.org/officeDocument/2006/relationships" xmlns:v="urn:schemas-microsoft-com:vml" xmlns:w10="urn:schemas-microsoft-com:office:word" xmlns:w14="http://schemas.microsoft.com/office/word/2010/wordml" xmlns:w="http://schemas.openxmlformats.org/wordprocessingml/2006/main" xmlns:wne="http://schemas.microsoft.com/office/word/2006/wordml" xmlns:wp14="http://schemas.microsoft.com/office/word/2010/wordprocessingDrawing" xmlns:wp="http://schemas.openxmlformats.org/drawingml/2006/wordprocessingDrawing" xmlns:wpc="http://schemas.microsoft.com/office/word/2010/wordprocessingCanvas" xmlns:wpg="http://schemas.microsoft.com/office/word/2010/wordprocessingGroup" xmlns:wpi="http://schemas.microsoft.com/office/word/2010/wordprocessingInk" xmlns:wps="http://schemas.microsoft.com/office/word/2010/wordprocessingShape" mc:Ignorable="w14 wp14">
+  <w:p>
+    <w:pPr>
+      <w:pStyle w:val="Footer"/>
+    </w:pPr>
   </w:p>
 </w:ftr>
 </file>
@@ -18910,365 +14004,9 @@
     </w:pPr>
     <w:r>
       <w:rPr/>
-      <w:pict>
-        <v:shape style="position:absolute;margin-left:66.360001pt;margin-top:36pt;width:479.3pt;height:83pt;mso-position-horizontal-relative:page;mso-position-vertical-relative:page;z-index:15728640" type="#_x0000_t202" id="docshape3" filled="false" stroked="false">
-          <v:textbox inset="0,0,0,0">
-            <w:txbxContent>
-              <w:tbl>
-                <w:tblPr>
-                  <w:tblW w:w="0" w:type="auto"/>
-                  <w:jc w:val="left"/>
-                  <w:tblInd w:w="65" w:type="dxa"/>
-                  <w:tblBorders>
-                    <w:top w:val="single" w:sz="4" w:space="0" w:color="000000"/>
-                    <w:left w:val="single" w:sz="4" w:space="0" w:color="000000"/>
-                    <w:bottom w:val="single" w:sz="4" w:space="0" w:color="000000"/>
-                    <w:right w:val="single" w:sz="4" w:space="0" w:color="000000"/>
-                    <w:insideH w:val="single" w:sz="4" w:space="0" w:color="000000"/>
-                    <w:insideV w:val="single" w:sz="4" w:space="0" w:color="000000"/>
-                  </w:tblBorders>
-                  <w:tblLayout w:type="fixed"/>
-                  <w:tblCellMar>
-                    <w:top w:w="0" w:type="dxa"/>
-                    <w:left w:w="0" w:type="dxa"/>
-                    <w:bottom w:w="0" w:type="dxa"/>
-                    <w:right w:w="0" w:type="dxa"/>
-                  </w:tblCellMar>
-                  <w:tblLook w:val="01E0"/>
-                </w:tblPr>
-                <w:tblGrid>
-                  <w:gridCol w:w="4502"/>
-                  <w:gridCol w:w="4953"/>
-                </w:tblGrid>
-                <w:tr>
-                  <w:trPr>
-                    <w:trHeight w:val="954" w:hRule="atLeast"/>
-                  </w:trPr>
-                  <w:tc>
-                    <w:tcPr>
-                      <w:tcW w:w="4502" w:type="dxa"/>
-                      <w:vMerge w:val="restart"/>
-                    </w:tcPr>
-                    <w:p>
-                      <w:pPr>
-                        <w:pStyle w:val="TableParagraph"/>
-                        <w:ind w:left="0"/>
-                        <w:rPr>
-                          <w:rFonts w:ascii="Times New Roman"/>
-                          <w:sz w:val="18"/>
-                        </w:rPr>
-                      </w:pPr>
-                    </w:p>
-                  </w:tc>
-                  <w:tc>
-                    <w:tcPr>
-                      <w:tcW w:w="4953" w:type="dxa"/>
-                    </w:tcPr>
-                    <w:p>
-                      <w:pPr>
-                        <w:pStyle w:val="TableParagraph"/>
-                        <w:spacing w:before="158"/>
-                        <w:rPr>
-                          <w:b/>
-                          <w:sz w:val="20"/>
-                        </w:rPr>
-                      </w:pPr>
-                      <w:r>
-                        <w:rPr>
-                          <w:b/>
-                          <w:sz w:val="20"/>
-                        </w:rPr>
-                        <w:t>Document</w:t>
-                      </w:r>
-                      <w:r>
-                        <w:rPr>
-                          <w:b/>
-                          <w:spacing w:val="-8"/>
-                          <w:sz w:val="20"/>
-                        </w:rPr>
-                        <w:t> </w:t>
-                      </w:r>
-                      <w:r>
-                        <w:rPr>
-                          <w:b/>
-                          <w:spacing w:val="-2"/>
-                          <w:sz w:val="20"/>
-                        </w:rPr>
-                        <w:t>Title:</w:t>
-                      </w:r>
-                    </w:p>
-                    <w:p>
-                      <w:pPr>
-                        <w:pStyle w:val="TableParagraph"/>
-                        <w:spacing w:line="235" w:lineRule="auto" w:before="8"/>
-                        <w:ind w:right="44"/>
-                        <w:rPr>
-                          <w:sz w:val="20"/>
-                        </w:rPr>
-                      </w:pPr>
-                      <w:r>
-                        <w:rPr>
-                          <w:sz w:val="20"/>
-                        </w:rPr>
-                        <w:t>Therapeutic Medical Advisor Contacts with Investigator</w:t>
-                      </w:r>
-                      <w:r>
-                        <w:rPr>
-                          <w:spacing w:val="-8"/>
-                          <w:sz w:val="20"/>
-                        </w:rPr>
-                        <w:t> </w:t>
-                      </w:r>
-                      <w:r>
-                        <w:rPr>
-                          <w:sz w:val="20"/>
-                        </w:rPr>
-                        <w:t>Sites</w:t>
-                      </w:r>
-                      <w:r>
-                        <w:rPr>
-                          <w:spacing w:val="-8"/>
-                          <w:sz w:val="20"/>
-                        </w:rPr>
-                        <w:t> </w:t>
-                      </w:r>
-                      <w:r>
-                        <w:rPr>
-                          <w:sz w:val="20"/>
-                        </w:rPr>
-                        <w:t>and</w:t>
-                      </w:r>
-                      <w:r>
-                        <w:rPr>
-                          <w:spacing w:val="-8"/>
-                          <w:sz w:val="20"/>
-                        </w:rPr>
-                        <w:t> </w:t>
-                      </w:r>
-                      <w:r>
-                        <w:rPr>
-                          <w:sz w:val="20"/>
-                        </w:rPr>
-                        <w:t>Project</w:t>
-                      </w:r>
-                      <w:r>
-                        <w:rPr>
-                          <w:spacing w:val="-5"/>
-                          <w:sz w:val="20"/>
-                        </w:rPr>
-                        <w:t> </w:t>
-                      </w:r>
-                      <w:r>
-                        <w:rPr>
-                          <w:sz w:val="20"/>
-                        </w:rPr>
-                        <w:t>Team</w:t>
-                      </w:r>
-                      <w:r>
-                        <w:rPr>
-                          <w:spacing w:val="-8"/>
-                          <w:sz w:val="20"/>
-                        </w:rPr>
-                        <w:t> </w:t>
-                      </w:r>
-                      <w:r>
-                        <w:rPr>
-                          <w:sz w:val="20"/>
-                        </w:rPr>
-                        <w:t>Members</w:t>
-                      </w:r>
-                    </w:p>
-                  </w:tc>
-                </w:tr>
-                <w:tr>
-                  <w:trPr>
-                    <w:trHeight w:val="676" w:hRule="atLeast"/>
-                  </w:trPr>
-                  <w:tc>
-                    <w:tcPr>
-                      <w:tcW w:w="4502" w:type="dxa"/>
-                      <w:vMerge/>
-                      <w:tcBorders>
-                        <w:top w:val="nil"/>
-                      </w:tcBorders>
-                    </w:tcPr>
-                    <w:p>
-                      <w:pPr>
-                        <w:rPr>
-                          <w:sz w:val="2"/>
-                          <w:szCs w:val="2"/>
-                        </w:rPr>
-                      </w:pPr>
-                    </w:p>
-                  </w:tc>
-                  <w:tc>
-                    <w:tcPr>
-                      <w:tcW w:w="4953" w:type="dxa"/>
-                    </w:tcPr>
-                    <w:p>
-                      <w:pPr>
-                        <w:pStyle w:val="TableParagraph"/>
-                        <w:spacing w:before="110"/>
-                        <w:rPr>
-                          <w:b/>
-                          <w:sz w:val="20"/>
-                        </w:rPr>
-                      </w:pPr>
-                      <w:r>
-                        <w:rPr>
-                          <w:b/>
-                          <w:sz w:val="20"/>
-                        </w:rPr>
-                        <w:t>Document</w:t>
-                      </w:r>
-                      <w:r>
-                        <w:rPr>
-                          <w:b/>
-                          <w:spacing w:val="-7"/>
-                          <w:sz w:val="20"/>
-                        </w:rPr>
-                        <w:t> </w:t>
-                      </w:r>
-                      <w:r>
-                        <w:rPr>
-                          <w:b/>
-                          <w:sz w:val="20"/>
-                        </w:rPr>
-                        <w:t>Number</w:t>
-                      </w:r>
-                      <w:r>
-                        <w:rPr>
-                          <w:b/>
-                          <w:spacing w:val="-7"/>
-                          <w:sz w:val="20"/>
-                        </w:rPr>
-                        <w:t> </w:t>
-                      </w:r>
-                      <w:r>
-                        <w:rPr>
-                          <w:b/>
-                          <w:sz w:val="20"/>
-                        </w:rPr>
-                        <w:t>and</w:t>
-                      </w:r>
-                      <w:r>
-                        <w:rPr>
-                          <w:b/>
-                          <w:spacing w:val="-6"/>
-                          <w:sz w:val="20"/>
-                        </w:rPr>
-                        <w:t> </w:t>
-                      </w:r>
-                      <w:r>
-                        <w:rPr>
-                          <w:b/>
-                          <w:spacing w:val="-2"/>
-                          <w:sz w:val="20"/>
-                        </w:rPr>
-                        <w:t>Revision:</w:t>
-                      </w:r>
-                    </w:p>
-                    <w:p>
-                      <w:pPr>
-                        <w:pStyle w:val="TableParagraph"/>
-                        <w:spacing w:before="67"/>
-                        <w:rPr>
-                          <w:sz w:val="20"/>
-                        </w:rPr>
-                      </w:pPr>
-                      <w:r>
-                        <w:rPr>
-                          <w:sz w:val="20"/>
-                        </w:rPr>
-                        <w:t>CS_WI_MS005</w:t>
-                      </w:r>
-                      <w:r>
-                        <w:rPr>
-                          <w:spacing w:val="-11"/>
-                          <w:sz w:val="20"/>
-                        </w:rPr>
-                        <w:t> </w:t>
-                      </w:r>
-                      <w:r>
-                        <w:rPr>
-                          <w:sz w:val="20"/>
-                        </w:rPr>
-                        <w:t>Revision</w:t>
-                      </w:r>
-                      <w:r>
-                        <w:rPr>
-                          <w:spacing w:val="-6"/>
-                          <w:sz w:val="20"/>
-                        </w:rPr>
-                        <w:t> </w:t>
-                      </w:r>
-                      <w:r>
-                        <w:rPr>
-                          <w:spacing w:val="-5"/>
-                          <w:sz w:val="20"/>
-                        </w:rPr>
-                        <w:t>10</w:t>
-                      </w:r>
-                    </w:p>
-                  </w:tc>
-                </w:tr>
-              </w:tbl>
-              <w:p>
-                <w:pPr>
-                  <w:pStyle w:val="BodyText"/>
-                </w:pPr>
-              </w:p>
-            </w:txbxContent>
-          </v:textbox>
-          <w10:wrap type="none"/>
-        </v:shape>
-      </w:pict>
     </w:r>
     <w:r>
       <w:rPr/>
-      <w:drawing>
-        <wp:anchor distT="0" distB="0" distL="0" distR="0" allowOverlap="1" layoutInCell="1" locked="0" behindDoc="1" simplePos="0" relativeHeight="487125504">
-          <wp:simplePos x="0" y="0"/>
-          <wp:positionH relativeFrom="page">
-            <wp:posOffset>1262491</wp:posOffset>
-          </wp:positionH>
-          <wp:positionV relativeFrom="page">
-            <wp:posOffset>815681</wp:posOffset>
-          </wp:positionV>
-          <wp:extent cx="2001261" cy="366404"/>
-          <wp:effectExtent l="0" t="0" r="0" b="0"/>
-          <wp:wrapNone/>
-          <wp:docPr id="3" name="image1.png"/>
-          <wp:cNvGraphicFramePr>
-            <a:graphicFrameLocks noChangeAspect="1"/>
-          </wp:cNvGraphicFramePr>
-          <a:graphic>
-            <a:graphicData uri="http://schemas.openxmlformats.org/drawingml/2006/picture">
-              <pic:pic>
-                <pic:nvPicPr>
-                  <pic:cNvPr id="4" name="image1.png"/>
-                  <pic:cNvPicPr/>
-                </pic:nvPicPr>
-                <pic:blipFill>
-                  <a:blip r:embed="rId1" cstate="print"/>
-                  <a:stretch>
-                    <a:fillRect/>
-                  </a:stretch>
-                </pic:blipFill>
-                <pic:spPr>
-                  <a:xfrm>
-                    <a:off x="0" y="0"/>
-                    <a:ext cx="2001261" cy="366404"/>
-                  </a:xfrm>
-                  <a:prstGeom prst="rect">
-                    <a:avLst/>
-                  </a:prstGeom>
-                </pic:spPr>
-              </pic:pic>
-            </a:graphicData>
-          </a:graphic>
-        </wp:anchor>
-      </w:drawing>
     </w:r>
   </w:p>
 </w:hdr>
@@ -19286,383 +14024,15 @@
     </w:pPr>
     <w:r>
       <w:rPr/>
-      <w:pict>
-        <v:shape style="position:absolute;margin-left:66.360001pt;margin-top:36pt;width:479.3pt;height:83pt;mso-position-horizontal-relative:page;mso-position-vertical-relative:page;z-index:15729152" type="#_x0000_t202" id="docshape6" filled="false" stroked="false">
-          <v:textbox inset="0,0,0,0">
-            <w:txbxContent>
-              <w:tbl>
-                <w:tblPr>
-                  <w:tblW w:w="0" w:type="auto"/>
-                  <w:jc w:val="left"/>
-                  <w:tblInd w:w="65" w:type="dxa"/>
-                  <w:tblBorders>
-                    <w:top w:val="single" w:sz="4" w:space="0" w:color="000000"/>
-                    <w:left w:val="single" w:sz="4" w:space="0" w:color="000000"/>
-                    <w:bottom w:val="single" w:sz="4" w:space="0" w:color="000000"/>
-                    <w:right w:val="single" w:sz="4" w:space="0" w:color="000000"/>
-                    <w:insideH w:val="single" w:sz="4" w:space="0" w:color="000000"/>
-                    <w:insideV w:val="single" w:sz="4" w:space="0" w:color="000000"/>
-                  </w:tblBorders>
-                  <w:tblLayout w:type="fixed"/>
-                  <w:tblCellMar>
-                    <w:top w:w="0" w:type="dxa"/>
-                    <w:left w:w="0" w:type="dxa"/>
-                    <w:bottom w:w="0" w:type="dxa"/>
-                    <w:right w:w="0" w:type="dxa"/>
-                  </w:tblCellMar>
-                  <w:tblLook w:val="01E0"/>
-                </w:tblPr>
-                <w:tblGrid>
-                  <w:gridCol w:w="4502"/>
-                  <w:gridCol w:w="4953"/>
-                </w:tblGrid>
-                <w:tr>
-                  <w:trPr>
-                    <w:trHeight w:val="954" w:hRule="atLeast"/>
-                  </w:trPr>
-                  <w:tc>
-                    <w:tcPr>
-                      <w:tcW w:w="4502" w:type="dxa"/>
-                      <w:vMerge w:val="restart"/>
-                    </w:tcPr>
-                    <w:p>
-                      <w:pPr>
-                        <w:pStyle w:val="TableParagraph"/>
-                        <w:ind w:left="0"/>
-                        <w:rPr>
-                          <w:rFonts w:ascii="Times New Roman"/>
-                          <w:sz w:val="16"/>
-                        </w:rPr>
-                      </w:pPr>
-                    </w:p>
-                  </w:tc>
-                  <w:tc>
-                    <w:tcPr>
-                      <w:tcW w:w="4953" w:type="dxa"/>
-                    </w:tcPr>
-                    <w:p>
-                      <w:pPr>
-                        <w:pStyle w:val="TableParagraph"/>
-                        <w:spacing w:before="158"/>
-                        <w:rPr>
-                          <w:b/>
-                          <w:sz w:val="20"/>
-                        </w:rPr>
-                      </w:pPr>
-                      <w:r>
-                        <w:rPr>
-                          <w:b/>
-                          <w:sz w:val="20"/>
-                        </w:rPr>
-                        <w:t>Document</w:t>
-                      </w:r>
-                      <w:r>
-                        <w:rPr>
-                          <w:b/>
-                          <w:spacing w:val="-8"/>
-                          <w:sz w:val="20"/>
-                        </w:rPr>
-                        <w:t> </w:t>
-                      </w:r>
-                      <w:r>
-                        <w:rPr>
-                          <w:b/>
-                          <w:spacing w:val="-2"/>
-                          <w:sz w:val="20"/>
-                        </w:rPr>
-                        <w:t>Title:</w:t>
-                      </w:r>
-                    </w:p>
-                    <w:p>
-                      <w:pPr>
-                        <w:pStyle w:val="TableParagraph"/>
-                        <w:spacing w:line="235" w:lineRule="auto" w:before="8"/>
-                        <w:ind w:right="44"/>
-                        <w:rPr>
-                          <w:sz w:val="20"/>
-                        </w:rPr>
-                      </w:pPr>
-                      <w:r>
-                        <w:rPr>
-                          <w:sz w:val="20"/>
-                        </w:rPr>
-                        <w:t>Therapeutic Medical Advisor Contacts with Investigator</w:t>
-                      </w:r>
-                      <w:r>
-                        <w:rPr>
-                          <w:spacing w:val="-8"/>
-                          <w:sz w:val="20"/>
-                        </w:rPr>
-                        <w:t> </w:t>
-                      </w:r>
-                      <w:r>
-                        <w:rPr>
-                          <w:sz w:val="20"/>
-                        </w:rPr>
-                        <w:t>Sites</w:t>
-                      </w:r>
-                      <w:r>
-                        <w:rPr>
-                          <w:spacing w:val="-8"/>
-                          <w:sz w:val="20"/>
-                        </w:rPr>
-                        <w:t> </w:t>
-                      </w:r>
-                      <w:r>
-                        <w:rPr>
-                          <w:sz w:val="20"/>
-                        </w:rPr>
-                        <w:t>and</w:t>
-                      </w:r>
-                      <w:r>
-                        <w:rPr>
-                          <w:spacing w:val="-8"/>
-                          <w:sz w:val="20"/>
-                        </w:rPr>
-                        <w:t> </w:t>
-                      </w:r>
-                      <w:r>
-                        <w:rPr>
-                          <w:sz w:val="20"/>
-                        </w:rPr>
-                        <w:t>Project</w:t>
-                      </w:r>
-                      <w:r>
-                        <w:rPr>
-                          <w:spacing w:val="-5"/>
-                          <w:sz w:val="20"/>
-                        </w:rPr>
-                        <w:t> </w:t>
-                      </w:r>
-                      <w:r>
-                        <w:rPr>
-                          <w:sz w:val="20"/>
-                        </w:rPr>
-                        <w:t>Team</w:t>
-                      </w:r>
-                      <w:r>
-                        <w:rPr>
-                          <w:spacing w:val="-8"/>
-                          <w:sz w:val="20"/>
-                        </w:rPr>
-                        <w:t> </w:t>
-                      </w:r>
-                      <w:r>
-                        <w:rPr>
-                          <w:sz w:val="20"/>
-                        </w:rPr>
-                        <w:t>Members</w:t>
-                      </w:r>
-                    </w:p>
-                  </w:tc>
-                </w:tr>
-                <w:tr>
-                  <w:trPr>
-                    <w:trHeight w:val="676" w:hRule="atLeast"/>
-                  </w:trPr>
-                  <w:tc>
-                    <w:tcPr>
-                      <w:tcW w:w="4502" w:type="dxa"/>
-                      <w:vMerge/>
-                      <w:tcBorders>
-                        <w:top w:val="nil"/>
-                      </w:tcBorders>
-                    </w:tcPr>
-                    <w:p>
-                      <w:pPr>
-                        <w:rPr>
-                          <w:sz w:val="2"/>
-                          <w:szCs w:val="2"/>
-                        </w:rPr>
-                      </w:pPr>
-                    </w:p>
-                  </w:tc>
-                  <w:tc>
-                    <w:tcPr>
-                      <w:tcW w:w="4953" w:type="dxa"/>
-                    </w:tcPr>
-                    <w:p>
-                      <w:pPr>
-                        <w:pStyle w:val="TableParagraph"/>
-                        <w:spacing w:before="110"/>
-                        <w:rPr>
-                          <w:b/>
-                          <w:sz w:val="20"/>
-                        </w:rPr>
-                      </w:pPr>
-                      <w:r>
-                        <w:rPr>
-                          <w:b/>
-                          <w:sz w:val="20"/>
-                        </w:rPr>
-                        <w:t>Document</w:t>
-                      </w:r>
-                      <w:r>
-                        <w:rPr>
-                          <w:b/>
-                          <w:spacing w:val="-7"/>
-                          <w:sz w:val="20"/>
-                        </w:rPr>
-                        <w:t> </w:t>
-                      </w:r>
-                      <w:r>
-                        <w:rPr>
-                          <w:b/>
-                          <w:sz w:val="20"/>
-                        </w:rPr>
-                        <w:t>Number</w:t>
-                      </w:r>
-                      <w:r>
-                        <w:rPr>
-                          <w:b/>
-                          <w:spacing w:val="-7"/>
-                          <w:sz w:val="20"/>
-                        </w:rPr>
-                        <w:t> </w:t>
-                      </w:r>
-                      <w:r>
-                        <w:rPr>
-                          <w:b/>
-                          <w:sz w:val="20"/>
-                        </w:rPr>
-                        <w:t>and</w:t>
-                      </w:r>
-                      <w:r>
-                        <w:rPr>
-                          <w:b/>
-                          <w:spacing w:val="-6"/>
-                          <w:sz w:val="20"/>
-                        </w:rPr>
-                        <w:t> </w:t>
-                      </w:r>
-                      <w:r>
-                        <w:rPr>
-                          <w:b/>
-                          <w:spacing w:val="-2"/>
-                          <w:sz w:val="20"/>
-                        </w:rPr>
-                        <w:t>Revision:</w:t>
-                      </w:r>
-                    </w:p>
-                    <w:p>
-                      <w:pPr>
-                        <w:pStyle w:val="TableParagraph"/>
-                        <w:spacing w:before="67"/>
-                        <w:rPr>
-                          <w:sz w:val="20"/>
-                        </w:rPr>
-                      </w:pPr>
-                      <w:r>
-                        <w:rPr>
-                          <w:sz w:val="20"/>
-                        </w:rPr>
-                        <w:t>CS_WI_MS005</w:t>
-                      </w:r>
-                      <w:r>
-                        <w:rPr>
-                          <w:spacing w:val="-11"/>
-                          <w:sz w:val="20"/>
-                        </w:rPr>
-                        <w:t> </w:t>
-                      </w:r>
-                      <w:r>
-                        <w:rPr>
-                          <w:sz w:val="20"/>
-                        </w:rPr>
-                        <w:t>Revision</w:t>
-                      </w:r>
-                      <w:r>
-                        <w:rPr>
-                          <w:spacing w:val="-6"/>
-                          <w:sz w:val="20"/>
-                        </w:rPr>
-                        <w:t> </w:t>
-                      </w:r>
-                      <w:r>
-                        <w:rPr>
-                          <w:spacing w:val="-5"/>
-                          <w:sz w:val="20"/>
-                        </w:rPr>
-                        <w:t>10</w:t>
-                      </w:r>
-                    </w:p>
-                  </w:tc>
-                </w:tr>
-              </w:tbl>
-              <w:p>
-                <w:pPr>
-                  <w:pStyle w:val="BodyText"/>
-                </w:pPr>
-              </w:p>
-            </w:txbxContent>
-          </v:textbox>
-          <w10:wrap type="none"/>
-        </v:shape>
-      </w:pict>
     </w:r>
     <w:r>
       <w:rPr/>
-      <w:drawing>
-        <wp:anchor distT="0" distB="0" distL="0" distR="0" allowOverlap="1" layoutInCell="1" locked="0" behindDoc="1" simplePos="0" relativeHeight="487127040">
-          <wp:simplePos x="0" y="0"/>
-          <wp:positionH relativeFrom="page">
-            <wp:posOffset>1262491</wp:posOffset>
-          </wp:positionH>
-          <wp:positionV relativeFrom="page">
-            <wp:posOffset>815681</wp:posOffset>
-          </wp:positionV>
-          <wp:extent cx="2001261" cy="366404"/>
-          <wp:effectExtent l="0" t="0" r="0" b="0"/>
-          <wp:wrapNone/>
-          <wp:docPr id="5" name="image1.png"/>
-          <wp:cNvGraphicFramePr>
-            <a:graphicFrameLocks noChangeAspect="1"/>
-          </wp:cNvGraphicFramePr>
-          <a:graphic>
-            <a:graphicData uri="http://schemas.openxmlformats.org/drawingml/2006/picture">
-              <pic:pic>
-                <pic:nvPicPr>
-                  <pic:cNvPr id="6" name="image1.png"/>
-                  <pic:cNvPicPr/>
-                </pic:nvPicPr>
-                <pic:blipFill>
-                  <a:blip r:embed="rId1" cstate="print"/>
-                  <a:stretch>
-                    <a:fillRect/>
-                  </a:stretch>
-                </pic:blipFill>
-                <pic:spPr>
-                  <a:xfrm>
-                    <a:off x="0" y="0"/>
-                    <a:ext cx="2001261" cy="366404"/>
-                  </a:xfrm>
-                  <a:prstGeom prst="rect">
-                    <a:avLst/>
-                  </a:prstGeom>
-                </pic:spPr>
-              </pic:pic>
-            </a:graphicData>
-          </a:graphic>
-        </wp:anchor>
-      </w:drawing>
     </w:r>
     <w:r>
       <w:rPr/>
-      <w:pict>
-        <v:rect style="position:absolute;margin-left:70.559998pt;margin-top:131.76001pt;width:427.67999pt;height:.48pt;mso-position-horizontal-relative:page;mso-position-vertical-relative:page;z-index:-16188928" id="docshape7" filled="true" fillcolor="#4e81bd" stroked="false">
-          <v:fill type="solid"/>
-          <w10:wrap type="none"/>
-        </v:rect>
-      </w:pict>
     </w:r>
     <w:r>
       <w:rPr/>
-      <w:pict>
-        <v:rect style="position:absolute;margin-left:70.559998pt;margin-top:175.200012pt;width:427.67999pt;height:.48pt;mso-position-horizontal-relative:page;mso-position-vertical-relative:page;z-index:-16188416" id="docshape8" filled="true" fillcolor="#4e81bd" stroked="false">
-          <v:fill type="solid"/>
-          <w10:wrap type="none"/>
-        </v:rect>
-      </w:pict>
     </w:r>
   </w:p>
 </w:hdr>
@@ -19680,383 +14050,15 @@
     </w:pPr>
     <w:r>
       <w:rPr/>
-      <w:pict>
-        <v:shape style="position:absolute;margin-left:66.360001pt;margin-top:36pt;width:479.3pt;height:83pt;mso-position-horizontal-relative:page;mso-position-vertical-relative:page;z-index:15730688" type="#_x0000_t202" id="docshape60" filled="false" stroked="false">
-          <v:textbox inset="0,0,0,0">
-            <w:txbxContent>
-              <w:tbl>
-                <w:tblPr>
-                  <w:tblW w:w="0" w:type="auto"/>
-                  <w:jc w:val="left"/>
-                  <w:tblInd w:w="65" w:type="dxa"/>
-                  <w:tblBorders>
-                    <w:top w:val="single" w:sz="4" w:space="0" w:color="000000"/>
-                    <w:left w:val="single" w:sz="4" w:space="0" w:color="000000"/>
-                    <w:bottom w:val="single" w:sz="4" w:space="0" w:color="000000"/>
-                    <w:right w:val="single" w:sz="4" w:space="0" w:color="000000"/>
-                    <w:insideH w:val="single" w:sz="4" w:space="0" w:color="000000"/>
-                    <w:insideV w:val="single" w:sz="4" w:space="0" w:color="000000"/>
-                  </w:tblBorders>
-                  <w:tblLayout w:type="fixed"/>
-                  <w:tblCellMar>
-                    <w:top w:w="0" w:type="dxa"/>
-                    <w:left w:w="0" w:type="dxa"/>
-                    <w:bottom w:w="0" w:type="dxa"/>
-                    <w:right w:w="0" w:type="dxa"/>
-                  </w:tblCellMar>
-                  <w:tblLook w:val="01E0"/>
-                </w:tblPr>
-                <w:tblGrid>
-                  <w:gridCol w:w="4502"/>
-                  <w:gridCol w:w="4953"/>
-                </w:tblGrid>
-                <w:tr>
-                  <w:trPr>
-                    <w:trHeight w:val="954" w:hRule="atLeast"/>
-                  </w:trPr>
-                  <w:tc>
-                    <w:tcPr>
-                      <w:tcW w:w="4502" w:type="dxa"/>
-                      <w:vMerge w:val="restart"/>
-                    </w:tcPr>
-                    <w:p>
-                      <w:pPr>
-                        <w:pStyle w:val="TableParagraph"/>
-                        <w:ind w:left="0"/>
-                        <w:rPr>
-                          <w:rFonts w:ascii="Times New Roman"/>
-                          <w:sz w:val="18"/>
-                        </w:rPr>
-                      </w:pPr>
-                    </w:p>
-                  </w:tc>
-                  <w:tc>
-                    <w:tcPr>
-                      <w:tcW w:w="4953" w:type="dxa"/>
-                    </w:tcPr>
-                    <w:p>
-                      <w:pPr>
-                        <w:pStyle w:val="TableParagraph"/>
-                        <w:spacing w:before="158"/>
-                        <w:rPr>
-                          <w:b/>
-                          <w:sz w:val="20"/>
-                        </w:rPr>
-                      </w:pPr>
-                      <w:r>
-                        <w:rPr>
-                          <w:b/>
-                          <w:sz w:val="20"/>
-                        </w:rPr>
-                        <w:t>Document</w:t>
-                      </w:r>
-                      <w:r>
-                        <w:rPr>
-                          <w:b/>
-                          <w:spacing w:val="-8"/>
-                          <w:sz w:val="20"/>
-                        </w:rPr>
-                        <w:t> </w:t>
-                      </w:r>
-                      <w:r>
-                        <w:rPr>
-                          <w:b/>
-                          <w:spacing w:val="-2"/>
-                          <w:sz w:val="20"/>
-                        </w:rPr>
-                        <w:t>Title:</w:t>
-                      </w:r>
-                    </w:p>
-                    <w:p>
-                      <w:pPr>
-                        <w:pStyle w:val="TableParagraph"/>
-                        <w:spacing w:line="235" w:lineRule="auto" w:before="8"/>
-                        <w:ind w:right="44"/>
-                        <w:rPr>
-                          <w:sz w:val="20"/>
-                        </w:rPr>
-                      </w:pPr>
-                      <w:r>
-                        <w:rPr>
-                          <w:sz w:val="20"/>
-                        </w:rPr>
-                        <w:t>Therapeutic Medical Advisor Contacts with Investigator</w:t>
-                      </w:r>
-                      <w:r>
-                        <w:rPr>
-                          <w:spacing w:val="-8"/>
-                          <w:sz w:val="20"/>
-                        </w:rPr>
-                        <w:t> </w:t>
-                      </w:r>
-                      <w:r>
-                        <w:rPr>
-                          <w:sz w:val="20"/>
-                        </w:rPr>
-                        <w:t>Sites</w:t>
-                      </w:r>
-                      <w:r>
-                        <w:rPr>
-                          <w:spacing w:val="-8"/>
-                          <w:sz w:val="20"/>
-                        </w:rPr>
-                        <w:t> </w:t>
-                      </w:r>
-                      <w:r>
-                        <w:rPr>
-                          <w:sz w:val="20"/>
-                        </w:rPr>
-                        <w:t>and</w:t>
-                      </w:r>
-                      <w:r>
-                        <w:rPr>
-                          <w:spacing w:val="-8"/>
-                          <w:sz w:val="20"/>
-                        </w:rPr>
-                        <w:t> </w:t>
-                      </w:r>
-                      <w:r>
-                        <w:rPr>
-                          <w:sz w:val="20"/>
-                        </w:rPr>
-                        <w:t>Project</w:t>
-                      </w:r>
-                      <w:r>
-                        <w:rPr>
-                          <w:spacing w:val="-5"/>
-                          <w:sz w:val="20"/>
-                        </w:rPr>
-                        <w:t> </w:t>
-                      </w:r>
-                      <w:r>
-                        <w:rPr>
-                          <w:sz w:val="20"/>
-                        </w:rPr>
-                        <w:t>Team</w:t>
-                      </w:r>
-                      <w:r>
-                        <w:rPr>
-                          <w:spacing w:val="-8"/>
-                          <w:sz w:val="20"/>
-                        </w:rPr>
-                        <w:t> </w:t>
-                      </w:r>
-                      <w:r>
-                        <w:rPr>
-                          <w:sz w:val="20"/>
-                        </w:rPr>
-                        <w:t>Members</w:t>
-                      </w:r>
-                    </w:p>
-                  </w:tc>
-                </w:tr>
-                <w:tr>
-                  <w:trPr>
-                    <w:trHeight w:val="676" w:hRule="atLeast"/>
-                  </w:trPr>
-                  <w:tc>
-                    <w:tcPr>
-                      <w:tcW w:w="4502" w:type="dxa"/>
-                      <w:vMerge/>
-                      <w:tcBorders>
-                        <w:top w:val="nil"/>
-                      </w:tcBorders>
-                    </w:tcPr>
-                    <w:p>
-                      <w:pPr>
-                        <w:rPr>
-                          <w:sz w:val="2"/>
-                          <w:szCs w:val="2"/>
-                        </w:rPr>
-                      </w:pPr>
-                    </w:p>
-                  </w:tc>
-                  <w:tc>
-                    <w:tcPr>
-                      <w:tcW w:w="4953" w:type="dxa"/>
-                    </w:tcPr>
-                    <w:p>
-                      <w:pPr>
-                        <w:pStyle w:val="TableParagraph"/>
-                        <w:spacing w:before="110"/>
-                        <w:rPr>
-                          <w:b/>
-                          <w:sz w:val="20"/>
-                        </w:rPr>
-                      </w:pPr>
-                      <w:r>
-                        <w:rPr>
-                          <w:b/>
-                          <w:sz w:val="20"/>
-                        </w:rPr>
-                        <w:t>Document</w:t>
-                      </w:r>
-                      <w:r>
-                        <w:rPr>
-                          <w:b/>
-                          <w:spacing w:val="-7"/>
-                          <w:sz w:val="20"/>
-                        </w:rPr>
-                        <w:t> </w:t>
-                      </w:r>
-                      <w:r>
-                        <w:rPr>
-                          <w:b/>
-                          <w:sz w:val="20"/>
-                        </w:rPr>
-                        <w:t>Number</w:t>
-                      </w:r>
-                      <w:r>
-                        <w:rPr>
-                          <w:b/>
-                          <w:spacing w:val="-7"/>
-                          <w:sz w:val="20"/>
-                        </w:rPr>
-                        <w:t> </w:t>
-                      </w:r>
-                      <w:r>
-                        <w:rPr>
-                          <w:b/>
-                          <w:sz w:val="20"/>
-                        </w:rPr>
-                        <w:t>and</w:t>
-                      </w:r>
-                      <w:r>
-                        <w:rPr>
-                          <w:b/>
-                          <w:spacing w:val="-6"/>
-                          <w:sz w:val="20"/>
-                        </w:rPr>
-                        <w:t> </w:t>
-                      </w:r>
-                      <w:r>
-                        <w:rPr>
-                          <w:b/>
-                          <w:spacing w:val="-2"/>
-                          <w:sz w:val="20"/>
-                        </w:rPr>
-                        <w:t>Revision:</w:t>
-                      </w:r>
-                    </w:p>
-                    <w:p>
-                      <w:pPr>
-                        <w:pStyle w:val="TableParagraph"/>
-                        <w:spacing w:before="67"/>
-                        <w:rPr>
-                          <w:sz w:val="20"/>
-                        </w:rPr>
-                      </w:pPr>
-                      <w:r>
-                        <w:rPr>
-                          <w:sz w:val="20"/>
-                        </w:rPr>
-                        <w:t>CS_WI_MS005</w:t>
-                      </w:r>
-                      <w:r>
-                        <w:rPr>
-                          <w:spacing w:val="-11"/>
-                          <w:sz w:val="20"/>
-                        </w:rPr>
-                        <w:t> </w:t>
-                      </w:r>
-                      <w:r>
-                        <w:rPr>
-                          <w:sz w:val="20"/>
-                        </w:rPr>
-                        <w:t>Revision</w:t>
-                      </w:r>
-                      <w:r>
-                        <w:rPr>
-                          <w:spacing w:val="-6"/>
-                          <w:sz w:val="20"/>
-                        </w:rPr>
-                        <w:t> </w:t>
-                      </w:r>
-                      <w:r>
-                        <w:rPr>
-                          <w:spacing w:val="-5"/>
-                          <w:sz w:val="20"/>
-                        </w:rPr>
-                        <w:t>10</w:t>
-                      </w:r>
-                    </w:p>
-                  </w:tc>
-                </w:tr>
-              </w:tbl>
-              <w:p>
-                <w:pPr>
-                  <w:pStyle w:val="BodyText"/>
-                </w:pPr>
-              </w:p>
-            </w:txbxContent>
-          </v:textbox>
-          <w10:wrap type="none"/>
-        </v:shape>
-      </w:pict>
     </w:r>
     <w:r>
       <w:rPr/>
-      <w:drawing>
-        <wp:anchor distT="0" distB="0" distL="0" distR="0" allowOverlap="1" layoutInCell="1" locked="0" behindDoc="1" simplePos="0" relativeHeight="487129600">
-          <wp:simplePos x="0" y="0"/>
-          <wp:positionH relativeFrom="page">
-            <wp:posOffset>1262491</wp:posOffset>
-          </wp:positionH>
-          <wp:positionV relativeFrom="page">
-            <wp:posOffset>815681</wp:posOffset>
-          </wp:positionV>
-          <wp:extent cx="2001261" cy="366404"/>
-          <wp:effectExtent l="0" t="0" r="0" b="0"/>
-          <wp:wrapNone/>
-          <wp:docPr id="7" name="image1.png"/>
-          <wp:cNvGraphicFramePr>
-            <a:graphicFrameLocks noChangeAspect="1"/>
-          </wp:cNvGraphicFramePr>
-          <a:graphic>
-            <a:graphicData uri="http://schemas.openxmlformats.org/drawingml/2006/picture">
-              <pic:pic>
-                <pic:nvPicPr>
-                  <pic:cNvPr id="8" name="image1.png"/>
-                  <pic:cNvPicPr/>
-                </pic:nvPicPr>
-                <pic:blipFill>
-                  <a:blip r:embed="rId1" cstate="print"/>
-                  <a:stretch>
-                    <a:fillRect/>
-                  </a:stretch>
-                </pic:blipFill>
-                <pic:spPr>
-                  <a:xfrm>
-                    <a:off x="0" y="0"/>
-                    <a:ext cx="2001261" cy="366404"/>
-                  </a:xfrm>
-                  <a:prstGeom prst="rect">
-                    <a:avLst/>
-                  </a:prstGeom>
-                </pic:spPr>
-              </pic:pic>
-            </a:graphicData>
-          </a:graphic>
-        </wp:anchor>
-      </w:drawing>
     </w:r>
     <w:r>
       <w:rPr/>
-      <w:pict>
-        <v:rect style="position:absolute;margin-left:70.559998pt;margin-top:131.76001pt;width:427.67999pt;height:.48pt;mso-position-horizontal-relative:page;mso-position-vertical-relative:page;z-index:-16186368" id="docshape61" filled="true" fillcolor="#4e81bd" stroked="false">
-          <v:fill type="solid"/>
-          <w10:wrap type="none"/>
-        </v:rect>
-      </w:pict>
     </w:r>
     <w:r>
       <w:rPr/>
-      <w:pict>
-        <v:rect style="position:absolute;margin-left:70.559998pt;margin-top:177.599976pt;width:427.67999pt;height:.48pt;mso-position-horizontal-relative:page;mso-position-vertical-relative:page;z-index:-16185856" id="docshape62" filled="true" fillcolor="#4e81bd" stroked="false">
-          <v:fill type="solid"/>
-          <w10:wrap type="none"/>
-        </v:rect>
-      </w:pict>
     </w:r>
   </w:p>
 </w:hdr>
@@ -20071,6 +14073,36 @@
       <w:rPr>
         <w:sz w:val="2"/>
       </w:rPr>
+    </w:pPr>
+  </w:p>
+</w:hdr>
+</file>
+
+<file path=word/header5.xml><?xml version="1.0" encoding="utf-8"?>
+<w:hdr xmlns:m="http://schemas.openxmlformats.org/officeDocument/2006/math" xmlns:mc="http://schemas.openxmlformats.org/markup-compatibility/2006" xmlns:mo="http://schemas.microsoft.com/office/mac/office/2008/main" xmlns:mv="urn:schemas-microsoft-com:mac:vml" xmlns:o="urn:schemas-microsoft-com:office:office" xmlns:r="http://schemas.openxmlformats.org/officeDocument/2006/relationships" xmlns:v="urn:schemas-microsoft-com:vml" xmlns:w10="urn:schemas-microsoft-com:office:word" xmlns:w14="http://schemas.microsoft.com/office/word/2010/wordml" xmlns:w="http://schemas.openxmlformats.org/wordprocessingml/2006/main" xmlns:wne="http://schemas.microsoft.com/office/word/2006/wordml" xmlns:wp14="http://schemas.microsoft.com/office/word/2010/wordprocessingDrawing" xmlns:wp="http://schemas.openxmlformats.org/drawingml/2006/wordprocessingDrawing" xmlns:wpc="http://schemas.microsoft.com/office/word/2010/wordprocessingCanvas" xmlns:wpg="http://schemas.microsoft.com/office/word/2010/wordprocessingGroup" xmlns:wpi="http://schemas.microsoft.com/office/word/2010/wordprocessingInk" xmlns:wps="http://schemas.microsoft.com/office/word/2010/wordprocessingShape" mc:Ignorable="w14 wp14">
+  <w:p>
+    <w:pPr>
+      <w:pStyle w:val="Header"/>
+    </w:pPr>
+  </w:p>
+</w:hdr>
+</file>
+
+<file path=word/header6.xml><?xml version="1.0" encoding="utf-8"?>
+<w:hdr xmlns:m="http://schemas.openxmlformats.org/officeDocument/2006/math" xmlns:mc="http://schemas.openxmlformats.org/markup-compatibility/2006" xmlns:mo="http://schemas.microsoft.com/office/mac/office/2008/main" xmlns:mv="urn:schemas-microsoft-com:mac:vml" xmlns:o="urn:schemas-microsoft-com:office:office" xmlns:r="http://schemas.openxmlformats.org/officeDocument/2006/relationships" xmlns:v="urn:schemas-microsoft-com:vml" xmlns:w10="urn:schemas-microsoft-com:office:word" xmlns:w14="http://schemas.microsoft.com/office/word/2010/wordml" xmlns:w="http://schemas.openxmlformats.org/wordprocessingml/2006/main" xmlns:wne="http://schemas.microsoft.com/office/word/2006/wordml" xmlns:wp14="http://schemas.microsoft.com/office/word/2010/wordprocessingDrawing" xmlns:wp="http://schemas.openxmlformats.org/drawingml/2006/wordprocessingDrawing" xmlns:wpc="http://schemas.microsoft.com/office/word/2010/wordprocessingCanvas" xmlns:wpg="http://schemas.microsoft.com/office/word/2010/wordprocessingGroup" xmlns:wpi="http://schemas.microsoft.com/office/word/2010/wordprocessingInk" xmlns:wps="http://schemas.microsoft.com/office/word/2010/wordprocessingShape" mc:Ignorable="w14 wp14">
+  <w:p>
+    <w:pPr>
+      <w:pStyle w:val="Header"/>
+    </w:pPr>
+  </w:p>
+</w:hdr>
+</file>
+
+<file path=word/header7.xml><?xml version="1.0" encoding="utf-8"?>
+<w:hdr xmlns:m="http://schemas.openxmlformats.org/officeDocument/2006/math" xmlns:mc="http://schemas.openxmlformats.org/markup-compatibility/2006" xmlns:mo="http://schemas.microsoft.com/office/mac/office/2008/main" xmlns:mv="urn:schemas-microsoft-com:mac:vml" xmlns:o="urn:schemas-microsoft-com:office:office" xmlns:r="http://schemas.openxmlformats.org/officeDocument/2006/relationships" xmlns:v="urn:schemas-microsoft-com:vml" xmlns:w10="urn:schemas-microsoft-com:office:word" xmlns:w14="http://schemas.microsoft.com/office/word/2010/wordml" xmlns:w="http://schemas.openxmlformats.org/wordprocessingml/2006/main" xmlns:wne="http://schemas.microsoft.com/office/word/2006/wordml" xmlns:wp14="http://schemas.microsoft.com/office/word/2010/wordprocessingDrawing" xmlns:wp="http://schemas.openxmlformats.org/drawingml/2006/wordprocessingDrawing" xmlns:wpc="http://schemas.microsoft.com/office/word/2010/wordprocessingCanvas" xmlns:wpg="http://schemas.microsoft.com/office/word/2010/wordprocessingGroup" xmlns:wpi="http://schemas.microsoft.com/office/word/2010/wordprocessingInk" xmlns:wps="http://schemas.microsoft.com/office/word/2010/wordprocessingShape" mc:Ignorable="w14 wp14">
+  <w:p>
+    <w:pPr>
+      <w:pStyle w:val="Header"/>
     </w:pPr>
   </w:p>
 </w:hdr>
